--- a/Git_course_full.docx
+++ b/Git_course_full.docx
@@ -4,7 +4,6 @@
   <w:body>
     <w:p>
       <w:pPr>
-        <w:pBdr/>
         <w:spacing/>
         <w:ind/>
         <w:jc w:val="center"/>
@@ -26,10 +25,15 @@
           <w:bCs/>
         </w:rPr>
       </w:r>
+      <w:r>
+        <w:rPr>
+          <w:b/>
+          <w:bCs/>
+        </w:rPr>
+      </w:r>
     </w:p>
     <w:p>
       <w:pPr>
-        <w:pBdr/>
         <w:spacing/>
         <w:ind/>
         <w:rPr>
@@ -39,11 +43,19 @@
       <w:r>
         <w:t xml:space="preserve">Local - Directory</w:t>
       </w:r>
-      <w:r/>
+      <w:r>
+        <w:rPr>
+          <w:highlight w:val="none"/>
+        </w:rPr>
+      </w:r>
+      <w:r>
+        <w:rPr>
+          <w:highlight w:val="none"/>
+        </w:rPr>
+      </w:r>
     </w:p>
     <w:p>
       <w:pPr>
-        <w:pBdr/>
         <w:spacing/>
         <w:ind/>
         <w:rPr>
@@ -66,11 +78,9 @@
           <w:highlight w:val="none"/>
         </w:rPr>
       </w:r>
-      <w:r/>
     </w:p>
     <w:p>
       <w:pPr>
-        <w:pBdr/>
         <w:spacing/>
         <w:ind/>
         <w:rPr>
@@ -83,11 +93,19 @@
         </w:rPr>
         <w:t xml:space="preserve">System – All the computer</w:t>
       </w:r>
-      <w:r/>
+      <w:r>
+        <w:rPr>
+          <w:highlight w:val="none"/>
+        </w:rPr>
+      </w:r>
+      <w:r>
+        <w:rPr>
+          <w:highlight w:val="none"/>
+        </w:rPr>
+      </w:r>
     </w:p>
     <w:p>
       <w:pPr>
-        <w:pBdr/>
         <w:spacing/>
         <w:ind/>
         <w:rPr>
@@ -113,14 +131,150 @@
           <w:highlight w:val="none"/>
         </w:rPr>
       </w:r>
+      <w:r>
+        <w:rPr>
+          <w:highlight w:val="none"/>
+        </w:rPr>
+      </w:r>
+    </w:p>
+    <w:p>
+      <w:pPr>
+        <w:spacing/>
+        <w:ind/>
+        <w:rPr/>
+      </w:pPr>
+      <w:r>
+        <w:rPr>
+          <w:highlight w:val="none"/>
+        </w:rPr>
+      </w:r>
+      <w:r>
+        <w:rPr>
+          <w:highlight w:val="none"/>
+        </w:rPr>
+      </w:r>
       <w:r/>
     </w:p>
     <w:p>
       <w:pPr>
-        <w:pBdr/>
         <w:spacing/>
         <w:ind/>
         <w:rPr/>
+      </w:pPr>
+      <w:r>
+        <w:t xml:space="preserve">git config --global user.name "Jamilson"</w:t>
+      </w:r>
+      <w:r/>
+    </w:p>
+    <w:p>
+      <w:pPr>
+        <w:spacing/>
+        <w:ind/>
+        <w:rPr/>
+      </w:pPr>
+      <w:r>
+        <w:t xml:space="preserve">git config --global user.email "jamil0713@live.com"</w:t>
+      </w:r>
+      <w:r/>
+    </w:p>
+    <w:p>
+      <w:pPr>
+        <w:spacing/>
+        <w:ind/>
+        <w:rPr/>
+      </w:pPr>
+      <w:r>
+        <w:t xml:space="preserve">git config --global core.editor "code --wait"</w:t>
+      </w:r>
+      <w:r/>
+    </w:p>
+    <w:p>
+      <w:pPr>
+        <w:spacing/>
+        <w:ind/>
+        <w:rPr/>
+      </w:pPr>
+      <w:r>
+        <w:t xml:space="preserve">git config --global core.autocrlf input (in Linux y mac)</w:t>
+      </w:r>
+      <w:r/>
+    </w:p>
+    <w:p>
+      <w:pPr>
+        <w:spacing/>
+        <w:ind/>
+        <w:rPr>
+          <w:highlight w:val="none"/>
+        </w:rPr>
+      </w:pPr>
+      <w:r>
+        <w:t xml:space="preserve">git config --global core.autocrlf true</w:t>
+      </w:r>
+      <w:r>
+        <w:t xml:space="preserve"> (in windows) </w:t>
+      </w:r>
+      <w:r>
+        <w:rPr>
+          <w:highlight w:val="none"/>
+        </w:rPr>
+      </w:r>
+      <w:r>
+        <w:rPr>
+          <w:highlight w:val="none"/>
+        </w:rPr>
+      </w:r>
+    </w:p>
+    <w:p>
+      <w:pPr>
+        <w:spacing/>
+        <w:ind/>
+        <w:rPr>
+          <w:highlight w:val="none"/>
+        </w:rPr>
+      </w:pPr>
+      <w:r>
+        <w:t xml:space="preserve">git config --global --list</w:t>
+      </w:r>
+      <w:r>
+        <w:rPr>
+          <w:highlight w:val="none"/>
+        </w:rPr>
+      </w:r>
+      <w:r>
+        <w:rPr>
+          <w:highlight w:val="none"/>
+        </w:rPr>
+      </w:r>
+    </w:p>
+    <w:p>
+      <w:pPr>
+        <w:spacing/>
+        <w:ind/>
+        <w:rPr/>
+      </w:pPr>
+      <w:r>
+        <w:t xml:space="preserve"> </w:t>
+      </w:r>
+      <w:r>
+        <w:rPr>
+          <w:highlight w:val="none"/>
+        </w:rPr>
+        <w:t xml:space="preserve">git init</w:t>
+      </w:r>
+      <w:r>
+        <w:rPr>
+          <w:highlight w:val="none"/>
+        </w:rPr>
+      </w:r>
+      <w:r/>
+    </w:p>
+    <w:p>
+      <w:pPr>
+        <w:spacing/>
+        <w:ind/>
+        <w:rPr>
+          <w:highlight w:val="none"/>
+        </w:rPr>
       </w:pPr>
       <w:r>
         <w:rPr>
@@ -140,169 +294,6 @@
     </w:p>
     <w:p>
       <w:pPr>
-        <w:pBdr/>
-        <w:spacing/>
-        <w:ind/>
-        <w:rPr/>
-      </w:pPr>
-      <w:r>
-        <w:t xml:space="preserve">git config --global user.name "Jamilson"</w:t>
-      </w:r>
-      <w:r/>
-    </w:p>
-    <w:p>
-      <w:pPr>
-        <w:pBdr/>
-        <w:spacing/>
-        <w:ind/>
-        <w:rPr/>
-      </w:pPr>
-      <w:r>
-        <w:t xml:space="preserve">git config --global user.email "jamil0713@live.com"</w:t>
-      </w:r>
-      <w:r/>
-    </w:p>
-    <w:p>
-      <w:pPr>
-        <w:pBdr/>
-        <w:spacing/>
-        <w:ind/>
-        <w:rPr/>
-      </w:pPr>
-      <w:r>
-        <w:t xml:space="preserve">git config --global core.editor "code --wait"</w:t>
-      </w:r>
-      <w:r/>
-    </w:p>
-    <w:p>
-      <w:pPr>
-        <w:pBdr/>
-        <w:spacing/>
-        <w:ind/>
-        <w:rPr/>
-      </w:pPr>
-      <w:r>
-        <w:t xml:space="preserve">git config --global core.autocrlf input (in Linux y mac)</w:t>
-      </w:r>
-      <w:r/>
-    </w:p>
-    <w:p>
-      <w:pPr>
-        <w:pBdr/>
-        <w:spacing/>
-        <w:ind/>
-        <w:rPr>
-          <w:highlight w:val="none"/>
-        </w:rPr>
-      </w:pPr>
-      <w:r>
-        <w:t xml:space="preserve">git config --global core.autocrlf true</w:t>
-      </w:r>
-      <w:r>
-        <w:t xml:space="preserve"> (in windows) </w:t>
-      </w:r>
-      <w:r>
-        <w:rPr>
-          <w:highlight w:val="none"/>
-        </w:rPr>
-      </w:r>
-    </w:p>
-    <w:p>
-      <w:pPr>
-        <w:pBdr/>
-        <w:spacing/>
-        <w:ind/>
-        <w:rPr>
-          <w:highlight w:val="none"/>
-        </w:rPr>
-      </w:pPr>
-      <w:r>
-        <w:t xml:space="preserve">git config --global --list</w:t>
-      </w:r>
-      <w:r/>
-    </w:p>
-    <w:p>
-      <w:pPr>
-        <w:pBdr/>
-        <w:spacing/>
-        <w:ind/>
-        <w:rPr/>
-      </w:pPr>
-      <w:r/>
-      <w:r>
-        <w:t xml:space="preserve"> </w:t>
-      </w:r>
-      <w:r>
-        <w:rPr>
-          <w:highlight w:val="none"/>
-        </w:rPr>
-        <w:t xml:space="preserve">git init</w:t>
-      </w:r>
-      <w:r>
-        <w:rPr>
-          <w:highlight w:val="none"/>
-        </w:rPr>
-      </w:r>
-      <w:r>
-        <w:rPr>
-          <w:highlight w:val="none"/>
-        </w:rPr>
-      </w:r>
-      <w:r>
-        <w:rPr>
-          <w:highlight w:val="none"/>
-        </w:rPr>
-      </w:r>
-      <w:r>
-        <w:rPr>
-          <w:highlight w:val="none"/>
-        </w:rPr>
-      </w:r>
-      <w:r>
-        <w:rPr>
-          <w:highlight w:val="none"/>
-        </w:rPr>
-      </w:r>
-      <w:r>
-        <w:rPr>
-          <w:highlight w:val="none"/>
-        </w:rPr>
-      </w:r>
-      <w:r>
-        <w:rPr>
-          <w:highlight w:val="none"/>
-        </w:rPr>
-      </w:r>
-      <w:r/>
-    </w:p>
-    <w:p>
-      <w:pPr>
-        <w:pBdr/>
-        <w:spacing/>
-        <w:ind/>
-        <w:rPr>
-          <w:highlight w:val="none"/>
-        </w:rPr>
-      </w:pPr>
-      <w:r>
-        <w:rPr>
-          <w:highlight w:val="none"/>
-        </w:rPr>
-      </w:r>
-      <w:r>
-        <w:rPr>
-          <w:highlight w:val="none"/>
-        </w:rPr>
-      </w:r>
-      <w:r>
-        <w:rPr>
-          <w:highlight w:val="none"/>
-        </w:rPr>
-      </w:r>
-    </w:p>
-    <w:p>
-      <w:pPr>
-        <w:pBdr/>
         <w:spacing/>
         <w:ind/>
         <w:rPr>
@@ -328,7 +319,6 @@
     </w:p>
     <w:p>
       <w:pPr>
-        <w:pBdr/>
         <w:spacing/>
         <w:ind/>
         <w:rPr>
@@ -346,10 +336,14 @@
           <w:highlight w:val="none"/>
         </w:rPr>
       </w:r>
+      <w:r>
+        <w:rPr>
+          <w:highlight w:val="none"/>
+        </w:rPr>
+      </w:r>
     </w:p>
     <w:p>
       <w:pPr>
-        <w:pBdr/>
         <w:spacing/>
         <w:ind/>
         <w:rPr>
@@ -375,7 +369,6 @@
     </w:p>
     <w:p>
       <w:pPr>
-        <w:pBdr/>
         <w:spacing/>
         <w:ind/>
         <w:rPr/>
@@ -391,15 +384,10 @@
           <w:highlight w:val="none"/>
         </w:rPr>
       </w:r>
-      <w:r>
-        <w:rPr>
-          <w:highlight w:val="none"/>
-        </w:rPr>
-      </w:r>
+      <w:r/>
     </w:p>
     <w:p>
       <w:pPr>
-        <w:pBdr/>
         <w:spacing/>
         <w:ind/>
         <w:rPr>
@@ -423,10 +411,14 @@
           <w:highlight w:val="none"/>
         </w:rPr>
       </w:r>
+      <w:r>
+        <w:rPr>
+          <w:highlight w:val="none"/>
+        </w:rPr>
+      </w:r>
     </w:p>
     <w:p>
       <w:pPr>
-        <w:pBdr/>
         <w:spacing/>
         <w:ind/>
         <w:rPr>
@@ -444,10 +436,14 @@
           <w:highlight w:val="none"/>
         </w:rPr>
       </w:r>
+      <w:r>
+        <w:rPr>
+          <w:highlight w:val="none"/>
+        </w:rPr>
+      </w:r>
     </w:p>
     <w:p>
       <w:pPr>
-        <w:pBdr/>
         <w:spacing/>
         <w:ind/>
         <w:rPr>
@@ -473,7 +469,6 @@
     </w:p>
     <w:p>
       <w:pPr>
-        <w:pBdr/>
         <w:spacing/>
         <w:ind/>
         <w:rPr>
@@ -499,7 +494,6 @@
     </w:p>
     <w:p>
       <w:pPr>
-        <w:pBdr/>
         <w:spacing/>
         <w:ind/>
         <w:rPr>
@@ -517,10 +511,14 @@
           <w:highlight w:val="none"/>
         </w:rPr>
       </w:r>
+      <w:r>
+        <w:rPr>
+          <w:highlight w:val="none"/>
+        </w:rPr>
+      </w:r>
     </w:p>
     <w:p>
       <w:pPr>
-        <w:pBdr/>
         <w:spacing/>
         <w:ind/>
         <w:rPr>
@@ -546,18 +544,12 @@
     </w:p>
     <w:p>
       <w:pPr>
-        <w:pBdr/>
         <w:spacing/>
         <w:ind/>
         <w:rPr>
           <w:highlight w:val="none"/>
         </w:rPr>
       </w:pPr>
-      <w:r>
-        <w:rPr>
-          <w:highlight w:val="none"/>
-        </w:rPr>
-      </w:r>
       <w:r>
         <w:rPr>
           <w:highlight w:val="none"/>
@@ -579,15 +571,20 @@
           <w:highlight w:val="none"/>
         </w:rPr>
       </w:r>
+    </w:p>
+    <w:p>
+      <w:pPr>
+        <w:spacing/>
+        <w:ind/>
+        <w:rPr>
+          <w:highlight w:val="none"/>
+        </w:rPr>
+      </w:pPr>
       <w:r>
         <w:rPr>
           <w:highlight w:val="none"/>
         </w:rPr>
-      </w:r>
-      <w:r>
-        <w:rPr>
-          <w:highlight w:val="none"/>
-        </w:rPr>
+        <w:t xml:space="preserve">Git status</w:t>
       </w:r>
       <w:r>
         <w:rPr>
@@ -602,28 +599,6 @@
     </w:p>
     <w:p>
       <w:pPr>
-        <w:pBdr/>
-        <w:spacing/>
-        <w:ind/>
-        <w:rPr>
-          <w:highlight w:val="none"/>
-        </w:rPr>
-      </w:pPr>
-      <w:r>
-        <w:rPr>
-          <w:highlight w:val="none"/>
-        </w:rPr>
-        <w:t xml:space="preserve">Git status</w:t>
-      </w:r>
-      <w:r>
-        <w:rPr>
-          <w:highlight w:val="none"/>
-        </w:rPr>
-      </w:r>
-    </w:p>
-    <w:p>
-      <w:pPr>
-        <w:pBdr/>
         <w:spacing/>
         <w:ind/>
         <w:rPr>
@@ -649,7 +624,6 @@
     </w:p>
     <w:p>
       <w:pPr>
-        <w:pBdr/>
         <w:spacing/>
         <w:ind/>
         <w:rPr>
@@ -673,10 +647,14 @@
           <w:highlight w:val="none"/>
         </w:rPr>
       </w:r>
+      <w:r>
+        <w:rPr>
+          <w:highlight w:val="none"/>
+        </w:rPr>
+      </w:r>
     </w:p>
     <w:p>
       <w:pPr>
-        <w:pBdr/>
         <w:spacing/>
         <w:ind/>
         <w:rPr>
@@ -711,25 +689,9 @@
           <w:highlight w:val="none"/>
         </w:rPr>
       </w:r>
-      <w:r>
-        <w:rPr>
-          <w:highlight w:val="none"/>
-        </w:rPr>
-      </w:r>
-      <w:r>
-        <w:rPr>
-          <w:highlight w:val="none"/>
-        </w:rPr>
-      </w:r>
-      <w:r>
-        <w:rPr>
-          <w:highlight w:val="none"/>
-        </w:rPr>
-      </w:r>
     </w:p>
     <w:p>
       <w:pPr>
-        <w:pBdr/>
         <w:spacing/>
         <w:ind/>
         <w:rPr>
@@ -760,7 +722,6 @@
     </w:p>
     <w:p>
       <w:pPr>
-        <w:pBdr/>
         <w:spacing/>
         <w:ind/>
         <w:rPr>
@@ -778,10 +739,14 @@
           <w:highlight w:val="none"/>
         </w:rPr>
       </w:r>
+      <w:r>
+        <w:rPr>
+          <w:highlight w:val="none"/>
+        </w:rPr>
+      </w:r>
     </w:p>
     <w:p>
       <w:pPr>
-        <w:pBdr/>
         <w:spacing/>
         <w:ind/>
         <w:rPr>
@@ -817,21 +782,20 @@
           <w:highlight w:val="none"/>
         </w:rPr>
       </w:r>
-    </w:p>
-    <w:p>
-      <w:pPr>
-        <w:pBdr/>
-        <w:spacing/>
-        <w:ind/>
-        <w:rPr>
-          <w:highlight w:val="none"/>
-        </w:rPr>
-      </w:pPr>
       <w:r>
         <w:rPr>
           <w:highlight w:val="none"/>
         </w:rPr>
       </w:r>
+    </w:p>
+    <w:p>
+      <w:pPr>
+        <w:spacing/>
+        <w:ind/>
+        <w:rPr>
+          <w:highlight w:val="none"/>
+        </w:rPr>
+      </w:pPr>
       <w:r>
         <w:rPr>
           <w:highlight w:val="none"/>
@@ -865,7 +829,6 @@
     </w:p>
     <w:p>
       <w:pPr>
-        <w:pBdr/>
         <w:spacing/>
         <w:ind/>
         <w:rPr>
@@ -876,6 +839,18 @@
         <w:rPr>
           <w:highlight w:val="none"/>
         </w:rPr>
+      </w:r>
+      <w:r>
+        <w:rPr>
+          <w:highlight w:val="none"/>
+        </w:rPr>
+        <w:t xml:space="preserve">Rm file_name</w:t>
+      </w:r>
+      <w:r>
+        <w:rPr>
+          <w:highlight w:val="none"/>
+        </w:rPr>
+        <w:t xml:space="preserve"> </w:t>
       </w:r>
       <w:r>
         <w:rPr>
@@ -887,28 +862,9 @@
           <w:highlight w:val="none"/>
         </w:rPr>
       </w:r>
-      <w:r>
-        <w:rPr>
-          <w:highlight w:val="none"/>
-        </w:rPr>
-        <w:t xml:space="preserve">Rm file_name</w:t>
-      </w:r>
-      <w:r/>
-      <w:r>
-        <w:rPr>
-          <w:highlight w:val="none"/>
-        </w:rPr>
-        <w:t xml:space="preserve"> </w:t>
-      </w:r>
-      <w:r>
-        <w:rPr>
-          <w:highlight w:val="none"/>
-        </w:rPr>
-      </w:r>
     </w:p>
     <w:p>
       <w:pPr>
-        <w:pBdr/>
         <w:spacing/>
         <w:ind/>
         <w:rPr>
@@ -934,7 +890,6 @@
     </w:p>
     <w:p>
       <w:pPr>
-        <w:pBdr/>
         <w:spacing/>
         <w:ind/>
         <w:rPr>
@@ -956,12 +911,12 @@
         <w:rPr>
           <w:highlight w:val="none"/>
         </w:rPr>
+        <w:t xml:space="preserve">) but if we insert the next command</w:t>
       </w:r>
       <w:r>
         <w:rPr>
           <w:highlight w:val="none"/>
         </w:rPr>
-        <w:t xml:space="preserve">) but if we insert the next command</w:t>
       </w:r>
       <w:r>
         <w:rPr>
@@ -971,7 +926,6 @@
     </w:p>
     <w:p>
       <w:pPr>
-        <w:pBdr/>
         <w:spacing/>
         <w:ind/>
         <w:rPr>
@@ -1003,7 +957,6 @@
     </w:p>
     <w:p>
       <w:pPr>
-        <w:pBdr/>
         <w:spacing/>
         <w:ind/>
         <w:rPr>
@@ -1014,7 +967,20 @@
         <w:rPr>
           <w:highlight w:val="none"/>
         </w:rPr>
-        <w:t xml:space="preserve">Git commit –m </w:t>
+        <w:t xml:space="preserve">Git </w:t>
+      </w:r>
+      <w:r>
+        <w:rPr>
+          <w:rFonts w:ascii="arial" w:hAnsi="arial" w:eastAsia="arial" w:cs="arial"/>
+          <w:highlight w:val="none"/>
+        </w:rPr>
+        <w:t xml:space="preserve">commit </w:t>
+      </w:r>
+      <w:r>
+        <w:rPr>
+          <w:highlight w:val="none"/>
+        </w:rPr>
+        <w:t xml:space="preserve">–m </w:t>
       </w:r>
       <w:r>
         <w:rPr>
@@ -1041,7 +1007,6 @@
     </w:p>
     <w:p>
       <w:pPr>
-        <w:pBdr/>
         <w:spacing/>
         <w:ind/>
         <w:rPr>
@@ -1066,7 +1031,6 @@
     </w:p>
     <w:p>
       <w:pPr>
-        <w:pBdr/>
         <w:spacing/>
         <w:ind/>
         <w:rPr>
@@ -1091,7 +1055,6 @@
     </w:p>
     <w:p>
       <w:pPr>
-        <w:pBdr/>
         <w:spacing/>
         <w:ind/>
         <w:rPr>
@@ -1109,10 +1072,14 @@
           <w:highlight w:val="none"/>
         </w:rPr>
       </w:r>
+      <w:r>
+        <w:rPr>
+          <w:highlight w:val="none"/>
+        </w:rPr>
+      </w:r>
     </w:p>
     <w:p>
       <w:pPr>
-        <w:pBdr/>
         <w:spacing/>
         <w:ind/>
         <w:rPr>
@@ -1143,7 +1110,6 @@
     </w:p>
     <w:p>
       <w:pPr>
-        <w:pBdr/>
         <w:spacing/>
         <w:ind/>
         <w:rPr>
@@ -1168,7 +1134,730 @@
     </w:p>
     <w:p>
       <w:pPr>
-        <w:pBdr/>
+        <w:spacing/>
+        <w:ind/>
+        <w:rPr>
+          <w:rFonts w:ascii="Arial" w:hAnsi="Arial" w:eastAsia="Arial" w:cs="Arial"/>
+          <w:highlight w:val="none"/>
+        </w:rPr>
+      </w:pPr>
+      <w:r>
+        <w:rPr>
+          <w:rFonts w:ascii="Arial" w:hAnsi="Arial" w:eastAsia="Arial" w:cs="Arial"/>
+          <w:b/>
+          <w:bCs/>
+        </w:rPr>
+        <w:t xml:space="preserve">ls -a</w:t>
+      </w:r>
+      <w:r>
+        <w:rPr>
+          <w:rFonts w:ascii="Arial" w:hAnsi="Arial" w:eastAsia="Arial" w:cs="Arial"/>
+        </w:rPr>
+        <w:t xml:space="preserve"> (poner visible archivos ocultos)</w:t>
+      </w:r>
+      <w:r>
+        <w:rPr>
+          <w:rFonts w:ascii="Arial" w:hAnsi="Arial" w:eastAsia="Arial" w:cs="Arial"/>
+          <w:highlight w:val="none"/>
+        </w:rPr>
+      </w:r>
+      <w:r>
+        <w:rPr>
+          <w:rFonts w:ascii="Arial" w:hAnsi="Arial" w:cs="Arial"/>
+          <w:highlight w:val="none"/>
+        </w:rPr>
+      </w:r>
+    </w:p>
+    <w:p>
+      <w:pPr>
+        <w:spacing/>
+        <w:ind/>
+        <w:rPr>
+          <w:rFonts w:ascii="Arial" w:hAnsi="Arial" w:cs="Arial"/>
+          <w:highlight w:val="none"/>
+        </w:rPr>
+      </w:pPr>
+      <w:r>
+        <w:rPr>
+          <w:rFonts w:ascii="Arial" w:hAnsi="Arial" w:eastAsia="Arial" w:cs="Arial"/>
+          <w:b/>
+          <w:bCs/>
+          <w:highlight w:val="none"/>
+        </w:rPr>
+        <w:t xml:space="preserve">Git tag</w:t>
+      </w:r>
+      <w:r>
+        <w:rPr>
+          <w:rFonts w:ascii="Arial" w:hAnsi="Arial" w:eastAsia="Arial" w:cs="Arial"/>
+          <w:b/>
+          <w:bCs/>
+          <w:highlight w:val="none"/>
+        </w:rPr>
+        <w:t xml:space="preserve"> &lt;tag_name&gt;</w:t>
+      </w:r>
+      <w:r>
+        <w:rPr>
+          <w:rFonts w:ascii="Arial" w:hAnsi="Arial" w:eastAsia="Arial" w:cs="Arial"/>
+          <w:highlight w:val="none"/>
+        </w:rPr>
+        <w:t xml:space="preserve"> (</w:t>
+      </w:r>
+      <w:r>
+        <w:t xml:space="preserve">to mark a specific, important point in your repository's history</w:t>
+      </w:r>
+      <w:r>
+        <w:rPr>
+          <w:rFonts w:ascii="Arial" w:hAnsi="Arial" w:eastAsia="Arial" w:cs="Arial"/>
+          <w:highlight w:val="none"/>
+        </w:rPr>
+        <w:t xml:space="preserve">)</w:t>
+      </w:r>
+      <w:r>
+        <w:rPr>
+          <w:rFonts w:ascii="Arial" w:hAnsi="Arial" w:eastAsia="Arial" w:cs="Arial"/>
+          <w:highlight w:val="none"/>
+        </w:rPr>
+      </w:r>
+      <w:r>
+        <w:rPr>
+          <w:rFonts w:ascii="Arial" w:hAnsi="Arial" w:eastAsia="Arial" w:cs="Arial"/>
+          <w:highlight w:val="none"/>
+        </w:rPr>
+      </w:r>
+    </w:p>
+    <w:p>
+      <w:pPr>
+        <w:spacing/>
+        <w:ind/>
+        <w:rPr>
+          <w:rFonts w:ascii="Arial" w:hAnsi="Arial" w:cs="Arial"/>
+          <w:b w:val="0"/>
+          <w:bCs w:val="0"/>
+          <w:highlight w:val="none"/>
+        </w:rPr>
+      </w:pPr>
+      <w:r>
+        <w:rPr>
+          <w:rFonts w:ascii="Arial" w:hAnsi="Arial" w:eastAsia="Arial" w:cs="Arial"/>
+          <w:b/>
+          <w:bCs/>
+          <w:highlight w:val="none"/>
+        </w:rPr>
+      </w:r>
+      <w:r>
+        <w:rPr>
+          <w:rFonts w:ascii="Arial" w:hAnsi="Arial" w:eastAsia="Arial" w:cs="Arial"/>
+          <w:b/>
+          <w:bCs/>
+          <w:highlight w:val="none"/>
+        </w:rPr>
+        <w:t xml:space="preserve">Git switch </w:t>
+      </w:r>
+      <w:r>
+        <w:rPr>
+          <w:rFonts w:ascii="Arial" w:hAnsi="Arial" w:eastAsia="Arial" w:cs="Arial"/>
+          <w:b w:val="0"/>
+          <w:bCs w:val="0"/>
+          <w:highlight w:val="none"/>
+        </w:rPr>
+        <w:t xml:space="preserve">(to switch between branches)</w:t>
+      </w:r>
+      <w:r>
+        <w:rPr>
+          <w:rFonts w:ascii="Arial" w:hAnsi="Arial" w:cs="Arial"/>
+          <w:b w:val="0"/>
+          <w:bCs w:val="0"/>
+          <w:highlight w:val="none"/>
+        </w:rPr>
+      </w:r>
+      <w:r>
+        <w:rPr>
+          <w:rFonts w:ascii="Arial" w:hAnsi="Arial" w:eastAsia="Arial" w:cs="Arial"/>
+          <w:b w:val="0"/>
+          <w:bCs w:val="0"/>
+          <w:highlight w:val="none"/>
+        </w:rPr>
+      </w:r>
+    </w:p>
+    <w:p>
+      <w:pPr>
+        <w:spacing/>
+        <w:ind/>
+        <w:rPr>
+          <w:rFonts w:ascii="Arial" w:hAnsi="Arial" w:eastAsia="Arial" w:cs="Arial"/>
+          <w:b w:val="0"/>
+          <w:bCs w:val="0"/>
+          <w:highlight w:val="none"/>
+        </w:rPr>
+      </w:pPr>
+      <w:r>
+        <w:rPr>
+          <w:rFonts w:ascii="Arial" w:hAnsi="Arial" w:cs="Arial"/>
+          <w:b w:val="0"/>
+          <w:bCs w:val="0"/>
+          <w:highlight w:val="none"/>
+        </w:rPr>
+      </w:r>
+      <w:r>
+        <w:rPr>
+          <w:rFonts w:ascii="Arial" w:hAnsi="Arial" w:eastAsia="Arial" w:cs="Arial"/>
+          <w:b/>
+          <w:bCs/>
+          <w:color w:val="000000"/>
+          <w:sz w:val="21"/>
+          <w:u w:val="none"/>
+        </w:rPr>
+        <w:t xml:space="preserve">git restore</w:t>
+      </w:r>
+      <w:r>
+        <w:rPr>
+          <w:rFonts w:ascii="Arial" w:hAnsi="Arial" w:cs="Arial"/>
+          <w:b w:val="0"/>
+          <w:bCs w:val="0"/>
+          <w:highlight w:val="none"/>
+        </w:rPr>
+        <w:t xml:space="preserve"> (to </w:t>
+      </w:r>
+      <w:r>
+        <w:rPr>
+          <w:rFonts w:ascii="Arial" w:hAnsi="Arial" w:eastAsia="Arial" w:cs="Arial"/>
+          <w:b w:val="0"/>
+          <w:bCs w:val="0"/>
+          <w:highlight w:val="none"/>
+        </w:rPr>
+        <w:t xml:space="preserve">return files as the one in the last commit</w:t>
+      </w:r>
+      <w:r/>
+      <w:r>
+        <w:rPr>
+          <w:rFonts w:ascii="Arial" w:hAnsi="Arial" w:cs="Arial"/>
+          <w:b w:val="0"/>
+          <w:bCs w:val="0"/>
+          <w:highlight w:val="none"/>
+        </w:rPr>
+        <w:t xml:space="preserve">)</w:t>
+      </w:r>
+      <w:r>
+        <w:rPr>
+          <w:rFonts w:ascii="Arial" w:hAnsi="Arial" w:cs="Arial"/>
+          <w:b w:val="0"/>
+          <w:bCs w:val="0"/>
+          <w:highlight w:val="none"/>
+        </w:rPr>
+      </w:r>
+      <w:r>
+        <w:rPr>
+          <w:rFonts w:ascii="Arial" w:hAnsi="Arial" w:cs="Arial"/>
+          <w:b w:val="0"/>
+          <w:bCs w:val="0"/>
+          <w:highlight w:val="none"/>
+        </w:rPr>
+      </w:r>
+    </w:p>
+    <w:p>
+      <w:pPr>
+        <w:spacing/>
+        <w:ind/>
+        <w:rPr>
+          <w:rFonts w:ascii="Arial" w:hAnsi="Arial" w:eastAsia="Arial" w:cs="Arial"/>
+          <w:b w:val="0"/>
+          <w:bCs w:val="0"/>
+          <w:highlight w:val="none"/>
+        </w:rPr>
+      </w:pPr>
+      <w:r>
+        <w:rPr>
+          <w:rFonts w:ascii="Arial" w:hAnsi="Arial" w:eastAsia="Arial" w:cs="Arial"/>
+          <w:b/>
+          <w:bCs/>
+          <w:highlight w:val="none"/>
+        </w:rPr>
+        <w:t xml:space="preserve">Git checkout</w:t>
+      </w:r>
+      <w:r>
+        <w:rPr>
+          <w:rFonts w:ascii="Arial" w:hAnsi="Arial" w:eastAsia="Arial" w:cs="Arial"/>
+          <w:b/>
+          <w:bCs/>
+          <w:highlight w:val="none"/>
+        </w:rPr>
+        <w:t xml:space="preserve"> </w:t>
+      </w:r>
+      <w:r>
+        <w:rPr>
+          <w:rFonts w:ascii="Arial" w:hAnsi="Arial" w:eastAsia="Arial" w:cs="Arial"/>
+          <w:b w:val="0"/>
+          <w:bCs w:val="0"/>
+          <w:highlight w:val="none"/>
+        </w:rPr>
+        <w:t xml:space="preserve">(</w:t>
+      </w:r>
+      <w:r>
+        <w:rPr>
+          <w:rFonts w:ascii="Arial" w:hAnsi="Arial" w:eastAsia="Arial" w:cs="Arial"/>
+          <w:b w:val="0"/>
+          <w:bCs w:val="0"/>
+          <w:highlight w:val="none"/>
+        </w:rPr>
+        <w:t xml:space="preserve">to switch between branches</w:t>
+      </w:r>
+      <w:r>
+        <w:rPr>
+          <w:rFonts w:ascii="Arial" w:hAnsi="Arial" w:eastAsia="Arial" w:cs="Arial"/>
+          <w:b w:val="0"/>
+          <w:bCs w:val="0"/>
+          <w:highlight w:val="none"/>
+        </w:rPr>
+        <w:t xml:space="preserve">, return files as the one in the last commit, select commits</w:t>
+      </w:r>
+      <w:r>
+        <w:rPr>
+          <w:rFonts w:ascii="Arial" w:hAnsi="Arial" w:cs="Arial"/>
+          <w:b w:val="0"/>
+          <w:bCs w:val="0"/>
+          <w:highlight w:val="none"/>
+        </w:rPr>
+      </w:r>
+      <w:r>
+        <w:rPr>
+          <w:rFonts w:ascii="Arial" w:hAnsi="Arial" w:eastAsia="Arial" w:cs="Arial"/>
+          <w:b w:val="0"/>
+          <w:bCs w:val="0"/>
+          <w:highlight w:val="none"/>
+        </w:rPr>
+        <w:t xml:space="preserve">)</w:t>
+      </w:r>
+      <w:r>
+        <w:rPr>
+          <w:rFonts w:ascii="Arial" w:hAnsi="Arial" w:cs="Arial"/>
+          <w:b w:val="0"/>
+          <w:bCs w:val="0"/>
+          <w:highlight w:val="none"/>
+        </w:rPr>
+      </w:r>
+      <w:r/>
+      <w:r>
+        <w:rPr>
+          <w:rFonts w:ascii="Arial" w:hAnsi="Arial" w:eastAsia="Arial" w:cs="Arial"/>
+          <w:b w:val="0"/>
+          <w:bCs w:val="0"/>
+          <w:highlight w:val="none"/>
+        </w:rPr>
+      </w:r>
+    </w:p>
+    <w:p>
+      <w:pPr>
+        <w:spacing/>
+        <w:ind/>
+        <w:rPr>
+          <w:rFonts w:ascii="Times New Roman" w:hAnsi="Times New Roman" w:eastAsia="Times New Roman" w:cs="Times New Roman"/>
+          <w:color w:val="000000"/>
+          <w:sz w:val="24"/>
+          <w:szCs w:val="24"/>
+          <w:highlight w:val="none"/>
+        </w:rPr>
+      </w:pPr>
+      <w:r>
+        <w:rPr>
+          <w:rFonts w:ascii="Arial" w:hAnsi="Arial" w:eastAsia="Arial" w:cs="Arial"/>
+          <w:highlight w:val="none"/>
+        </w:rPr>
+      </w:r>
+      <w:r>
+        <w:rPr>
+          <w:rFonts w:ascii="Arial" w:hAnsi="Arial" w:eastAsia="Arial" w:cs="Arial"/>
+          <w:b/>
+          <w:bCs/>
+          <w:color w:val="000000"/>
+          <w:sz w:val="21"/>
+          <w:u w:val="none"/>
+        </w:rPr>
+        <w:t xml:space="preserve">git checkout</w:t>
+      </w:r>
+      <w:r>
+        <w:rPr>
+          <w:rFonts w:ascii="Arial" w:hAnsi="Arial" w:eastAsia="Arial" w:cs="Arial"/>
+          <w:color w:val="000000"/>
+          <w:sz w:val="24"/>
+        </w:rPr>
+        <w:t xml:space="preserve">, Git developers split its features into two focused commands: </w:t>
+      </w:r>
+      <w:r>
+        <w:rPr>
+          <w:rFonts w:ascii="Arial" w:hAnsi="Arial" w:eastAsia="Arial" w:cs="Arial"/>
+          <w:b/>
+          <w:bCs/>
+          <w:color w:val="000000"/>
+          <w:sz w:val="21"/>
+          <w:u w:val="none"/>
+        </w:rPr>
+        <w:t xml:space="preserve">git switch</w:t>
+      </w:r>
+      <w:r>
+        <w:rPr>
+          <w:rFonts w:ascii="Arial" w:hAnsi="Arial" w:eastAsia="Arial" w:cs="Arial"/>
+          <w:color w:val="000000"/>
+          <w:sz w:val="24"/>
+        </w:rPr>
+        <w:t xml:space="preserve"> (for branches) and </w:t>
+      </w:r>
+      <w:r>
+        <w:rPr>
+          <w:rFonts w:ascii="Arial" w:hAnsi="Arial" w:eastAsia="Arial" w:cs="Arial"/>
+          <w:b/>
+          <w:bCs/>
+          <w:color w:val="000000"/>
+          <w:sz w:val="21"/>
+          <w:u w:val="none"/>
+        </w:rPr>
+        <w:t xml:space="preserve">git restore</w:t>
+      </w:r>
+      <w:r>
+        <w:rPr>
+          <w:rFonts w:ascii="Arial" w:hAnsi="Arial" w:eastAsia="Arial" w:cs="Arial"/>
+          <w:color w:val="000000"/>
+          <w:sz w:val="24"/>
+        </w:rPr>
+        <w:t xml:space="preserve"> (for files).</w:t>
+      </w:r>
+      <w:r>
+        <w:rPr>
+          <w:rFonts w:ascii="Times New Roman" w:hAnsi="Times New Roman" w:eastAsia="Times New Roman" w:cs="Times New Roman"/>
+          <w:color w:val="000000"/>
+          <w:sz w:val="24"/>
+          <w:szCs w:val="24"/>
+          <w:highlight w:val="none"/>
+        </w:rPr>
+      </w:r>
+      <w:r>
+        <w:rPr>
+          <w:rFonts w:ascii="Times New Roman" w:hAnsi="Times New Roman" w:eastAsia="Times New Roman" w:cs="Times New Roman"/>
+          <w:color w:val="000000"/>
+          <w:sz w:val="24"/>
+          <w:szCs w:val="24"/>
+          <w:highlight w:val="none"/>
+        </w:rPr>
+      </w:r>
+    </w:p>
+    <w:p>
+      <w:pPr>
+        <w:spacing/>
+        <w:ind/>
+        <w:rPr>
+          <w:rFonts w:ascii="Times New Roman" w:hAnsi="Times New Roman" w:eastAsia="Times New Roman" w:cs="Times New Roman"/>
+          <w:color w:val="000000"/>
+          <w:sz w:val="24"/>
+          <w:szCs w:val="24"/>
+          <w:highlight w:val="none"/>
+        </w:rPr>
+      </w:pPr>
+      <w:r>
+        <w:rPr>
+          <w:rFonts w:ascii="Times New Roman" w:hAnsi="Times New Roman" w:eastAsia="Times New Roman" w:cs="Times New Roman"/>
+          <w:color w:val="000000"/>
+          <w:sz w:val="24"/>
+          <w:highlight w:val="none"/>
+        </w:rPr>
+        <mc:AlternateContent>
+          <mc:Choice Requires="wpg">
+            <w:drawing>
+              <wp:inline xmlns:wp="http://schemas.openxmlformats.org/drawingml/2006/wordprocessingDrawing" distT="0" distB="0" distL="0" distR="0">
+                <wp:extent cx="5943600" cy="5799049"/>
+                <wp:effectExtent l="0" t="0" r="0" b="0"/>
+                <wp:docPr id="1" name=""/>
+                <wp:cNvGraphicFramePr>
+                  <a:graphicFrameLocks xmlns:a="http://schemas.openxmlformats.org/drawingml/2006/main" noChangeAspect="1"/>
+                </wp:cNvGraphicFramePr>
+                <a:graphic xmlns:a="http://schemas.openxmlformats.org/drawingml/2006/main">
+                  <a:graphicData uri="http://schemas.openxmlformats.org/drawingml/2006/picture">
+                    <pic:pic xmlns:pic="http://schemas.openxmlformats.org/drawingml/2006/picture">
+                      <pic:nvPicPr>
+                        <pic:cNvPr id="266520936" name=""/>
+                        <pic:cNvPicPr>
+                          <a:picLocks noChangeAspect="1"/>
+                        </pic:cNvPicPr>
+                        <pic:nvPr/>
+                      </pic:nvPicPr>
+                      <pic:blipFill rotWithShape="1">
+                        <a:blip r:embed="rId9"/>
+                        <a:stretch/>
+                      </pic:blipFill>
+                      <pic:spPr bwMode="auto">
+                        <a:xfrm>
+                          <a:off x="0" y="0"/>
+                          <a:ext cx="5943599" cy="5799048"/>
+                        </a:xfrm>
+                        <a:prstGeom prst="rect">
+                          <a:avLst/>
+                        </a:prstGeom>
+                      </pic:spPr>
+                    </pic:pic>
+                  </a:graphicData>
+                </a:graphic>
+              </wp:inline>
+            </w:drawing>
+          </mc:Choice>
+          <mc:Fallback>
+            <w:pict>
+              <v:shapetype id="_x0000_t75" coordsize="21600,21600" o:spt="75" o:preferrelative="t" path="m@4@5l@4@11@9@11@9@5xe" filled="f" stroked="f">
+                <v:stroke joinstyle="miter"/>
+                <v:formulas>
+                  <v:f eqn="if lineDrawn pixelLineWidth 0"/>
+                  <v:f eqn="sum @0 1 0"/>
+                  <v:f eqn="sum 0 0 @1"/>
+                  <v:f eqn="prod @2 1 2"/>
+                  <v:f eqn="prod @3 21600 pixelWidth"/>
+                  <v:f eqn="prod @3 21600 pixelHeight"/>
+                  <v:f eqn="sum @0 0 1"/>
+                  <v:f eqn="prod @6 1 2"/>
+                  <v:f eqn="prod @7 21600 pixelWidth"/>
+                  <v:f eqn="sum @8 21600 0"/>
+                  <v:f eqn="prod @7 21600 pixelHeight"/>
+                  <v:f eqn="sum @10 21600 0"/>
+                </v:formulas>
+                <v:path o:extrusionok="f" gradientshapeok="t" o:connecttype="rect"/>
+                <o:lock v:ext="edit" aspectratio="t"/>
+              </v:shapetype>
+              <v:shape id="_x0000_i0" o:spid="_x0000_s0" type="#_x0000_t75" style="width:468.00pt;height:456.62pt;mso-wrap-distance-left:0.00pt;mso-wrap-distance-top:0.00pt;mso-wrap-distance-right:0.00pt;mso-wrap-distance-bottom:0.00pt;z-index:1;" stroked="false">
+                <v:imagedata r:id="rId9" o:title=""/>
+                <o:lock v:ext="edit" rotation="t"/>
+              </v:shape>
+            </w:pict>
+          </mc:Fallback>
+        </mc:AlternateContent>
+      </w:r>
+      <w:r>
+        <w:rPr>
+          <w:rFonts w:ascii="Times New Roman" w:hAnsi="Times New Roman" w:eastAsia="Times New Roman" w:cs="Times New Roman"/>
+          <w:color w:val="000000"/>
+          <w:sz w:val="24"/>
+          <w:szCs w:val="24"/>
+          <w:highlight w:val="none"/>
+        </w:rPr>
+      </w:r>
+      <w:r>
+        <w:rPr>
+          <w:rFonts w:ascii="Times New Roman" w:hAnsi="Times New Roman" w:eastAsia="Times New Roman" w:cs="Times New Roman"/>
+          <w:color w:val="000000"/>
+          <w:sz w:val="24"/>
+          <w:szCs w:val="24"/>
+          <w:highlight w:val="none"/>
+        </w:rPr>
+      </w:r>
+    </w:p>
+    <w:p>
+      <w:pPr>
+        <w:spacing/>
+        <w:ind/>
+        <w:rPr>
+          <w:rFonts w:ascii="Times New Roman" w:hAnsi="Times New Roman" w:eastAsia="Times New Roman" w:cs="Times New Roman"/>
+          <w:color w:val="000000"/>
+          <w:sz w:val="24"/>
+          <w:szCs w:val="24"/>
+          <w:highlight w:val="none"/>
+        </w:rPr>
+      </w:pPr>
+      <w:r>
+        <w:rPr>
+          <w:rFonts w:ascii="Times New Roman" w:hAnsi="Times New Roman" w:eastAsia="Times New Roman" w:cs="Times New Roman"/>
+          <w:color w:val="000000"/>
+          <w:sz w:val="24"/>
+          <w:highlight w:val="none"/>
+        </w:rPr>
+        <mc:AlternateContent>
+          <mc:Choice Requires="wpg">
+            <w:drawing>
+              <wp:inline xmlns:wp="http://schemas.openxmlformats.org/drawingml/2006/wordprocessingDrawing" distT="0" distB="0" distL="0" distR="0">
+                <wp:extent cx="5943600" cy="746130"/>
+                <wp:effectExtent l="0" t="0" r="0" b="0"/>
+                <wp:docPr id="2" name=""/>
+                <wp:cNvGraphicFramePr>
+                  <a:graphicFrameLocks xmlns:a="http://schemas.openxmlformats.org/drawingml/2006/main" noChangeAspect="1"/>
+                </wp:cNvGraphicFramePr>
+                <a:graphic xmlns:a="http://schemas.openxmlformats.org/drawingml/2006/main">
+                  <a:graphicData uri="http://schemas.openxmlformats.org/drawingml/2006/picture">
+                    <pic:pic xmlns:pic="http://schemas.openxmlformats.org/drawingml/2006/picture">
+                      <pic:nvPicPr>
+                        <pic:cNvPr id="425811936" name=""/>
+                        <pic:cNvPicPr>
+                          <a:picLocks noChangeAspect="1"/>
+                        </pic:cNvPicPr>
+                        <pic:nvPr/>
+                      </pic:nvPicPr>
+                      <pic:blipFill rotWithShape="1">
+                        <a:blip r:embed="rId10"/>
+                        <a:stretch/>
+                      </pic:blipFill>
+                      <pic:spPr bwMode="auto">
+                        <a:xfrm>
+                          <a:off x="0" y="0"/>
+                          <a:ext cx="5943599" cy="746129"/>
+                        </a:xfrm>
+                        <a:prstGeom prst="rect">
+                          <a:avLst/>
+                        </a:prstGeom>
+                      </pic:spPr>
+                    </pic:pic>
+                  </a:graphicData>
+                </a:graphic>
+              </wp:inline>
+            </w:drawing>
+          </mc:Choice>
+          <mc:Fallback>
+            <w:pict>
+              <v:shapetype id="_x0000_t75" coordsize="21600,21600" o:spt="75" o:preferrelative="t" path="m@4@5l@4@11@9@11@9@5xe" filled="f" stroked="f">
+                <v:stroke joinstyle="miter"/>
+                <v:formulas>
+                  <v:f eqn="if lineDrawn pixelLineWidth 0"/>
+                  <v:f eqn="sum @0 1 0"/>
+                  <v:f eqn="sum 0 0 @1"/>
+                  <v:f eqn="prod @2 1 2"/>
+                  <v:f eqn="prod @3 21600 pixelWidth"/>
+                  <v:f eqn="prod @3 21600 pixelHeight"/>
+                  <v:f eqn="sum @0 0 1"/>
+                  <v:f eqn="prod @6 1 2"/>
+                  <v:f eqn="prod @7 21600 pixelWidth"/>
+                  <v:f eqn="sum @8 21600 0"/>
+                  <v:f eqn="prod @7 21600 pixelHeight"/>
+                  <v:f eqn="sum @10 21600 0"/>
+                </v:formulas>
+                <v:path o:extrusionok="f" gradientshapeok="t" o:connecttype="rect"/>
+                <o:lock v:ext="edit" aspectratio="t"/>
+              </v:shapetype>
+              <v:shape id="_x0000_i1" o:spid="_x0000_s1" type="#_x0000_t75" style="width:468.00pt;height:58.75pt;mso-wrap-distance-left:0.00pt;mso-wrap-distance-top:0.00pt;mso-wrap-distance-right:0.00pt;mso-wrap-distance-bottom:0.00pt;z-index:1;" stroked="false">
+                <v:imagedata r:id="rId10" o:title=""/>
+                <o:lock v:ext="edit" rotation="t"/>
+              </v:shape>
+            </w:pict>
+          </mc:Fallback>
+        </mc:AlternateContent>
+      </w:r>
+      <w:r>
+        <w:rPr>
+          <w:rFonts w:ascii="Times New Roman" w:hAnsi="Times New Roman" w:eastAsia="Times New Roman" w:cs="Times New Roman"/>
+          <w:color w:val="000000"/>
+          <w:sz w:val="24"/>
+          <w:szCs w:val="24"/>
+          <w:highlight w:val="none"/>
+        </w:rPr>
+      </w:r>
+      <w:r>
+        <w:rPr>
+          <w:rFonts w:ascii="Times New Roman" w:hAnsi="Times New Roman" w:eastAsia="Times New Roman" w:cs="Times New Roman"/>
+          <w:color w:val="000000"/>
+          <w:sz w:val="24"/>
+          <w:szCs w:val="24"/>
+          <w:highlight w:val="none"/>
+        </w:rPr>
+      </w:r>
+    </w:p>
+    <w:p>
+      <w:pPr>
+        <w:spacing/>
+        <w:ind/>
+        <w:rPr>
+          <w:rFonts w:ascii="Times New Roman" w:hAnsi="Times New Roman" w:eastAsia="Times New Roman" w:cs="Times New Roman"/>
+          <w:color w:val="000000"/>
+          <w:sz w:val="24"/>
+          <w:szCs w:val="24"/>
+          <w:highlight w:val="none"/>
+        </w:rPr>
+      </w:pPr>
+      <w:r>
+        <w:rPr>
+          <w:rFonts w:ascii="Times New Roman" w:hAnsi="Times New Roman" w:eastAsia="Times New Roman" w:cs="Times New Roman"/>
+          <w:color w:val="000000"/>
+          <w:sz w:val="24"/>
+          <w:highlight w:val="none"/>
+        </w:rPr>
+        <mc:AlternateContent>
+          <mc:Choice Requires="wpg">
+            <w:drawing>
+              <wp:inline xmlns:wp="http://schemas.openxmlformats.org/drawingml/2006/wordprocessingDrawing" distT="0" distB="0" distL="0" distR="0">
+                <wp:extent cx="5943600" cy="1162107"/>
+                <wp:effectExtent l="0" t="0" r="0" b="0"/>
+                <wp:docPr id="3" name=""/>
+                <wp:cNvGraphicFramePr>
+                  <a:graphicFrameLocks xmlns:a="http://schemas.openxmlformats.org/drawingml/2006/main" noChangeAspect="1"/>
+                </wp:cNvGraphicFramePr>
+                <a:graphic xmlns:a="http://schemas.openxmlformats.org/drawingml/2006/main">
+                  <a:graphicData uri="http://schemas.openxmlformats.org/drawingml/2006/picture">
+                    <pic:pic xmlns:pic="http://schemas.openxmlformats.org/drawingml/2006/picture">
+                      <pic:nvPicPr>
+                        <pic:cNvPr id="2121514738" name=""/>
+                        <pic:cNvPicPr>
+                          <a:picLocks noChangeAspect="1"/>
+                        </pic:cNvPicPr>
+                        <pic:nvPr/>
+                      </pic:nvPicPr>
+                      <pic:blipFill rotWithShape="1">
+                        <a:blip r:embed="rId11"/>
+                        <a:stretch/>
+                      </pic:blipFill>
+                      <pic:spPr bwMode="auto">
+                        <a:xfrm>
+                          <a:off x="0" y="0"/>
+                          <a:ext cx="5943599" cy="1162106"/>
+                        </a:xfrm>
+                        <a:prstGeom prst="rect">
+                          <a:avLst/>
+                        </a:prstGeom>
+                      </pic:spPr>
+                    </pic:pic>
+                  </a:graphicData>
+                </a:graphic>
+              </wp:inline>
+            </w:drawing>
+          </mc:Choice>
+          <mc:Fallback>
+            <w:pict>
+              <v:shapetype id="_x0000_t75" coordsize="21600,21600" o:spt="75" o:preferrelative="t" path="m@4@5l@4@11@9@11@9@5xe" filled="f" stroked="f">
+                <v:stroke joinstyle="miter"/>
+                <v:formulas>
+                  <v:f eqn="if lineDrawn pixelLineWidth 0"/>
+                  <v:f eqn="sum @0 1 0"/>
+                  <v:f eqn="sum 0 0 @1"/>
+                  <v:f eqn="prod @2 1 2"/>
+                  <v:f eqn="prod @3 21600 pixelWidth"/>
+                  <v:f eqn="prod @3 21600 pixelHeight"/>
+                  <v:f eqn="sum @0 0 1"/>
+                  <v:f eqn="prod @6 1 2"/>
+                  <v:f eqn="prod @7 21600 pixelWidth"/>
+                  <v:f eqn="sum @8 21600 0"/>
+                  <v:f eqn="prod @7 21600 pixelHeight"/>
+                  <v:f eqn="sum @10 21600 0"/>
+                </v:formulas>
+                <v:path o:extrusionok="f" gradientshapeok="t" o:connecttype="rect"/>
+                <o:lock v:ext="edit" aspectratio="t"/>
+              </v:shapetype>
+              <v:shape id="_x0000_i2" o:spid="_x0000_s2" type="#_x0000_t75" style="width:468.00pt;height:91.50pt;mso-wrap-distance-left:0.00pt;mso-wrap-distance-top:0.00pt;mso-wrap-distance-right:0.00pt;mso-wrap-distance-bottom:0.00pt;z-index:1;" stroked="false">
+                <v:imagedata r:id="rId11" o:title=""/>
+                <o:lock v:ext="edit" rotation="t"/>
+              </v:shape>
+            </w:pict>
+          </mc:Fallback>
+        </mc:AlternateContent>
+      </w:r>
+      <w:r>
+        <w:rPr>
+          <w:rFonts w:ascii="Times New Roman" w:hAnsi="Times New Roman" w:eastAsia="Times New Roman" w:cs="Times New Roman"/>
+          <w:color w:val="000000"/>
+          <w:sz w:val="24"/>
+          <w:highlight w:val="none"/>
+        </w:rPr>
+      </w:r>
+      <w:r>
+        <w:rPr>
+          <w:rFonts w:ascii="Times New Roman" w:hAnsi="Times New Roman" w:eastAsia="Times New Roman" w:cs="Times New Roman"/>
+          <w:color w:val="000000"/>
+          <w:sz w:val="24"/>
+          <w:szCs w:val="24"/>
+          <w:highlight w:val="none"/>
+        </w:rPr>
+      </w:r>
+    </w:p>
+    <w:p>
+      <w:pPr>
         <w:spacing/>
         <w:ind/>
         <w:rPr>
@@ -1176,7 +1865,20 @@
         </w:rPr>
       </w:pPr>
       <w:r>
-        <w:t xml:space="preserve">ls -a (poner visible archivos ocultos)</w:t>
+        <w:rPr>
+          <w:rFonts w:ascii="Times New Roman" w:hAnsi="Times New Roman" w:eastAsia="Times New Roman" w:cs="Times New Roman"/>
+          <w:color w:val="000000"/>
+          <w:sz w:val="24"/>
+          <w:highlight w:val="none"/>
+        </w:rPr>
+      </w:r>
+      <w:r>
+        <w:rPr>
+          <w:rFonts w:ascii="Times New Roman" w:hAnsi="Times New Roman" w:eastAsia="Times New Roman" w:cs="Times New Roman"/>
+          <w:color w:val="000000"/>
+          <w:sz w:val="24"/>
+          <w:highlight w:val="none"/>
+        </w:rPr>
       </w:r>
       <w:r>
         <w:rPr>
@@ -1186,7 +1888,574 @@
     </w:p>
     <w:p>
       <w:pPr>
-        <w:pBdr/>
+        <w:spacing/>
+        <w:ind/>
+        <w:jc w:val="center"/>
+        <w:rPr>
+          <w:b/>
+          <w:bCs/>
+          <w:highlight w:val="none"/>
+        </w:rPr>
+      </w:pPr>
+      <w:r>
+        <w:rPr>
+          <w:b/>
+          <w:bCs/>
+          <w:highlight w:val="none"/>
+        </w:rPr>
+      </w:r>
+      <w:r>
+        <w:rPr>
+          <w:b/>
+          <w:bCs/>
+          <w:highlight w:val="none"/>
+        </w:rPr>
+        <w:t xml:space="preserve">GITHUB</w:t>
+      </w:r>
+      <w:r>
+        <w:rPr>
+          <w:b/>
+          <w:bCs/>
+          <w:highlight w:val="none"/>
+        </w:rPr>
+      </w:r>
+      <w:r>
+        <w:rPr>
+          <w:b/>
+          <w:bCs/>
+          <w:highlight w:val="none"/>
+        </w:rPr>
+      </w:r>
+    </w:p>
+    <w:p>
+      <w:pPr>
+        <w:pStyle w:val="896"/>
+        <w:numPr>
+          <w:ilvl w:val="0"/>
+          <w:numId w:val="1"/>
+        </w:numPr>
+        <w:spacing/>
+        <w:ind/>
+        <w:jc w:val="left"/>
+        <w:rPr>
+          <w:b/>
+          <w:bCs/>
+          <w:highlight w:val="none"/>
+        </w:rPr>
+      </w:pPr>
+      <w:r>
+        <w:rPr>
+          <w:b/>
+          <w:bCs/>
+          <w:highlight w:val="none"/>
+        </w:rPr>
+      </w:r>
+      <w:r>
+        <w:t xml:space="preserve">Select an owner account</w:t>
+      </w:r>
+      <w:r>
+        <w:rPr>
+          <w:b/>
+          <w:bCs/>
+          <w:highlight w:val="none"/>
+        </w:rPr>
+      </w:r>
+      <w:r>
+        <w:rPr>
+          <w:b/>
+          <w:bCs/>
+          <w:highlight w:val="none"/>
+        </w:rPr>
+      </w:r>
+    </w:p>
+    <w:p>
+      <w:pPr>
+        <w:pStyle w:val="896"/>
+        <w:numPr>
+          <w:ilvl w:val="0"/>
+          <w:numId w:val="1"/>
+        </w:numPr>
+        <w:spacing/>
+        <w:ind/>
+        <w:jc w:val="left"/>
+        <w:rPr>
+          <w:b/>
+          <w:bCs/>
+          <w:highlight w:val="none"/>
+        </w:rPr>
+      </w:pPr>
+      <w:r>
+        <w:rPr>
+          <w:highlight w:val="none"/>
+        </w:rPr>
+        <w:t xml:space="preserve">Push on the green </w:t>
+      </w:r>
+      <w:r>
+        <w:rPr>
+          <w:b/>
+          <w:bCs/>
+          <w:highlight w:val="none"/>
+        </w:rPr>
+        <w:t xml:space="preserve">New</w:t>
+      </w:r>
+      <w:r>
+        <w:rPr>
+          <w:highlight w:val="none"/>
+        </w:rPr>
+        <w:t xml:space="preserve"> bottom</w:t>
+      </w:r>
+      <w:r>
+        <w:rPr>
+          <w:b/>
+          <w:bCs/>
+          <w:highlight w:val="none"/>
+        </w:rPr>
+      </w:r>
+      <w:r>
+        <w:rPr>
+          <w:b/>
+          <w:bCs/>
+          <w:highlight w:val="none"/>
+        </w:rPr>
+      </w:r>
+    </w:p>
+    <w:p>
+      <w:pPr>
+        <w:pStyle w:val="896"/>
+        <w:numPr>
+          <w:ilvl w:val="0"/>
+          <w:numId w:val="1"/>
+        </w:numPr>
+        <w:spacing/>
+        <w:ind/>
+        <w:jc w:val="left"/>
+        <w:rPr>
+          <w:rFonts w:ascii="Arial" w:hAnsi="Arial" w:cs="Arial"/>
+          <w:b/>
+          <w:bCs/>
+          <w:highlight w:val="none"/>
+        </w:rPr>
+      </w:pPr>
+      <w:r>
+        <w:rPr>
+          <w:rFonts w:ascii="Arial" w:hAnsi="Arial" w:eastAsia="Arial" w:cs="Arial"/>
+          <w:highlight w:val="none"/>
+        </w:rPr>
+      </w:r>
+      <w:r>
+        <w:rPr>
+          <w:rFonts w:ascii="Arial" w:hAnsi="Arial" w:eastAsia="Arial" w:cs="Arial"/>
+        </w:rPr>
+        <w:t xml:space="preserve">Name the repository</w:t>
+      </w:r>
+      <w:r>
+        <w:rPr>
+          <w:rFonts w:ascii="Arial" w:hAnsi="Arial" w:cs="Arial"/>
+          <w:b/>
+          <w:bCs/>
+          <w:highlight w:val="none"/>
+        </w:rPr>
+      </w:r>
+      <w:r>
+        <w:rPr>
+          <w:rFonts w:ascii="Arial" w:hAnsi="Arial" w:cs="Arial"/>
+          <w:b/>
+          <w:bCs/>
+          <w:highlight w:val="none"/>
+        </w:rPr>
+      </w:r>
+    </w:p>
+    <w:p>
+      <w:pPr>
+        <w:pStyle w:val="896"/>
+        <w:numPr>
+          <w:ilvl w:val="0"/>
+          <w:numId w:val="1"/>
+        </w:numPr>
+        <w:spacing/>
+        <w:ind/>
+        <w:jc w:val="left"/>
+        <w:rPr>
+          <w:rFonts w:ascii="Arial" w:hAnsi="Arial" w:cs="Arial"/>
+          <w:b/>
+          <w:bCs/>
+          <w:highlight w:val="none"/>
+        </w:rPr>
+      </w:pPr>
+      <w:r>
+        <w:rPr>
+          <w:rFonts w:ascii="Arial" w:hAnsi="Arial" w:eastAsia="Arial" w:cs="Arial"/>
+          <w:highlight w:val="none"/>
+        </w:rPr>
+      </w:r>
+      <w:r>
+        <w:rPr>
+          <w:rFonts w:ascii="Arial" w:hAnsi="Arial" w:eastAsia="Arial" w:cs="Arial"/>
+        </w:rPr>
+        <w:t xml:space="preserve">Choose visibility</w:t>
+      </w:r>
+      <w:r>
+        <w:rPr>
+          <w:rFonts w:ascii="Arial" w:hAnsi="Arial" w:eastAsia="Arial" w:cs="Arial"/>
+          <w:highlight w:val="none"/>
+        </w:rPr>
+        <w:t xml:space="preserve"> (Private - Public)</w:t>
+      </w:r>
+      <w:r>
+        <w:rPr>
+          <w:rFonts w:ascii="Arial" w:hAnsi="Arial" w:cs="Arial"/>
+          <w:b/>
+          <w:bCs/>
+          <w:highlight w:val="none"/>
+        </w:rPr>
+      </w:r>
+      <w:r>
+        <w:rPr>
+          <w:rFonts w:ascii="Arial" w:hAnsi="Arial" w:cs="Arial"/>
+          <w:b/>
+          <w:bCs/>
+          <w:highlight w:val="none"/>
+        </w:rPr>
+      </w:r>
+    </w:p>
+    <w:p>
+      <w:pPr>
+        <w:pStyle w:val="896"/>
+        <w:numPr>
+          <w:ilvl w:val="0"/>
+          <w:numId w:val="1"/>
+        </w:numPr>
+        <w:spacing/>
+        <w:ind/>
+        <w:jc w:val="left"/>
+        <w:rPr>
+          <w:rFonts w:ascii="Arial" w:hAnsi="Arial" w:cs="Arial"/>
+          <w:b/>
+          <w:bCs/>
+          <w:highlight w:val="none"/>
+        </w:rPr>
+      </w:pPr>
+      <w:r>
+        <w:rPr>
+          <w:rFonts w:ascii="Arial" w:hAnsi="Arial" w:eastAsia="Arial" w:cs="Arial"/>
+          <w:highlight w:val="none"/>
+        </w:rPr>
+      </w:r>
+      <w:r>
+        <w:rPr>
+          <w:rFonts w:ascii="Arial" w:hAnsi="Arial" w:eastAsia="Arial" w:cs="Arial"/>
+        </w:rPr>
+        <w:t xml:space="preserve">Add </w:t>
+      </w:r>
+      <w:r>
+        <w:rPr>
+          <w:rFonts w:ascii="Arial" w:hAnsi="Arial" w:eastAsia="Arial" w:cs="Arial"/>
+          <w:b/>
+          <w:bCs/>
+        </w:rPr>
+        <w:t xml:space="preserve">.gitignore</w:t>
+      </w:r>
+      <w:r>
+        <w:rPr>
+          <w:rFonts w:ascii="Arial" w:hAnsi="Arial" w:cs="Arial"/>
+          <w:b/>
+          <w:bCs/>
+          <w:highlight w:val="none"/>
+        </w:rPr>
+      </w:r>
+      <w:r>
+        <w:rPr>
+          <w:rFonts w:ascii="Arial" w:hAnsi="Arial" w:cs="Arial"/>
+          <w:b/>
+          <w:bCs/>
+          <w:highlight w:val="none"/>
+        </w:rPr>
+      </w:r>
+    </w:p>
+    <w:p>
+      <w:pPr>
+        <w:pStyle w:val="896"/>
+        <w:numPr>
+          <w:ilvl w:val="0"/>
+          <w:numId w:val="1"/>
+        </w:numPr>
+        <w:spacing/>
+        <w:ind/>
+        <w:jc w:val="left"/>
+        <w:rPr>
+          <w:rFonts w:ascii="Arial" w:hAnsi="Arial" w:cs="Arial"/>
+          <w:b/>
+          <w:bCs/>
+          <w:highlight w:val="none"/>
+        </w:rPr>
+      </w:pPr>
+      <w:r>
+        <w:rPr>
+          <w:rFonts w:ascii="Arial" w:hAnsi="Arial" w:eastAsia="Arial" w:cs="Arial"/>
+          <w:b/>
+          <w:bCs/>
+          <w:highlight w:val="none"/>
+        </w:rPr>
+      </w:r>
+      <w:r>
+        <w:rPr>
+          <w:rFonts w:ascii="Arial" w:hAnsi="Arial" w:eastAsia="Arial" w:cs="Arial"/>
+          <w:color w:val="000000"/>
+          <w:sz w:val="24"/>
+        </w:rPr>
+        <w:t xml:space="preserve">Click </w:t>
+      </w:r>
+      <w:r>
+        <w:rPr>
+          <w:rFonts w:ascii="Arial" w:hAnsi="Arial" w:eastAsia="Arial" w:cs="Arial"/>
+          <w:color w:val="000000"/>
+          <w:sz w:val="24"/>
+        </w:rPr>
+        <w:t xml:space="preserve">the green </w:t>
+      </w:r>
+      <w:r>
+        <w:rPr>
+          <w:rFonts w:ascii="Arial" w:hAnsi="Arial" w:eastAsia="Arial" w:cs="Arial"/>
+          <w:b/>
+          <w:color w:val="000000"/>
+          <w:sz w:val="24"/>
+          <w:u w:val="none"/>
+        </w:rPr>
+        <w:t xml:space="preserve">C</w:t>
+      </w:r>
+      <w:r>
+        <w:rPr>
+          <w:rFonts w:ascii="Arial" w:hAnsi="Arial" w:eastAsia="Arial" w:cs="Arial"/>
+          <w:b/>
+          <w:color w:val="000000"/>
+          <w:sz w:val="24"/>
+          <w:u w:val="none"/>
+        </w:rPr>
+        <w:t xml:space="preserve">reate repository</w:t>
+      </w:r>
+      <w:r>
+        <w:rPr>
+          <w:rFonts w:ascii="Arial" w:hAnsi="Arial" w:eastAsia="Arial" w:cs="Arial"/>
+          <w:color w:val="000000"/>
+          <w:sz w:val="24"/>
+        </w:rPr>
+        <w:t xml:space="preserve"> button</w:t>
+      </w:r>
+      <w:r>
+        <w:rPr>
+          <w:rFonts w:ascii="Arial" w:hAnsi="Arial" w:cs="Arial"/>
+          <w:b/>
+          <w:bCs/>
+          <w:highlight w:val="none"/>
+        </w:rPr>
+      </w:r>
+      <w:r>
+        <w:rPr>
+          <w:rFonts w:ascii="Arial" w:hAnsi="Arial" w:cs="Arial"/>
+          <w:b/>
+          <w:bCs/>
+          <w:highlight w:val="none"/>
+        </w:rPr>
+      </w:r>
+    </w:p>
+    <w:p>
+      <w:pPr>
+        <w:spacing/>
+        <w:ind w:firstLine="0" w:left="0"/>
+        <w:jc w:val="left"/>
+        <w:rPr>
+          <w:rFonts w:ascii="Arial" w:hAnsi="Arial" w:eastAsia="Arial" w:cs="Arial"/>
+          <w:b/>
+          <w:bCs/>
+          <w:highlight w:val="none"/>
+        </w:rPr>
+      </w:pPr>
+      <w:r>
+        <w:rPr>
+          <w:rFonts w:ascii="Arial" w:hAnsi="Arial" w:eastAsia="Arial" w:cs="Arial"/>
+          <w:b/>
+          <w:bCs/>
+          <w:highlight w:val="none"/>
+        </w:rPr>
+        <w:t xml:space="preserve">In bash</w:t>
+      </w:r>
+      <w:r>
+        <w:rPr>
+          <w:rFonts w:ascii="Arial" w:hAnsi="Arial" w:cs="Arial"/>
+          <w:b/>
+          <w:bCs/>
+          <w:highlight w:val="none"/>
+        </w:rPr>
+      </w:r>
+      <w:r>
+        <w:rPr>
+          <w:rFonts w:ascii="Arial" w:hAnsi="Arial" w:eastAsia="Arial" w:cs="Arial"/>
+          <w:b/>
+          <w:bCs/>
+          <w:highlight w:val="none"/>
+        </w:rPr>
+      </w:r>
+    </w:p>
+    <w:p>
+      <w:pPr>
+        <w:pStyle w:val="896"/>
+        <w:numPr>
+          <w:ilvl w:val="0"/>
+          <w:numId w:val="3"/>
+        </w:numPr>
+        <w:spacing/>
+        <w:ind/>
+        <w:jc w:val="left"/>
+        <w:rPr/>
+      </w:pPr>
+      <w:r>
+        <w:rPr>
+          <w:rFonts w:ascii="Arial" w:hAnsi="Arial" w:eastAsia="Arial" w:cs="Arial"/>
+          <w:b/>
+          <w:bCs/>
+          <w:highlight w:val="none"/>
+        </w:rPr>
+        <w:t xml:space="preserve">git init</w:t>
+      </w:r>
+      <w:r/>
+    </w:p>
+    <w:p>
+      <w:pPr>
+        <w:pStyle w:val="896"/>
+        <w:numPr>
+          <w:ilvl w:val="0"/>
+          <w:numId w:val="3"/>
+        </w:numPr>
+        <w:spacing/>
+        <w:ind/>
+        <w:jc w:val="left"/>
+        <w:rPr/>
+      </w:pPr>
+      <w:r>
+        <w:rPr>
+          <w:rFonts w:ascii="Arial" w:hAnsi="Arial" w:eastAsia="Arial" w:cs="Arial"/>
+          <w:b/>
+          <w:bCs/>
+          <w:highlight w:val="none"/>
+        </w:rPr>
+        <w:t xml:space="preserve">git add .</w:t>
+      </w:r>
+      <w:r/>
+    </w:p>
+    <w:p>
+      <w:pPr>
+        <w:pStyle w:val="896"/>
+        <w:numPr>
+          <w:ilvl w:val="0"/>
+          <w:numId w:val="3"/>
+        </w:numPr>
+        <w:spacing/>
+        <w:ind/>
+        <w:jc w:val="left"/>
+        <w:rPr/>
+      </w:pPr>
+      <w:r>
+        <w:rPr>
+          <w:rFonts w:ascii="Arial" w:hAnsi="Arial" w:eastAsia="Arial" w:cs="Arial"/>
+          <w:b/>
+          <w:bCs/>
+          <w:highlight w:val="none"/>
+        </w:rPr>
+        <w:t xml:space="preserve">git commit -m "Initial commit"</w:t>
+      </w:r>
+      <w:r/>
+    </w:p>
+    <w:p>
+      <w:pPr>
+        <w:pStyle w:val="896"/>
+        <w:numPr>
+          <w:ilvl w:val="0"/>
+          <w:numId w:val="3"/>
+        </w:numPr>
+        <w:spacing/>
+        <w:ind/>
+        <w:jc w:val="left"/>
+        <w:rPr/>
+      </w:pPr>
+      <w:r>
+        <w:rPr>
+          <w:rFonts w:ascii="Arial" w:hAnsi="Arial" w:eastAsia="Arial" w:cs="Arial"/>
+          <w:b/>
+          <w:bCs/>
+          <w:highlight w:val="none"/>
+        </w:rPr>
+        <w:t xml:space="preserve">git branch -M main</w:t>
+      </w:r>
+      <w:r/>
+    </w:p>
+    <w:p>
+      <w:pPr>
+        <w:pStyle w:val="896"/>
+        <w:numPr>
+          <w:ilvl w:val="0"/>
+          <w:numId w:val="3"/>
+        </w:numPr>
+        <w:spacing/>
+        <w:ind/>
+        <w:jc w:val="left"/>
+        <w:rPr/>
+      </w:pPr>
+      <w:r>
+        <w:rPr>
+          <w:rFonts w:ascii="Arial" w:hAnsi="Arial" w:eastAsia="Arial" w:cs="Arial"/>
+          <w:b/>
+          <w:bCs/>
+          <w:highlight w:val="none"/>
+        </w:rPr>
+        <w:t xml:space="preserve">git remote add origin https://github.com</w:t>
+      </w:r>
+      <w:r/>
+    </w:p>
+    <w:p>
+      <w:pPr>
+        <w:pStyle w:val="896"/>
+        <w:numPr>
+          <w:ilvl w:val="0"/>
+          <w:numId w:val="3"/>
+        </w:numPr>
+        <w:spacing/>
+        <w:ind/>
+        <w:jc w:val="left"/>
+        <w:rPr>
+          <w:rFonts w:ascii="Arial" w:hAnsi="Arial" w:cs="Arial"/>
+          <w:b/>
+          <w:bCs/>
+          <w:highlight w:val="none"/>
+        </w:rPr>
+      </w:pPr>
+      <w:r>
+        <w:rPr>
+          <w:rFonts w:ascii="Arial" w:hAnsi="Arial" w:eastAsia="Arial" w:cs="Arial"/>
+          <w:b/>
+          <w:bCs/>
+          <w:highlight w:val="none"/>
+        </w:rPr>
+        <w:t xml:space="preserve">git push -u origin main</w:t>
+      </w:r>
+      <w:r>
+        <w:rPr>
+          <w:rFonts w:ascii="Arial" w:hAnsi="Arial" w:eastAsia="Arial" w:cs="Arial"/>
+          <w:b/>
+          <w:bCs/>
+          <w:highlight w:val="none"/>
+        </w:rPr>
+      </w:r>
+      <w:r>
+        <w:rPr>
+          <w:rFonts w:ascii="Arial" w:hAnsi="Arial" w:cs="Arial"/>
+          <w:b/>
+          <w:bCs/>
+          <w:highlight w:val="none"/>
+        </w:rPr>
+      </w:r>
+    </w:p>
+    <w:p>
+      <w:pPr>
         <w:spacing/>
         <w:ind/>
         <w:rPr>
@@ -1211,7 +2480,30 @@
     </w:p>
     <w:p>
       <w:pPr>
-        <w:pBdr/>
+        <w:spacing/>
+        <w:ind/>
+        <w:rPr>
+          <w:highlight w:val="none"/>
+        </w:rPr>
+      </w:pPr>
+      <w:r>
+        <w:rPr>
+          <w:highlight w:val="none"/>
+        </w:rPr>
+      </w:r>
+      <w:r>
+        <w:rPr>
+          <w:highlight w:val="none"/>
+        </w:rPr>
+      </w:r>
+      <w:r>
+        <w:rPr>
+          <w:highlight w:val="none"/>
+        </w:rPr>
+      </w:r>
+    </w:p>
+    <w:p>
+      <w:pPr>
         <w:spacing/>
         <w:ind/>
         <w:rPr>
@@ -1229,10 +2521,14 @@
           <w:highlight w:val="none"/>
         </w:rPr>
       </w:r>
+      <w:r>
+        <w:rPr>
+          <w:highlight w:val="none"/>
+        </w:rPr>
+      </w:r>
     </w:p>
     <w:p>
       <w:pPr>
-        <w:pBdr/>
         <w:spacing/>
         <w:ind/>
         <w:rPr>
@@ -1250,10 +2546,14 @@
           <w:highlight w:val="none"/>
         </w:rPr>
       </w:r>
+      <w:r>
+        <w:rPr>
+          <w:highlight w:val="none"/>
+        </w:rPr>
+      </w:r>
     </w:p>
     <w:p>
       <w:pPr>
-        <w:pBdr/>
         <w:spacing/>
         <w:ind/>
         <w:rPr>
@@ -1279,7 +2579,6 @@
     </w:p>
     <w:p>
       <w:pPr>
-        <w:pBdr/>
         <w:spacing/>
         <w:ind/>
         <w:rPr>
@@ -1297,10 +2596,14 @@
           <w:highlight w:val="none"/>
         </w:rPr>
       </w:r>
+      <w:r>
+        <w:rPr>
+          <w:highlight w:val="none"/>
+        </w:rPr>
+      </w:r>
     </w:p>
     <w:p>
       <w:pPr>
-        <w:pBdr/>
         <w:spacing/>
         <w:ind/>
         <w:rPr>
@@ -1325,7 +2628,6 @@
     </w:p>
     <w:p>
       <w:pPr>
-        <w:pBdr/>
         <w:spacing/>
         <w:ind/>
         <w:rPr/>
@@ -1335,7 +2637,6 @@
     </w:p>
     <w:p>
       <w:pPr>
-        <w:pBdr/>
         <w:spacing/>
         <w:ind/>
         <w:rPr/>
@@ -1345,7 +2646,6 @@
     </w:p>
     <w:p>
       <w:pPr>
-        <w:pBdr/>
         <w:spacing/>
         <w:ind/>
         <w:rPr/>
@@ -1357,7 +2657,6 @@
     </w:p>
     <w:p>
       <w:pPr>
-        <w:pBdr/>
         <w:spacing/>
         <w:ind/>
         <w:rPr/>
@@ -1369,7 +2668,6 @@
     </w:p>
     <w:p>
       <w:pPr>
-        <w:pBdr/>
         <w:spacing/>
         <w:ind/>
         <w:rPr/>
@@ -1381,27 +2679,26 @@
     </w:p>
     <w:p>
       <w:pPr>
-        <w:pBdr/>
         <w:spacing/>
         <w:ind/>
         <w:rPr/>
       </w:pPr>
       <w:r/>
-      <w:hyperlink r:id="rId8" w:tooltip="https://iptv-org.github.io/iptv/index.m3u" w:history="1">
+      <w:hyperlink r:id="rId12" w:tooltip="https://iptv-org.github.io/iptv/index.m3u" w:history="1">
         <w:r>
           <w:rPr>
-            <w:rStyle w:val="187"/>
+            <w:rStyle w:val="878"/>
           </w:rPr>
           <w:t xml:space="preserve">https://iptv-org.github.io/iptv/index.m3u</w:t>
         </w:r>
         <w:r>
           <w:rPr>
-            <w:rStyle w:val="187"/>
+            <w:rStyle w:val="878"/>
           </w:rPr>
         </w:r>
         <w:r>
           <w:rPr>
-            <w:rStyle w:val="187"/>
+            <w:rStyle w:val="878"/>
           </w:rPr>
         </w:r>
       </w:hyperlink>
@@ -1427,12 +2724,10 @@
   <w:endnote w:type="separator" w:id="-1">
     <w:p>
       <w:pPr>
-        <w:pBdr/>
         <w:spacing w:after="0" w:line="240" w:lineRule="auto"/>
         <w:ind/>
         <w:rPr/>
       </w:pPr>
-      <w:r/>
       <w:r>
         <w:separator/>
       </w:r>
@@ -1442,12 +2737,10 @@
   <w:endnote w:type="continuationSeparator" w:id="0">
     <w:p>
       <w:pPr>
-        <w:pBdr/>
         <w:spacing w:after="0" w:line="240" w:lineRule="auto"/>
         <w:ind/>
         <w:rPr/>
       </w:pPr>
-      <w:r/>
       <w:r>
         <w:continuationSeparator/>
       </w:r>
@@ -1462,12 +2755,10 @@
   <w:footnote w:type="separator" w:id="-1">
     <w:p>
       <w:pPr>
-        <w:pBdr/>
         <w:spacing w:after="0" w:line="240" w:lineRule="auto"/>
         <w:ind/>
         <w:rPr/>
       </w:pPr>
-      <w:r/>
       <w:r>
         <w:separator/>
       </w:r>
@@ -1477,12 +2768,10 @@
   <w:footnote w:type="continuationSeparator" w:id="0">
     <w:p>
       <w:pPr>
-        <w:pBdr/>
         <w:spacing w:after="0" w:line="240" w:lineRule="auto"/>
         <w:ind/>
         <w:rPr/>
       </w:pPr>
-      <w:r/>
       <w:r>
         <w:continuationSeparator/>
       </w:r>
@@ -1490,6 +2779,461 @@
     </w:p>
   </w:footnote>
 </w:footnotes>
+</file>
+
+<file path=word/numbering.xml><?xml version="1.0" encoding="utf-8"?>
+<w:numbering xmlns:wpc="http://schemas.microsoft.com/office/word/2010/wordprocessingCanvas" xmlns:mc="http://schemas.openxmlformats.org/markup-compatibility/2006" xmlns:o="urn:schemas-microsoft-com:office:office" xmlns:r="http://schemas.openxmlformats.org/officeDocument/2006/relationships" xmlns:m="http://schemas.openxmlformats.org/officeDocument/2006/math" xmlns:v="urn:schemas-microsoft-com:vml" xmlns:wp14="http://schemas.microsoft.com/office/word/2010/wordprocessingDrawing" xmlns:wp="http://schemas.openxmlformats.org/drawingml/2006/wordprocessingDrawing" xmlns:w10="urn:schemas-microsoft-com:office:word" xmlns:w="http://schemas.openxmlformats.org/wordprocessingml/2006/main" xmlns:w14="http://schemas.microsoft.com/office/word/2010/wordml" xmlns:w15="http://schemas.microsoft.com/office/word/2012/wordml" xmlns:wpg="http://schemas.microsoft.com/office/word/2010/wordprocessingGroup" xmlns:wpi="http://schemas.microsoft.com/office/word/2010/wordprocessingInk" xmlns:wne="http://schemas.microsoft.com/office/word/2006/wordml" xmlns:wps="http://schemas.microsoft.com/office/word/2010/wordprocessingShape" mc:Ignorable="w14 w15 wp14">
+  <w:abstractNum w:abstractNumId="0">
+    <w:nsid w:val="4C0E3BAE"/>
+    <w:lvl w:ilvl="0">
+      <w:isLgl w:val="false"/>
+      <w:lvlJc w:val="left"/>
+      <w:lvlText w:val="·"/>
+      <w:numFmt w:val="bullet"/>
+      <w:pPr>
+        <w:pBdr/>
+        <w:spacing/>
+        <w:ind w:hanging="360" w:left="709"/>
+      </w:pPr>
+      <w:rPr>
+        <w:rFonts w:hint="default" w:ascii="Symbol" w:hAnsi="Symbol" w:eastAsia="Symbol" w:cs="Symbol"/>
+      </w:rPr>
+      <w:start w:val="1"/>
+      <w:suff w:val="tab"/>
+    </w:lvl>
+    <w:lvl w:ilvl="1">
+      <w:isLgl w:val="false"/>
+      <w:lvlJc w:val="left"/>
+      <w:lvlText w:val="o"/>
+      <w:numFmt w:val="bullet"/>
+      <w:pPr>
+        <w:pBdr/>
+        <w:spacing/>
+        <w:ind w:hanging="360" w:left="1429"/>
+      </w:pPr>
+      <w:rPr>
+        <w:rFonts w:hint="default" w:ascii="Courier New" w:hAnsi="Courier New" w:eastAsia="Courier New" w:cs="Courier New"/>
+      </w:rPr>
+      <w:start w:val="1"/>
+      <w:suff w:val="tab"/>
+    </w:lvl>
+    <w:lvl w:ilvl="2">
+      <w:isLgl w:val="false"/>
+      <w:lvlJc w:val="left"/>
+      <w:lvlText w:val="§"/>
+      <w:numFmt w:val="bullet"/>
+      <w:pPr>
+        <w:pBdr/>
+        <w:spacing/>
+        <w:ind w:hanging="360" w:left="2149"/>
+      </w:pPr>
+      <w:rPr>
+        <w:rFonts w:hint="default" w:ascii="Wingdings" w:hAnsi="Wingdings" w:eastAsia="Wingdings" w:cs="Wingdings"/>
+      </w:rPr>
+      <w:start w:val="1"/>
+      <w:suff w:val="tab"/>
+    </w:lvl>
+    <w:lvl w:ilvl="3">
+      <w:isLgl w:val="false"/>
+      <w:lvlJc w:val="left"/>
+      <w:lvlText w:val="·"/>
+      <w:numFmt w:val="bullet"/>
+      <w:pPr>
+        <w:pBdr/>
+        <w:spacing/>
+        <w:ind w:hanging="360" w:left="2869"/>
+      </w:pPr>
+      <w:rPr>
+        <w:rFonts w:hint="default" w:ascii="Symbol" w:hAnsi="Symbol" w:eastAsia="Symbol" w:cs="Symbol"/>
+      </w:rPr>
+      <w:start w:val="1"/>
+      <w:suff w:val="tab"/>
+    </w:lvl>
+    <w:lvl w:ilvl="4">
+      <w:isLgl w:val="false"/>
+      <w:lvlJc w:val="left"/>
+      <w:lvlText w:val="o"/>
+      <w:numFmt w:val="bullet"/>
+      <w:pPr>
+        <w:pBdr/>
+        <w:spacing/>
+        <w:ind w:hanging="360" w:left="3589"/>
+      </w:pPr>
+      <w:rPr>
+        <w:rFonts w:hint="default" w:ascii="Courier New" w:hAnsi="Courier New" w:eastAsia="Courier New" w:cs="Courier New"/>
+      </w:rPr>
+      <w:start w:val="1"/>
+      <w:suff w:val="tab"/>
+    </w:lvl>
+    <w:lvl w:ilvl="5">
+      <w:isLgl w:val="false"/>
+      <w:lvlJc w:val="left"/>
+      <w:lvlText w:val="§"/>
+      <w:numFmt w:val="bullet"/>
+      <w:pPr>
+        <w:pBdr/>
+        <w:spacing/>
+        <w:ind w:hanging="360" w:left="4309"/>
+      </w:pPr>
+      <w:rPr>
+        <w:rFonts w:hint="default" w:ascii="Wingdings" w:hAnsi="Wingdings" w:eastAsia="Wingdings" w:cs="Wingdings"/>
+      </w:rPr>
+      <w:start w:val="1"/>
+      <w:suff w:val="tab"/>
+    </w:lvl>
+    <w:lvl w:ilvl="6">
+      <w:isLgl w:val="false"/>
+      <w:lvlJc w:val="left"/>
+      <w:lvlText w:val="·"/>
+      <w:numFmt w:val="bullet"/>
+      <w:pPr>
+        <w:pBdr/>
+        <w:spacing/>
+        <w:ind w:hanging="360" w:left="5029"/>
+      </w:pPr>
+      <w:rPr>
+        <w:rFonts w:hint="default" w:ascii="Symbol" w:hAnsi="Symbol" w:eastAsia="Symbol" w:cs="Symbol"/>
+      </w:rPr>
+      <w:start w:val="1"/>
+      <w:suff w:val="tab"/>
+    </w:lvl>
+    <w:lvl w:ilvl="7">
+      <w:isLgl w:val="false"/>
+      <w:lvlJc w:val="left"/>
+      <w:lvlText w:val="o"/>
+      <w:numFmt w:val="bullet"/>
+      <w:pPr>
+        <w:pBdr/>
+        <w:spacing/>
+        <w:ind w:hanging="360" w:left="5749"/>
+      </w:pPr>
+      <w:rPr>
+        <w:rFonts w:hint="default" w:ascii="Courier New" w:hAnsi="Courier New" w:eastAsia="Courier New" w:cs="Courier New"/>
+      </w:rPr>
+      <w:start w:val="1"/>
+      <w:suff w:val="tab"/>
+    </w:lvl>
+    <w:lvl w:ilvl="8">
+      <w:isLgl w:val="false"/>
+      <w:lvlJc w:val="left"/>
+      <w:lvlText w:val="§"/>
+      <w:numFmt w:val="bullet"/>
+      <w:pPr>
+        <w:pBdr/>
+        <w:spacing/>
+        <w:ind w:hanging="360" w:left="6469"/>
+      </w:pPr>
+      <w:rPr>
+        <w:rFonts w:hint="default" w:ascii="Wingdings" w:hAnsi="Wingdings" w:eastAsia="Wingdings" w:cs="Wingdings"/>
+      </w:rPr>
+      <w:start w:val="1"/>
+      <w:suff w:val="tab"/>
+    </w:lvl>
+  </w:abstractNum>
+  <w:abstractNum w:abstractNumId="1">
+    <w:nsid w:val="132CE8A5"/>
+    <w:lvl w:ilvl="0">
+      <w:isLgl w:val="false"/>
+      <w:lvlJc w:val="left"/>
+      <w:lvlText w:val="·"/>
+      <w:numFmt w:val="bullet"/>
+      <w:pPr>
+        <w:pBdr/>
+        <w:spacing/>
+        <w:ind w:hanging="360" w:left="1418"/>
+      </w:pPr>
+      <w:rPr>
+        <w:rFonts w:hint="default" w:ascii="Symbol" w:hAnsi="Symbol" w:eastAsia="Symbol" w:cs="Symbol"/>
+      </w:rPr>
+      <w:start w:val="1"/>
+      <w:suff w:val="tab"/>
+    </w:lvl>
+    <w:lvl w:ilvl="1">
+      <w:isLgl w:val="false"/>
+      <w:lvlJc w:val="left"/>
+      <w:lvlText w:val="o"/>
+      <w:numFmt w:val="bullet"/>
+      <w:pPr>
+        <w:pBdr/>
+        <w:spacing/>
+        <w:ind w:hanging="360" w:left="2138"/>
+      </w:pPr>
+      <w:rPr>
+        <w:rFonts w:hint="default" w:ascii="Courier New" w:hAnsi="Courier New" w:eastAsia="Courier New" w:cs="Courier New"/>
+      </w:rPr>
+      <w:start w:val="1"/>
+      <w:suff w:val="tab"/>
+    </w:lvl>
+    <w:lvl w:ilvl="2">
+      <w:isLgl w:val="false"/>
+      <w:lvlJc w:val="left"/>
+      <w:lvlText w:val="§"/>
+      <w:numFmt w:val="bullet"/>
+      <w:pPr>
+        <w:pBdr/>
+        <w:spacing/>
+        <w:ind w:hanging="360" w:left="2858"/>
+      </w:pPr>
+      <w:rPr>
+        <w:rFonts w:hint="default" w:ascii="Wingdings" w:hAnsi="Wingdings" w:eastAsia="Wingdings" w:cs="Wingdings"/>
+      </w:rPr>
+      <w:start w:val="1"/>
+      <w:suff w:val="tab"/>
+    </w:lvl>
+    <w:lvl w:ilvl="3">
+      <w:isLgl w:val="false"/>
+      <w:lvlJc w:val="left"/>
+      <w:lvlText w:val="·"/>
+      <w:numFmt w:val="bullet"/>
+      <w:pPr>
+        <w:pBdr/>
+        <w:spacing/>
+        <w:ind w:hanging="360" w:left="3578"/>
+      </w:pPr>
+      <w:rPr>
+        <w:rFonts w:hint="default" w:ascii="Symbol" w:hAnsi="Symbol" w:eastAsia="Symbol" w:cs="Symbol"/>
+      </w:rPr>
+      <w:start w:val="1"/>
+      <w:suff w:val="tab"/>
+    </w:lvl>
+    <w:lvl w:ilvl="4">
+      <w:isLgl w:val="false"/>
+      <w:lvlJc w:val="left"/>
+      <w:lvlText w:val="o"/>
+      <w:numFmt w:val="bullet"/>
+      <w:pPr>
+        <w:pBdr/>
+        <w:spacing/>
+        <w:ind w:hanging="360" w:left="4298"/>
+      </w:pPr>
+      <w:rPr>
+        <w:rFonts w:hint="default" w:ascii="Courier New" w:hAnsi="Courier New" w:eastAsia="Courier New" w:cs="Courier New"/>
+      </w:rPr>
+      <w:start w:val="1"/>
+      <w:suff w:val="tab"/>
+    </w:lvl>
+    <w:lvl w:ilvl="5">
+      <w:isLgl w:val="false"/>
+      <w:lvlJc w:val="left"/>
+      <w:lvlText w:val="§"/>
+      <w:numFmt w:val="bullet"/>
+      <w:pPr>
+        <w:pBdr/>
+        <w:spacing/>
+        <w:ind w:hanging="360" w:left="5018"/>
+      </w:pPr>
+      <w:rPr>
+        <w:rFonts w:hint="default" w:ascii="Wingdings" w:hAnsi="Wingdings" w:eastAsia="Wingdings" w:cs="Wingdings"/>
+      </w:rPr>
+      <w:start w:val="1"/>
+      <w:suff w:val="tab"/>
+    </w:lvl>
+    <w:lvl w:ilvl="6">
+      <w:isLgl w:val="false"/>
+      <w:lvlJc w:val="left"/>
+      <w:lvlText w:val="·"/>
+      <w:numFmt w:val="bullet"/>
+      <w:pPr>
+        <w:pBdr/>
+        <w:spacing/>
+        <w:ind w:hanging="360" w:left="5738"/>
+      </w:pPr>
+      <w:rPr>
+        <w:rFonts w:hint="default" w:ascii="Symbol" w:hAnsi="Symbol" w:eastAsia="Symbol" w:cs="Symbol"/>
+      </w:rPr>
+      <w:start w:val="1"/>
+      <w:suff w:val="tab"/>
+    </w:lvl>
+    <w:lvl w:ilvl="7">
+      <w:isLgl w:val="false"/>
+      <w:lvlJc w:val="left"/>
+      <w:lvlText w:val="o"/>
+      <w:numFmt w:val="bullet"/>
+      <w:pPr>
+        <w:pBdr/>
+        <w:spacing/>
+        <w:ind w:hanging="360" w:left="6458"/>
+      </w:pPr>
+      <w:rPr>
+        <w:rFonts w:hint="default" w:ascii="Courier New" w:hAnsi="Courier New" w:eastAsia="Courier New" w:cs="Courier New"/>
+      </w:rPr>
+      <w:start w:val="1"/>
+      <w:suff w:val="tab"/>
+    </w:lvl>
+    <w:lvl w:ilvl="8">
+      <w:isLgl w:val="false"/>
+      <w:lvlJc w:val="left"/>
+      <w:lvlText w:val="§"/>
+      <w:numFmt w:val="bullet"/>
+      <w:pPr>
+        <w:pBdr/>
+        <w:spacing/>
+        <w:ind w:hanging="360" w:left="7178"/>
+      </w:pPr>
+      <w:rPr>
+        <w:rFonts w:hint="default" w:ascii="Wingdings" w:hAnsi="Wingdings" w:eastAsia="Wingdings" w:cs="Wingdings"/>
+      </w:rPr>
+      <w:start w:val="1"/>
+      <w:suff w:val="tab"/>
+    </w:lvl>
+  </w:abstractNum>
+  <w:abstractNum w:abstractNumId="2">
+    <w:nsid w:val="69883842"/>
+    <w:lvl w:ilvl="0">
+      <w:isLgl w:val="false"/>
+      <w:lvlJc w:val="left"/>
+      <w:lvlText w:val="·"/>
+      <w:numFmt w:val="bullet"/>
+      <w:pPr>
+        <w:pBdr/>
+        <w:spacing/>
+        <w:ind w:hanging="360" w:left="709"/>
+      </w:pPr>
+      <w:rPr>
+        <w:rFonts w:hint="default" w:ascii="Symbol" w:hAnsi="Symbol" w:eastAsia="Symbol" w:cs="Symbol"/>
+      </w:rPr>
+      <w:start w:val="1"/>
+      <w:suff w:val="tab"/>
+    </w:lvl>
+    <w:lvl w:ilvl="1">
+      <w:isLgl w:val="false"/>
+      <w:lvlJc w:val="left"/>
+      <w:lvlText w:val="o"/>
+      <w:numFmt w:val="bullet"/>
+      <w:pPr>
+        <w:pBdr/>
+        <w:spacing/>
+        <w:ind w:hanging="360" w:left="731"/>
+      </w:pPr>
+      <w:rPr>
+        <w:rFonts w:hint="default" w:ascii="Courier New" w:hAnsi="Courier New" w:eastAsia="Courier New" w:cs="Courier New"/>
+      </w:rPr>
+      <w:start w:val="1"/>
+      <w:suff w:val="tab"/>
+    </w:lvl>
+    <w:lvl w:ilvl="2">
+      <w:isLgl w:val="false"/>
+      <w:lvlJc w:val="left"/>
+      <w:lvlText w:val="§"/>
+      <w:numFmt w:val="bullet"/>
+      <w:pPr>
+        <w:pBdr/>
+        <w:spacing/>
+        <w:ind w:hanging="360" w:left="1451"/>
+      </w:pPr>
+      <w:rPr>
+        <w:rFonts w:hint="default" w:ascii="Wingdings" w:hAnsi="Wingdings" w:eastAsia="Wingdings" w:cs="Wingdings"/>
+      </w:rPr>
+      <w:start w:val="1"/>
+      <w:suff w:val="tab"/>
+    </w:lvl>
+    <w:lvl w:ilvl="3">
+      <w:isLgl w:val="false"/>
+      <w:lvlJc w:val="left"/>
+      <w:lvlText w:val="·"/>
+      <w:numFmt w:val="bullet"/>
+      <w:pPr>
+        <w:pBdr/>
+        <w:spacing/>
+        <w:ind w:hanging="360" w:left="2171"/>
+      </w:pPr>
+      <w:rPr>
+        <w:rFonts w:hint="default" w:ascii="Symbol" w:hAnsi="Symbol" w:eastAsia="Symbol" w:cs="Symbol"/>
+      </w:rPr>
+      <w:start w:val="1"/>
+      <w:suff w:val="tab"/>
+    </w:lvl>
+    <w:lvl w:ilvl="4">
+      <w:isLgl w:val="false"/>
+      <w:lvlJc w:val="left"/>
+      <w:lvlText w:val="o"/>
+      <w:numFmt w:val="bullet"/>
+      <w:pPr>
+        <w:pBdr/>
+        <w:spacing/>
+        <w:ind w:hanging="360" w:left="2891"/>
+      </w:pPr>
+      <w:rPr>
+        <w:rFonts w:hint="default" w:ascii="Courier New" w:hAnsi="Courier New" w:eastAsia="Courier New" w:cs="Courier New"/>
+      </w:rPr>
+      <w:start w:val="1"/>
+      <w:suff w:val="tab"/>
+    </w:lvl>
+    <w:lvl w:ilvl="5">
+      <w:isLgl w:val="false"/>
+      <w:lvlJc w:val="left"/>
+      <w:lvlText w:val="§"/>
+      <w:numFmt w:val="bullet"/>
+      <w:pPr>
+        <w:pBdr/>
+        <w:spacing/>
+        <w:ind w:hanging="360" w:left="3611"/>
+      </w:pPr>
+      <w:rPr>
+        <w:rFonts w:hint="default" w:ascii="Wingdings" w:hAnsi="Wingdings" w:eastAsia="Wingdings" w:cs="Wingdings"/>
+      </w:rPr>
+      <w:start w:val="1"/>
+      <w:suff w:val="tab"/>
+    </w:lvl>
+    <w:lvl w:ilvl="6">
+      <w:isLgl w:val="false"/>
+      <w:lvlJc w:val="left"/>
+      <w:lvlText w:val="·"/>
+      <w:numFmt w:val="bullet"/>
+      <w:pPr>
+        <w:pBdr/>
+        <w:spacing/>
+        <w:ind w:hanging="360" w:left="4331"/>
+      </w:pPr>
+      <w:rPr>
+        <w:rFonts w:hint="default" w:ascii="Symbol" w:hAnsi="Symbol" w:eastAsia="Symbol" w:cs="Symbol"/>
+      </w:rPr>
+      <w:start w:val="1"/>
+      <w:suff w:val="tab"/>
+    </w:lvl>
+    <w:lvl w:ilvl="7">
+      <w:isLgl w:val="false"/>
+      <w:lvlJc w:val="left"/>
+      <w:lvlText w:val="o"/>
+      <w:numFmt w:val="bullet"/>
+      <w:pPr>
+        <w:pBdr/>
+        <w:spacing/>
+        <w:ind w:hanging="360" w:left="5051"/>
+      </w:pPr>
+      <w:rPr>
+        <w:rFonts w:hint="default" w:ascii="Courier New" w:hAnsi="Courier New" w:eastAsia="Courier New" w:cs="Courier New"/>
+      </w:rPr>
+      <w:start w:val="1"/>
+      <w:suff w:val="tab"/>
+    </w:lvl>
+    <w:lvl w:ilvl="8">
+      <w:isLgl w:val="false"/>
+      <w:lvlJc w:val="left"/>
+      <w:lvlText w:val="§"/>
+      <w:numFmt w:val="bullet"/>
+      <w:pPr>
+        <w:pBdr/>
+        <w:spacing/>
+        <w:ind w:hanging="360" w:left="5771"/>
+      </w:pPr>
+      <w:rPr>
+        <w:rFonts w:hint="default" w:ascii="Wingdings" w:hAnsi="Wingdings" w:eastAsia="Wingdings" w:cs="Wingdings"/>
+      </w:rPr>
+      <w:start w:val="1"/>
+      <w:suff w:val="tab"/>
+    </w:lvl>
+  </w:abstractNum>
+  <w:num w:numId="1">
+    <w:abstractNumId w:val="0"/>
+  </w:num>
+  <w:num w:numId="2">
+    <w:abstractNumId w:val="1"/>
+  </w:num>
+  <w:num w:numId="3">
+    <w:abstractNumId w:val="2"/>
+  </w:num>
+</w:numbering>
 </file>
 
 <file path=word/styles.xml><?xml version="1.0" encoding="utf-8"?>
@@ -1650,9 +3394,9 @@
     <w:lsdException w:name="Bibliography" w:uiPriority="37"/>
     <w:lsdException w:name="TOC Heading" w:uiPriority="39" w:qFormat="1"/>
   </w:latentStyles>
-  <w:style w:type="table" w:styleId="12">
+  <w:style w:type="table" w:styleId="707">
     <w:name w:val="Table Grid"/>
-    <w:basedOn w:val="665"/>
+    <w:basedOn w:val="893"/>
     <w:uiPriority w:val="59"/>
     <w:pPr>
       <w:pBdr/>
@@ -1849,9 +3593,9 @@
       </w:tcPr>
     </w:tblStylePr>
   </w:style>
-  <w:style w:type="table" w:styleId="13">
+  <w:style w:type="table" w:styleId="708">
     <w:name w:val="Table Grid Light"/>
-    <w:basedOn w:val="665"/>
+    <w:basedOn w:val="893"/>
     <w:uiPriority w:val="59"/>
     <w:pPr>
       <w:pBdr/>
@@ -2048,9 +3792,9 @@
       </w:tcPr>
     </w:tblStylePr>
   </w:style>
-  <w:style w:type="table" w:styleId="14">
+  <w:style w:type="table" w:styleId="709">
     <w:name w:val="Plain Table 1"/>
-    <w:basedOn w:val="665"/>
+    <w:basedOn w:val="893"/>
     <w:uiPriority w:val="59"/>
     <w:pPr>
       <w:pBdr/>
@@ -2273,9 +4017,9 @@
       </w:tcPr>
     </w:tblStylePr>
   </w:style>
-  <w:style w:type="table" w:styleId="15">
+  <w:style w:type="table" w:styleId="710">
     <w:name w:val="Plain Table 2"/>
-    <w:basedOn w:val="665"/>
+    <w:basedOn w:val="893"/>
     <w:uiPriority w:val="59"/>
     <w:pPr>
       <w:pBdr/>
@@ -2506,9 +4250,9 @@
       </w:tcPr>
     </w:tblStylePr>
   </w:style>
-  <w:style w:type="table" w:styleId="16">
+  <w:style w:type="table" w:styleId="711">
     <w:name w:val="Plain Table 3"/>
-    <w:basedOn w:val="665"/>
+    <w:basedOn w:val="893"/>
     <w:uiPriority w:val="99"/>
     <w:pPr>
       <w:pBdr/>
@@ -2736,9 +4480,9 @@
       </w:tcPr>
     </w:tblStylePr>
   </w:style>
-  <w:style w:type="table" w:styleId="17">
+  <w:style w:type="table" w:styleId="712">
     <w:name w:val="Plain Table 4"/>
-    <w:basedOn w:val="665"/>
+    <w:basedOn w:val="893"/>
     <w:uiPriority w:val="99"/>
     <w:pPr>
       <w:pBdr/>
@@ -2952,9 +4696,9 @@
       </w:tcPr>
     </w:tblStylePr>
   </w:style>
-  <w:style w:type="table" w:styleId="18">
+  <w:style w:type="table" w:styleId="713">
     <w:name w:val="Plain Table 5"/>
-    <w:basedOn w:val="665"/>
+    <w:basedOn w:val="893"/>
     <w:uiPriority w:val="99"/>
     <w:pPr>
       <w:pBdr/>
@@ -3185,9 +4929,9 @@
       </w:tcPr>
     </w:tblStylePr>
   </w:style>
-  <w:style w:type="table" w:styleId="19">
+  <w:style w:type="table" w:styleId="714">
     <w:name w:val="Grid Table 1 Light"/>
-    <w:basedOn w:val="665"/>
+    <w:basedOn w:val="893"/>
     <w:uiPriority w:val="99"/>
     <w:pPr>
       <w:pBdr/>
@@ -3408,9 +5152,9 @@
       </w:tcPr>
     </w:tblStylePr>
   </w:style>
-  <w:style w:type="table" w:styleId="20">
+  <w:style w:type="table" w:styleId="715">
     <w:name w:val="Grid Table 1 Light - Accent 1"/>
-    <w:basedOn w:val="665"/>
+    <w:basedOn w:val="893"/>
     <w:uiPriority w:val="99"/>
     <w:pPr>
       <w:pBdr/>
@@ -3631,9 +5375,9 @@
       </w:tcPr>
     </w:tblStylePr>
   </w:style>
-  <w:style w:type="table" w:styleId="21">
+  <w:style w:type="table" w:styleId="716">
     <w:name w:val="Grid Table 1 Light - Accent 2"/>
-    <w:basedOn w:val="665"/>
+    <w:basedOn w:val="893"/>
     <w:uiPriority w:val="99"/>
     <w:pPr>
       <w:pBdr/>
@@ -3854,9 +5598,9 @@
       </w:tcPr>
     </w:tblStylePr>
   </w:style>
-  <w:style w:type="table" w:styleId="22">
+  <w:style w:type="table" w:styleId="717">
     <w:name w:val="Grid Table 1 Light - Accent 3"/>
-    <w:basedOn w:val="665"/>
+    <w:basedOn w:val="893"/>
     <w:uiPriority w:val="99"/>
     <w:pPr>
       <w:pBdr/>
@@ -4077,9 +5821,9 @@
       </w:tcPr>
     </w:tblStylePr>
   </w:style>
-  <w:style w:type="table" w:styleId="23">
+  <w:style w:type="table" w:styleId="718">
     <w:name w:val="Grid Table 1 Light - Accent 4"/>
-    <w:basedOn w:val="665"/>
+    <w:basedOn w:val="893"/>
     <w:uiPriority w:val="99"/>
     <w:pPr>
       <w:pBdr/>
@@ -4300,9 +6044,9 @@
       </w:tcPr>
     </w:tblStylePr>
   </w:style>
-  <w:style w:type="table" w:styleId="24">
+  <w:style w:type="table" w:styleId="719">
     <w:name w:val="Grid Table 1 Light - Accent 5"/>
-    <w:basedOn w:val="665"/>
+    <w:basedOn w:val="893"/>
     <w:uiPriority w:val="99"/>
     <w:pPr>
       <w:pBdr/>
@@ -4523,9 +6267,9 @@
       </w:tcPr>
     </w:tblStylePr>
   </w:style>
-  <w:style w:type="table" w:styleId="25">
+  <w:style w:type="table" w:styleId="720">
     <w:name w:val="Grid Table 1 Light - Accent 6"/>
-    <w:basedOn w:val="665"/>
+    <w:basedOn w:val="893"/>
     <w:uiPriority w:val="99"/>
     <w:pPr>
       <w:pBdr/>
@@ -4746,9 +6490,9 @@
       </w:tcPr>
     </w:tblStylePr>
   </w:style>
-  <w:style w:type="table" w:styleId="26">
+  <w:style w:type="table" w:styleId="721">
     <w:name w:val="Grid Table 2"/>
-    <w:basedOn w:val="665"/>
+    <w:basedOn w:val="893"/>
     <w:uiPriority w:val="99"/>
     <w:pPr>
       <w:pBdr/>
@@ -4978,9 +6722,9 @@
       </w:tcPr>
     </w:tblStylePr>
   </w:style>
-  <w:style w:type="table" w:styleId="27">
+  <w:style w:type="table" w:styleId="722">
     <w:name w:val="Grid Table 2 - Accent 1"/>
-    <w:basedOn w:val="665"/>
+    <w:basedOn w:val="893"/>
     <w:uiPriority w:val="99"/>
     <w:pPr>
       <w:pBdr/>
@@ -5210,9 +6954,9 @@
       </w:tcPr>
     </w:tblStylePr>
   </w:style>
-  <w:style w:type="table" w:styleId="28">
+  <w:style w:type="table" w:styleId="723">
     <w:name w:val="Grid Table 2 - Accent 2"/>
-    <w:basedOn w:val="665"/>
+    <w:basedOn w:val="893"/>
     <w:uiPriority w:val="99"/>
     <w:pPr>
       <w:pBdr/>
@@ -5442,9 +7186,9 @@
       </w:tcPr>
     </w:tblStylePr>
   </w:style>
-  <w:style w:type="table" w:styleId="29">
+  <w:style w:type="table" w:styleId="724">
     <w:name w:val="Grid Table 2 - Accent 3"/>
-    <w:basedOn w:val="665"/>
+    <w:basedOn w:val="893"/>
     <w:uiPriority w:val="99"/>
     <w:pPr>
       <w:pBdr/>
@@ -5674,9 +7418,9 @@
       </w:tcPr>
     </w:tblStylePr>
   </w:style>
-  <w:style w:type="table" w:styleId="30">
+  <w:style w:type="table" w:styleId="725">
     <w:name w:val="Grid Table 2 - Accent 4"/>
-    <w:basedOn w:val="665"/>
+    <w:basedOn w:val="893"/>
     <w:uiPriority w:val="99"/>
     <w:pPr>
       <w:pBdr/>
@@ -5906,9 +7650,9 @@
       </w:tcPr>
     </w:tblStylePr>
   </w:style>
-  <w:style w:type="table" w:styleId="31">
+  <w:style w:type="table" w:styleId="726">
     <w:name w:val="Grid Table 2 - Accent 5"/>
-    <w:basedOn w:val="665"/>
+    <w:basedOn w:val="893"/>
     <w:uiPriority w:val="99"/>
     <w:pPr>
       <w:pBdr/>
@@ -6138,9 +7882,9 @@
       </w:tcPr>
     </w:tblStylePr>
   </w:style>
-  <w:style w:type="table" w:styleId="32">
+  <w:style w:type="table" w:styleId="727">
     <w:name w:val="Grid Table 2 - Accent 6"/>
-    <w:basedOn w:val="665"/>
+    <w:basedOn w:val="893"/>
     <w:uiPriority w:val="99"/>
     <w:pPr>
       <w:pBdr/>
@@ -6370,9 +8114,9 @@
       </w:tcPr>
     </w:tblStylePr>
   </w:style>
-  <w:style w:type="table" w:styleId="33">
+  <w:style w:type="table" w:styleId="728">
     <w:name w:val="Grid Table 3"/>
-    <w:basedOn w:val="665"/>
+    <w:basedOn w:val="893"/>
     <w:uiPriority w:val="99"/>
     <w:pPr>
       <w:pBdr/>
@@ -6471,29 +8215,6 @@
         <w:tblBorders/>
       </w:tblPr>
       <w:tcPr>
-        <w:shd w:color="ffffff"/>
-        <w:tcBorders>
-          <w:top w:val="none" w:color="000000" w:sz="4" w:space="0"/>
-          <w:left w:val="none" w:color="000000" w:sz="4" w:space="0"/>
-          <w:bottom w:val="none" w:color="000000" w:sz="4" w:space="0"/>
-          <w:right w:val="none" w:color="000000" w:sz="4" w:space="0"/>
-        </w:tcBorders>
-      </w:tcPr>
-    </w:tblStylePr>
-    <w:tblStylePr w:type="firstRow">
-      <w:rPr>
-        <w:b/>
-        <w:color w:val="404040"/>
-      </w:rPr>
-      <w:pPr>
-        <w:pBdr/>
-        <w:spacing/>
-        <w:ind/>
-      </w:pPr>
-      <w:tblPr>
-        <w:tblBorders/>
-      </w:tblPr>
-      <w:tcPr>
         <w:shd w:val="clear" w:color="ffffff"/>
         <w:tcBorders>
           <w:top w:val="none" w:color="000000" w:sz="4" w:space="0"/>
@@ -6503,30 +8224,7 @@
         </w:tcBorders>
       </w:tcPr>
     </w:tblStylePr>
-    <w:tblStylePr w:type="lastCol">
-      <w:rPr>
-        <w:i/>
-        <w:color w:val="404040"/>
-      </w:rPr>
-      <w:pPr>
-        <w:pBdr/>
-        <w:spacing/>
-        <w:ind/>
-      </w:pPr>
-      <w:tblPr>
-        <w:tblBorders/>
-      </w:tblPr>
-      <w:tcPr>
-        <w:shd w:color="ffffff"/>
-        <w:tcBorders>
-          <w:top w:val="none" w:color="000000" w:sz="4" w:space="0"/>
-          <w:left w:val="none" w:color="000000" w:sz="4" w:space="0"/>
-          <w:bottom w:val="none" w:color="000000" w:sz="4" w:space="0"/>
-          <w:right w:val="none" w:color="000000" w:sz="4" w:space="0"/>
-        </w:tcBorders>
-      </w:tcPr>
-    </w:tblStylePr>
-    <w:tblStylePr w:type="lastRow">
+    <w:tblStylePr w:type="firstRow">
       <w:rPr>
         <w:b/>
         <w:color w:val="404040"/>
@@ -6549,6 +8247,52 @@
         </w:tcBorders>
       </w:tcPr>
     </w:tblStylePr>
+    <w:tblStylePr w:type="lastCol">
+      <w:rPr>
+        <w:i/>
+        <w:color w:val="404040"/>
+      </w:rPr>
+      <w:pPr>
+        <w:pBdr/>
+        <w:spacing/>
+        <w:ind/>
+      </w:pPr>
+      <w:tblPr>
+        <w:tblBorders/>
+      </w:tblPr>
+      <w:tcPr>
+        <w:shd w:val="clear" w:color="ffffff"/>
+        <w:tcBorders>
+          <w:top w:val="none" w:color="000000" w:sz="4" w:space="0"/>
+          <w:left w:val="none" w:color="000000" w:sz="4" w:space="0"/>
+          <w:bottom w:val="none" w:color="000000" w:sz="4" w:space="0"/>
+          <w:right w:val="none" w:color="000000" w:sz="4" w:space="0"/>
+        </w:tcBorders>
+      </w:tcPr>
+    </w:tblStylePr>
+    <w:tblStylePr w:type="lastRow">
+      <w:rPr>
+        <w:b/>
+        <w:color w:val="404040"/>
+      </w:rPr>
+      <w:pPr>
+        <w:pBdr/>
+        <w:spacing/>
+        <w:ind/>
+      </w:pPr>
+      <w:tblPr>
+        <w:tblBorders/>
+      </w:tblPr>
+      <w:tcPr>
+        <w:shd w:val="clear" w:color="ffffff"/>
+        <w:tcBorders>
+          <w:top w:val="none" w:color="000000" w:sz="4" w:space="0"/>
+          <w:left w:val="none" w:color="000000" w:sz="4" w:space="0"/>
+          <w:bottom w:val="none" w:color="000000" w:sz="4" w:space="0"/>
+          <w:right w:val="none" w:color="000000" w:sz="4" w:space="0"/>
+        </w:tcBorders>
+      </w:tcPr>
+    </w:tblStylePr>
     <w:tblStylePr w:type="nwCell">
       <w:pPr>
         <w:pBdr/>
@@ -6615,9 +8359,9 @@
       </w:tcPr>
     </w:tblStylePr>
   </w:style>
-  <w:style w:type="table" w:styleId="34">
+  <w:style w:type="table" w:styleId="729">
     <w:name w:val="Grid Table 3 - Accent 1"/>
-    <w:basedOn w:val="665"/>
+    <w:basedOn w:val="893"/>
     <w:uiPriority w:val="99"/>
     <w:pPr>
       <w:pBdr/>
@@ -6716,29 +8460,6 @@
         <w:tblBorders/>
       </w:tblPr>
       <w:tcPr>
-        <w:shd w:color="ffffff"/>
-        <w:tcBorders>
-          <w:top w:val="none" w:color="000000" w:sz="4" w:space="0"/>
-          <w:left w:val="none" w:color="000000" w:sz="4" w:space="0"/>
-          <w:bottom w:val="none" w:color="000000" w:sz="4" w:space="0"/>
-          <w:right w:val="none" w:color="000000" w:sz="4" w:space="0"/>
-        </w:tcBorders>
-      </w:tcPr>
-    </w:tblStylePr>
-    <w:tblStylePr w:type="firstRow">
-      <w:rPr>
-        <w:b/>
-        <w:color w:val="404040"/>
-      </w:rPr>
-      <w:pPr>
-        <w:pBdr/>
-        <w:spacing/>
-        <w:ind/>
-      </w:pPr>
-      <w:tblPr>
-        <w:tblBorders/>
-      </w:tblPr>
-      <w:tcPr>
         <w:shd w:val="clear" w:color="ffffff"/>
         <w:tcBorders>
           <w:top w:val="none" w:color="000000" w:sz="4" w:space="0"/>
@@ -6748,30 +8469,7 @@
         </w:tcBorders>
       </w:tcPr>
     </w:tblStylePr>
-    <w:tblStylePr w:type="lastCol">
-      <w:rPr>
-        <w:i/>
-        <w:color w:val="404040"/>
-      </w:rPr>
-      <w:pPr>
-        <w:pBdr/>
-        <w:spacing/>
-        <w:ind/>
-      </w:pPr>
-      <w:tblPr>
-        <w:tblBorders/>
-      </w:tblPr>
-      <w:tcPr>
-        <w:shd w:color="ffffff"/>
-        <w:tcBorders>
-          <w:top w:val="none" w:color="000000" w:sz="4" w:space="0"/>
-          <w:left w:val="none" w:color="000000" w:sz="4" w:space="0"/>
-          <w:bottom w:val="none" w:color="000000" w:sz="4" w:space="0"/>
-          <w:right w:val="none" w:color="000000" w:sz="4" w:space="0"/>
-        </w:tcBorders>
-      </w:tcPr>
-    </w:tblStylePr>
-    <w:tblStylePr w:type="lastRow">
+    <w:tblStylePr w:type="firstRow">
       <w:rPr>
         <w:b/>
         <w:color w:val="404040"/>
@@ -6794,6 +8492,52 @@
         </w:tcBorders>
       </w:tcPr>
     </w:tblStylePr>
+    <w:tblStylePr w:type="lastCol">
+      <w:rPr>
+        <w:i/>
+        <w:color w:val="404040"/>
+      </w:rPr>
+      <w:pPr>
+        <w:pBdr/>
+        <w:spacing/>
+        <w:ind/>
+      </w:pPr>
+      <w:tblPr>
+        <w:tblBorders/>
+      </w:tblPr>
+      <w:tcPr>
+        <w:shd w:val="clear" w:color="ffffff"/>
+        <w:tcBorders>
+          <w:top w:val="none" w:color="000000" w:sz="4" w:space="0"/>
+          <w:left w:val="none" w:color="000000" w:sz="4" w:space="0"/>
+          <w:bottom w:val="none" w:color="000000" w:sz="4" w:space="0"/>
+          <w:right w:val="none" w:color="000000" w:sz="4" w:space="0"/>
+        </w:tcBorders>
+      </w:tcPr>
+    </w:tblStylePr>
+    <w:tblStylePr w:type="lastRow">
+      <w:rPr>
+        <w:b/>
+        <w:color w:val="404040"/>
+      </w:rPr>
+      <w:pPr>
+        <w:pBdr/>
+        <w:spacing/>
+        <w:ind/>
+      </w:pPr>
+      <w:tblPr>
+        <w:tblBorders/>
+      </w:tblPr>
+      <w:tcPr>
+        <w:shd w:val="clear" w:color="ffffff"/>
+        <w:tcBorders>
+          <w:top w:val="none" w:color="000000" w:sz="4" w:space="0"/>
+          <w:left w:val="none" w:color="000000" w:sz="4" w:space="0"/>
+          <w:bottom w:val="none" w:color="000000" w:sz="4" w:space="0"/>
+          <w:right w:val="none" w:color="000000" w:sz="4" w:space="0"/>
+        </w:tcBorders>
+      </w:tcPr>
+    </w:tblStylePr>
     <w:tblStylePr w:type="nwCell">
       <w:pPr>
         <w:pBdr/>
@@ -6860,9 +8604,9 @@
       </w:tcPr>
     </w:tblStylePr>
   </w:style>
-  <w:style w:type="table" w:styleId="35">
+  <w:style w:type="table" w:styleId="730">
     <w:name w:val="Grid Table 3 - Accent 2"/>
-    <w:basedOn w:val="665"/>
+    <w:basedOn w:val="893"/>
     <w:uiPriority w:val="99"/>
     <w:pPr>
       <w:pBdr/>
@@ -6961,29 +8705,6 @@
         <w:tblBorders/>
       </w:tblPr>
       <w:tcPr>
-        <w:shd w:color="ffffff"/>
-        <w:tcBorders>
-          <w:top w:val="none" w:color="000000" w:sz="4" w:space="0"/>
-          <w:left w:val="none" w:color="000000" w:sz="4" w:space="0"/>
-          <w:bottom w:val="none" w:color="000000" w:sz="4" w:space="0"/>
-          <w:right w:val="none" w:color="000000" w:sz="4" w:space="0"/>
-        </w:tcBorders>
-      </w:tcPr>
-    </w:tblStylePr>
-    <w:tblStylePr w:type="firstRow">
-      <w:rPr>
-        <w:b/>
-        <w:color w:val="404040"/>
-      </w:rPr>
-      <w:pPr>
-        <w:pBdr/>
-        <w:spacing/>
-        <w:ind/>
-      </w:pPr>
-      <w:tblPr>
-        <w:tblBorders/>
-      </w:tblPr>
-      <w:tcPr>
         <w:shd w:val="clear" w:color="ffffff"/>
         <w:tcBorders>
           <w:top w:val="none" w:color="000000" w:sz="4" w:space="0"/>
@@ -6993,30 +8714,7 @@
         </w:tcBorders>
       </w:tcPr>
     </w:tblStylePr>
-    <w:tblStylePr w:type="lastCol">
-      <w:rPr>
-        <w:i/>
-        <w:color w:val="404040"/>
-      </w:rPr>
-      <w:pPr>
-        <w:pBdr/>
-        <w:spacing/>
-        <w:ind/>
-      </w:pPr>
-      <w:tblPr>
-        <w:tblBorders/>
-      </w:tblPr>
-      <w:tcPr>
-        <w:shd w:color="ffffff"/>
-        <w:tcBorders>
-          <w:top w:val="none" w:color="000000" w:sz="4" w:space="0"/>
-          <w:left w:val="none" w:color="000000" w:sz="4" w:space="0"/>
-          <w:bottom w:val="none" w:color="000000" w:sz="4" w:space="0"/>
-          <w:right w:val="none" w:color="000000" w:sz="4" w:space="0"/>
-        </w:tcBorders>
-      </w:tcPr>
-    </w:tblStylePr>
-    <w:tblStylePr w:type="lastRow">
+    <w:tblStylePr w:type="firstRow">
       <w:rPr>
         <w:b/>
         <w:color w:val="404040"/>
@@ -7039,6 +8737,52 @@
         </w:tcBorders>
       </w:tcPr>
     </w:tblStylePr>
+    <w:tblStylePr w:type="lastCol">
+      <w:rPr>
+        <w:i/>
+        <w:color w:val="404040"/>
+      </w:rPr>
+      <w:pPr>
+        <w:pBdr/>
+        <w:spacing/>
+        <w:ind/>
+      </w:pPr>
+      <w:tblPr>
+        <w:tblBorders/>
+      </w:tblPr>
+      <w:tcPr>
+        <w:shd w:val="clear" w:color="ffffff"/>
+        <w:tcBorders>
+          <w:top w:val="none" w:color="000000" w:sz="4" w:space="0"/>
+          <w:left w:val="none" w:color="000000" w:sz="4" w:space="0"/>
+          <w:bottom w:val="none" w:color="000000" w:sz="4" w:space="0"/>
+          <w:right w:val="none" w:color="000000" w:sz="4" w:space="0"/>
+        </w:tcBorders>
+      </w:tcPr>
+    </w:tblStylePr>
+    <w:tblStylePr w:type="lastRow">
+      <w:rPr>
+        <w:b/>
+        <w:color w:val="404040"/>
+      </w:rPr>
+      <w:pPr>
+        <w:pBdr/>
+        <w:spacing/>
+        <w:ind/>
+      </w:pPr>
+      <w:tblPr>
+        <w:tblBorders/>
+      </w:tblPr>
+      <w:tcPr>
+        <w:shd w:val="clear" w:color="ffffff"/>
+        <w:tcBorders>
+          <w:top w:val="none" w:color="000000" w:sz="4" w:space="0"/>
+          <w:left w:val="none" w:color="000000" w:sz="4" w:space="0"/>
+          <w:bottom w:val="none" w:color="000000" w:sz="4" w:space="0"/>
+          <w:right w:val="none" w:color="000000" w:sz="4" w:space="0"/>
+        </w:tcBorders>
+      </w:tcPr>
+    </w:tblStylePr>
     <w:tblStylePr w:type="nwCell">
       <w:pPr>
         <w:pBdr/>
@@ -7105,9 +8849,9 @@
       </w:tcPr>
     </w:tblStylePr>
   </w:style>
-  <w:style w:type="table" w:styleId="36">
+  <w:style w:type="table" w:styleId="731">
     <w:name w:val="Grid Table 3 - Accent 3"/>
-    <w:basedOn w:val="665"/>
+    <w:basedOn w:val="893"/>
     <w:uiPriority w:val="99"/>
     <w:pPr>
       <w:pBdr/>
@@ -7206,29 +8950,6 @@
         <w:tblBorders/>
       </w:tblPr>
       <w:tcPr>
-        <w:shd w:color="ffffff"/>
-        <w:tcBorders>
-          <w:top w:val="none" w:color="000000" w:sz="4" w:space="0"/>
-          <w:left w:val="none" w:color="000000" w:sz="4" w:space="0"/>
-          <w:bottom w:val="none" w:color="000000" w:sz="4" w:space="0"/>
-          <w:right w:val="none" w:color="000000" w:sz="4" w:space="0"/>
-        </w:tcBorders>
-      </w:tcPr>
-    </w:tblStylePr>
-    <w:tblStylePr w:type="firstRow">
-      <w:rPr>
-        <w:b/>
-        <w:color w:val="404040"/>
-      </w:rPr>
-      <w:pPr>
-        <w:pBdr/>
-        <w:spacing/>
-        <w:ind/>
-      </w:pPr>
-      <w:tblPr>
-        <w:tblBorders/>
-      </w:tblPr>
-      <w:tcPr>
         <w:shd w:val="clear" w:color="ffffff"/>
         <w:tcBorders>
           <w:top w:val="none" w:color="000000" w:sz="4" w:space="0"/>
@@ -7238,30 +8959,7 @@
         </w:tcBorders>
       </w:tcPr>
     </w:tblStylePr>
-    <w:tblStylePr w:type="lastCol">
-      <w:rPr>
-        <w:i/>
-        <w:color w:val="404040"/>
-      </w:rPr>
-      <w:pPr>
-        <w:pBdr/>
-        <w:spacing/>
-        <w:ind/>
-      </w:pPr>
-      <w:tblPr>
-        <w:tblBorders/>
-      </w:tblPr>
-      <w:tcPr>
-        <w:shd w:color="ffffff"/>
-        <w:tcBorders>
-          <w:top w:val="none" w:color="000000" w:sz="4" w:space="0"/>
-          <w:left w:val="none" w:color="000000" w:sz="4" w:space="0"/>
-          <w:bottom w:val="none" w:color="000000" w:sz="4" w:space="0"/>
-          <w:right w:val="none" w:color="000000" w:sz="4" w:space="0"/>
-        </w:tcBorders>
-      </w:tcPr>
-    </w:tblStylePr>
-    <w:tblStylePr w:type="lastRow">
+    <w:tblStylePr w:type="firstRow">
       <w:rPr>
         <w:b/>
         <w:color w:val="404040"/>
@@ -7284,6 +8982,52 @@
         </w:tcBorders>
       </w:tcPr>
     </w:tblStylePr>
+    <w:tblStylePr w:type="lastCol">
+      <w:rPr>
+        <w:i/>
+        <w:color w:val="404040"/>
+      </w:rPr>
+      <w:pPr>
+        <w:pBdr/>
+        <w:spacing/>
+        <w:ind/>
+      </w:pPr>
+      <w:tblPr>
+        <w:tblBorders/>
+      </w:tblPr>
+      <w:tcPr>
+        <w:shd w:val="clear" w:color="ffffff"/>
+        <w:tcBorders>
+          <w:top w:val="none" w:color="000000" w:sz="4" w:space="0"/>
+          <w:left w:val="none" w:color="000000" w:sz="4" w:space="0"/>
+          <w:bottom w:val="none" w:color="000000" w:sz="4" w:space="0"/>
+          <w:right w:val="none" w:color="000000" w:sz="4" w:space="0"/>
+        </w:tcBorders>
+      </w:tcPr>
+    </w:tblStylePr>
+    <w:tblStylePr w:type="lastRow">
+      <w:rPr>
+        <w:b/>
+        <w:color w:val="404040"/>
+      </w:rPr>
+      <w:pPr>
+        <w:pBdr/>
+        <w:spacing/>
+        <w:ind/>
+      </w:pPr>
+      <w:tblPr>
+        <w:tblBorders/>
+      </w:tblPr>
+      <w:tcPr>
+        <w:shd w:val="clear" w:color="ffffff"/>
+        <w:tcBorders>
+          <w:top w:val="none" w:color="000000" w:sz="4" w:space="0"/>
+          <w:left w:val="none" w:color="000000" w:sz="4" w:space="0"/>
+          <w:bottom w:val="none" w:color="000000" w:sz="4" w:space="0"/>
+          <w:right w:val="none" w:color="000000" w:sz="4" w:space="0"/>
+        </w:tcBorders>
+      </w:tcPr>
+    </w:tblStylePr>
     <w:tblStylePr w:type="nwCell">
       <w:pPr>
         <w:pBdr/>
@@ -7350,9 +9094,9 @@
       </w:tcPr>
     </w:tblStylePr>
   </w:style>
-  <w:style w:type="table" w:styleId="37">
+  <w:style w:type="table" w:styleId="732">
     <w:name w:val="Grid Table 3 - Accent 4"/>
-    <w:basedOn w:val="665"/>
+    <w:basedOn w:val="893"/>
     <w:uiPriority w:val="99"/>
     <w:pPr>
       <w:pBdr/>
@@ -7451,29 +9195,6 @@
         <w:tblBorders/>
       </w:tblPr>
       <w:tcPr>
-        <w:shd w:color="ffffff"/>
-        <w:tcBorders>
-          <w:top w:val="none" w:color="000000" w:sz="4" w:space="0"/>
-          <w:left w:val="none" w:color="000000" w:sz="4" w:space="0"/>
-          <w:bottom w:val="none" w:color="000000" w:sz="4" w:space="0"/>
-          <w:right w:val="none" w:color="000000" w:sz="4" w:space="0"/>
-        </w:tcBorders>
-      </w:tcPr>
-    </w:tblStylePr>
-    <w:tblStylePr w:type="firstRow">
-      <w:rPr>
-        <w:b/>
-        <w:color w:val="404040"/>
-      </w:rPr>
-      <w:pPr>
-        <w:pBdr/>
-        <w:spacing/>
-        <w:ind/>
-      </w:pPr>
-      <w:tblPr>
-        <w:tblBorders/>
-      </w:tblPr>
-      <w:tcPr>
         <w:shd w:val="clear" w:color="ffffff"/>
         <w:tcBorders>
           <w:top w:val="none" w:color="000000" w:sz="4" w:space="0"/>
@@ -7483,30 +9204,7 @@
         </w:tcBorders>
       </w:tcPr>
     </w:tblStylePr>
-    <w:tblStylePr w:type="lastCol">
-      <w:rPr>
-        <w:i/>
-        <w:color w:val="404040"/>
-      </w:rPr>
-      <w:pPr>
-        <w:pBdr/>
-        <w:spacing/>
-        <w:ind/>
-      </w:pPr>
-      <w:tblPr>
-        <w:tblBorders/>
-      </w:tblPr>
-      <w:tcPr>
-        <w:shd w:color="ffffff"/>
-        <w:tcBorders>
-          <w:top w:val="none" w:color="000000" w:sz="4" w:space="0"/>
-          <w:left w:val="none" w:color="000000" w:sz="4" w:space="0"/>
-          <w:bottom w:val="none" w:color="000000" w:sz="4" w:space="0"/>
-          <w:right w:val="none" w:color="000000" w:sz="4" w:space="0"/>
-        </w:tcBorders>
-      </w:tcPr>
-    </w:tblStylePr>
-    <w:tblStylePr w:type="lastRow">
+    <w:tblStylePr w:type="firstRow">
       <w:rPr>
         <w:b/>
         <w:color w:val="404040"/>
@@ -7529,6 +9227,52 @@
         </w:tcBorders>
       </w:tcPr>
     </w:tblStylePr>
+    <w:tblStylePr w:type="lastCol">
+      <w:rPr>
+        <w:i/>
+        <w:color w:val="404040"/>
+      </w:rPr>
+      <w:pPr>
+        <w:pBdr/>
+        <w:spacing/>
+        <w:ind/>
+      </w:pPr>
+      <w:tblPr>
+        <w:tblBorders/>
+      </w:tblPr>
+      <w:tcPr>
+        <w:shd w:val="clear" w:color="ffffff"/>
+        <w:tcBorders>
+          <w:top w:val="none" w:color="000000" w:sz="4" w:space="0"/>
+          <w:left w:val="none" w:color="000000" w:sz="4" w:space="0"/>
+          <w:bottom w:val="none" w:color="000000" w:sz="4" w:space="0"/>
+          <w:right w:val="none" w:color="000000" w:sz="4" w:space="0"/>
+        </w:tcBorders>
+      </w:tcPr>
+    </w:tblStylePr>
+    <w:tblStylePr w:type="lastRow">
+      <w:rPr>
+        <w:b/>
+        <w:color w:val="404040"/>
+      </w:rPr>
+      <w:pPr>
+        <w:pBdr/>
+        <w:spacing/>
+        <w:ind/>
+      </w:pPr>
+      <w:tblPr>
+        <w:tblBorders/>
+      </w:tblPr>
+      <w:tcPr>
+        <w:shd w:val="clear" w:color="ffffff"/>
+        <w:tcBorders>
+          <w:top w:val="none" w:color="000000" w:sz="4" w:space="0"/>
+          <w:left w:val="none" w:color="000000" w:sz="4" w:space="0"/>
+          <w:bottom w:val="none" w:color="000000" w:sz="4" w:space="0"/>
+          <w:right w:val="none" w:color="000000" w:sz="4" w:space="0"/>
+        </w:tcBorders>
+      </w:tcPr>
+    </w:tblStylePr>
     <w:tblStylePr w:type="nwCell">
       <w:pPr>
         <w:pBdr/>
@@ -7595,9 +9339,9 @@
       </w:tcPr>
     </w:tblStylePr>
   </w:style>
-  <w:style w:type="table" w:styleId="38">
+  <w:style w:type="table" w:styleId="733">
     <w:name w:val="Grid Table 3 - Accent 5"/>
-    <w:basedOn w:val="665"/>
+    <w:basedOn w:val="893"/>
     <w:uiPriority w:val="99"/>
     <w:pPr>
       <w:pBdr/>
@@ -7696,29 +9440,6 @@
         <w:tblBorders/>
       </w:tblPr>
       <w:tcPr>
-        <w:shd w:color="ffffff"/>
-        <w:tcBorders>
-          <w:top w:val="none" w:color="000000" w:sz="4" w:space="0"/>
-          <w:left w:val="none" w:color="000000" w:sz="4" w:space="0"/>
-          <w:bottom w:val="none" w:color="000000" w:sz="4" w:space="0"/>
-          <w:right w:val="none" w:color="000000" w:sz="4" w:space="0"/>
-        </w:tcBorders>
-      </w:tcPr>
-    </w:tblStylePr>
-    <w:tblStylePr w:type="firstRow">
-      <w:rPr>
-        <w:b/>
-        <w:color w:val="404040"/>
-      </w:rPr>
-      <w:pPr>
-        <w:pBdr/>
-        <w:spacing/>
-        <w:ind/>
-      </w:pPr>
-      <w:tblPr>
-        <w:tblBorders/>
-      </w:tblPr>
-      <w:tcPr>
         <w:shd w:val="clear" w:color="ffffff"/>
         <w:tcBorders>
           <w:top w:val="none" w:color="000000" w:sz="4" w:space="0"/>
@@ -7728,30 +9449,7 @@
         </w:tcBorders>
       </w:tcPr>
     </w:tblStylePr>
-    <w:tblStylePr w:type="lastCol">
-      <w:rPr>
-        <w:i/>
-        <w:color w:val="404040"/>
-      </w:rPr>
-      <w:pPr>
-        <w:pBdr/>
-        <w:spacing/>
-        <w:ind/>
-      </w:pPr>
-      <w:tblPr>
-        <w:tblBorders/>
-      </w:tblPr>
-      <w:tcPr>
-        <w:shd w:color="ffffff"/>
-        <w:tcBorders>
-          <w:top w:val="none" w:color="000000" w:sz="4" w:space="0"/>
-          <w:left w:val="none" w:color="000000" w:sz="4" w:space="0"/>
-          <w:bottom w:val="none" w:color="000000" w:sz="4" w:space="0"/>
-          <w:right w:val="none" w:color="000000" w:sz="4" w:space="0"/>
-        </w:tcBorders>
-      </w:tcPr>
-    </w:tblStylePr>
-    <w:tblStylePr w:type="lastRow">
+    <w:tblStylePr w:type="firstRow">
       <w:rPr>
         <w:b/>
         <w:color w:val="404040"/>
@@ -7774,6 +9472,52 @@
         </w:tcBorders>
       </w:tcPr>
     </w:tblStylePr>
+    <w:tblStylePr w:type="lastCol">
+      <w:rPr>
+        <w:i/>
+        <w:color w:val="404040"/>
+      </w:rPr>
+      <w:pPr>
+        <w:pBdr/>
+        <w:spacing/>
+        <w:ind/>
+      </w:pPr>
+      <w:tblPr>
+        <w:tblBorders/>
+      </w:tblPr>
+      <w:tcPr>
+        <w:shd w:val="clear" w:color="ffffff"/>
+        <w:tcBorders>
+          <w:top w:val="none" w:color="000000" w:sz="4" w:space="0"/>
+          <w:left w:val="none" w:color="000000" w:sz="4" w:space="0"/>
+          <w:bottom w:val="none" w:color="000000" w:sz="4" w:space="0"/>
+          <w:right w:val="none" w:color="000000" w:sz="4" w:space="0"/>
+        </w:tcBorders>
+      </w:tcPr>
+    </w:tblStylePr>
+    <w:tblStylePr w:type="lastRow">
+      <w:rPr>
+        <w:b/>
+        <w:color w:val="404040"/>
+      </w:rPr>
+      <w:pPr>
+        <w:pBdr/>
+        <w:spacing/>
+        <w:ind/>
+      </w:pPr>
+      <w:tblPr>
+        <w:tblBorders/>
+      </w:tblPr>
+      <w:tcPr>
+        <w:shd w:val="clear" w:color="ffffff"/>
+        <w:tcBorders>
+          <w:top w:val="none" w:color="000000" w:sz="4" w:space="0"/>
+          <w:left w:val="none" w:color="000000" w:sz="4" w:space="0"/>
+          <w:bottom w:val="none" w:color="000000" w:sz="4" w:space="0"/>
+          <w:right w:val="none" w:color="000000" w:sz="4" w:space="0"/>
+        </w:tcBorders>
+      </w:tcPr>
+    </w:tblStylePr>
     <w:tblStylePr w:type="nwCell">
       <w:pPr>
         <w:pBdr/>
@@ -7840,9 +9584,9 @@
       </w:tcPr>
     </w:tblStylePr>
   </w:style>
-  <w:style w:type="table" w:styleId="39">
+  <w:style w:type="table" w:styleId="734">
     <w:name w:val="Grid Table 3 - Accent 6"/>
-    <w:basedOn w:val="665"/>
+    <w:basedOn w:val="893"/>
     <w:uiPriority w:val="99"/>
     <w:pPr>
       <w:pBdr/>
@@ -7941,29 +9685,6 @@
         <w:tblBorders/>
       </w:tblPr>
       <w:tcPr>
-        <w:shd w:color="ffffff"/>
-        <w:tcBorders>
-          <w:top w:val="none" w:color="000000" w:sz="4" w:space="0"/>
-          <w:left w:val="none" w:color="000000" w:sz="4" w:space="0"/>
-          <w:bottom w:val="none" w:color="000000" w:sz="4" w:space="0"/>
-          <w:right w:val="none" w:color="000000" w:sz="4" w:space="0"/>
-        </w:tcBorders>
-      </w:tcPr>
-    </w:tblStylePr>
-    <w:tblStylePr w:type="firstRow">
-      <w:rPr>
-        <w:b/>
-        <w:color w:val="404040"/>
-      </w:rPr>
-      <w:pPr>
-        <w:pBdr/>
-        <w:spacing/>
-        <w:ind/>
-      </w:pPr>
-      <w:tblPr>
-        <w:tblBorders/>
-      </w:tblPr>
-      <w:tcPr>
         <w:shd w:val="clear" w:color="ffffff"/>
         <w:tcBorders>
           <w:top w:val="none" w:color="000000" w:sz="4" w:space="0"/>
@@ -7973,30 +9694,7 @@
         </w:tcBorders>
       </w:tcPr>
     </w:tblStylePr>
-    <w:tblStylePr w:type="lastCol">
-      <w:rPr>
-        <w:i/>
-        <w:color w:val="404040"/>
-      </w:rPr>
-      <w:pPr>
-        <w:pBdr/>
-        <w:spacing/>
-        <w:ind/>
-      </w:pPr>
-      <w:tblPr>
-        <w:tblBorders/>
-      </w:tblPr>
-      <w:tcPr>
-        <w:shd w:color="ffffff"/>
-        <w:tcBorders>
-          <w:top w:val="none" w:color="000000" w:sz="4" w:space="0"/>
-          <w:left w:val="none" w:color="000000" w:sz="4" w:space="0"/>
-          <w:bottom w:val="none" w:color="000000" w:sz="4" w:space="0"/>
-          <w:right w:val="none" w:color="000000" w:sz="4" w:space="0"/>
-        </w:tcBorders>
-      </w:tcPr>
-    </w:tblStylePr>
-    <w:tblStylePr w:type="lastRow">
+    <w:tblStylePr w:type="firstRow">
       <w:rPr>
         <w:b/>
         <w:color w:val="404040"/>
@@ -8019,6 +9717,52 @@
         </w:tcBorders>
       </w:tcPr>
     </w:tblStylePr>
+    <w:tblStylePr w:type="lastCol">
+      <w:rPr>
+        <w:i/>
+        <w:color w:val="404040"/>
+      </w:rPr>
+      <w:pPr>
+        <w:pBdr/>
+        <w:spacing/>
+        <w:ind/>
+      </w:pPr>
+      <w:tblPr>
+        <w:tblBorders/>
+      </w:tblPr>
+      <w:tcPr>
+        <w:shd w:val="clear" w:color="ffffff"/>
+        <w:tcBorders>
+          <w:top w:val="none" w:color="000000" w:sz="4" w:space="0"/>
+          <w:left w:val="none" w:color="000000" w:sz="4" w:space="0"/>
+          <w:bottom w:val="none" w:color="000000" w:sz="4" w:space="0"/>
+          <w:right w:val="none" w:color="000000" w:sz="4" w:space="0"/>
+        </w:tcBorders>
+      </w:tcPr>
+    </w:tblStylePr>
+    <w:tblStylePr w:type="lastRow">
+      <w:rPr>
+        <w:b/>
+        <w:color w:val="404040"/>
+      </w:rPr>
+      <w:pPr>
+        <w:pBdr/>
+        <w:spacing/>
+        <w:ind/>
+      </w:pPr>
+      <w:tblPr>
+        <w:tblBorders/>
+      </w:tblPr>
+      <w:tcPr>
+        <w:shd w:val="clear" w:color="ffffff"/>
+        <w:tcBorders>
+          <w:top w:val="none" w:color="000000" w:sz="4" w:space="0"/>
+          <w:left w:val="none" w:color="000000" w:sz="4" w:space="0"/>
+          <w:bottom w:val="none" w:color="000000" w:sz="4" w:space="0"/>
+          <w:right w:val="none" w:color="000000" w:sz="4" w:space="0"/>
+        </w:tcBorders>
+      </w:tcPr>
+    </w:tblStylePr>
     <w:tblStylePr w:type="nwCell">
       <w:pPr>
         <w:pBdr/>
@@ -8085,9 +9829,9 @@
       </w:tcPr>
     </w:tblStylePr>
   </w:style>
-  <w:style w:type="table" w:styleId="40">
+  <w:style w:type="table" w:styleId="735">
     <w:name w:val="Grid Table 4"/>
-    <w:basedOn w:val="665"/>
+    <w:basedOn w:val="893"/>
     <w:uiPriority w:val="59"/>
     <w:pPr>
       <w:pBdr/>
@@ -8318,9 +10062,9 @@
       </w:tcPr>
     </w:tblStylePr>
   </w:style>
-  <w:style w:type="table" w:styleId="41">
+  <w:style w:type="table" w:styleId="736">
     <w:name w:val="Grid Table 4 - Accent 1"/>
-    <w:basedOn w:val="665"/>
+    <w:basedOn w:val="893"/>
     <w:uiPriority w:val="59"/>
     <w:pPr>
       <w:pBdr/>
@@ -8551,9 +10295,9 @@
       </w:tcPr>
     </w:tblStylePr>
   </w:style>
-  <w:style w:type="table" w:styleId="42">
+  <w:style w:type="table" w:styleId="737">
     <w:name w:val="Grid Table 4 - Accent 2"/>
-    <w:basedOn w:val="665"/>
+    <w:basedOn w:val="893"/>
     <w:uiPriority w:val="59"/>
     <w:pPr>
       <w:pBdr/>
@@ -8784,9 +10528,9 @@
       </w:tcPr>
     </w:tblStylePr>
   </w:style>
-  <w:style w:type="table" w:styleId="43">
+  <w:style w:type="table" w:styleId="738">
     <w:name w:val="Grid Table 4 - Accent 3"/>
-    <w:basedOn w:val="665"/>
+    <w:basedOn w:val="893"/>
     <w:uiPriority w:val="59"/>
     <w:pPr>
       <w:pBdr/>
@@ -9017,9 +10761,9 @@
       </w:tcPr>
     </w:tblStylePr>
   </w:style>
-  <w:style w:type="table" w:styleId="44">
+  <w:style w:type="table" w:styleId="739">
     <w:name w:val="Grid Table 4 - Accent 4"/>
-    <w:basedOn w:val="665"/>
+    <w:basedOn w:val="893"/>
     <w:uiPriority w:val="59"/>
     <w:pPr>
       <w:pBdr/>
@@ -9250,9 +10994,9 @@
       </w:tcPr>
     </w:tblStylePr>
   </w:style>
-  <w:style w:type="table" w:styleId="45">
+  <w:style w:type="table" w:styleId="740">
     <w:name w:val="Grid Table 4 - Accent 5"/>
-    <w:basedOn w:val="665"/>
+    <w:basedOn w:val="893"/>
     <w:uiPriority w:val="59"/>
     <w:pPr>
       <w:pBdr/>
@@ -9483,9 +11227,9 @@
       </w:tcPr>
     </w:tblStylePr>
   </w:style>
-  <w:style w:type="table" w:styleId="46">
+  <w:style w:type="table" w:styleId="741">
     <w:name w:val="Grid Table 4 - Accent 6"/>
-    <w:basedOn w:val="665"/>
+    <w:basedOn w:val="893"/>
     <w:uiPriority w:val="59"/>
     <w:pPr>
       <w:pBdr/>
@@ -9716,9 +11460,9 @@
       </w:tcPr>
     </w:tblStylePr>
   </w:style>
-  <w:style w:type="table" w:styleId="47">
+  <w:style w:type="table" w:styleId="742">
     <w:name w:val="Grid Table 5 Dark"/>
-    <w:basedOn w:val="665"/>
+    <w:basedOn w:val="893"/>
     <w:uiPriority w:val="99"/>
     <w:pPr>
       <w:pBdr/>
@@ -9944,9 +11688,9 @@
       </w:tcPr>
     </w:tblStylePr>
   </w:style>
-  <w:style w:type="table" w:styleId="48">
+  <w:style w:type="table" w:styleId="743">
     <w:name w:val="Grid Table 5 Dark- Accent 1"/>
-    <w:basedOn w:val="665"/>
+    <w:basedOn w:val="893"/>
     <w:uiPriority w:val="99"/>
     <w:pPr>
       <w:pBdr/>
@@ -10172,9 +11916,9 @@
       </w:tcPr>
     </w:tblStylePr>
   </w:style>
-  <w:style w:type="table" w:styleId="49">
+  <w:style w:type="table" w:styleId="744">
     <w:name w:val="Grid Table 5 Dark - Accent 2"/>
-    <w:basedOn w:val="665"/>
+    <w:basedOn w:val="893"/>
     <w:uiPriority w:val="99"/>
     <w:pPr>
       <w:pBdr/>
@@ -10400,9 +12144,9 @@
       </w:tcPr>
     </w:tblStylePr>
   </w:style>
-  <w:style w:type="table" w:styleId="50">
+  <w:style w:type="table" w:styleId="745">
     <w:name w:val="Grid Table 5 Dark - Accent 3"/>
-    <w:basedOn w:val="665"/>
+    <w:basedOn w:val="893"/>
     <w:uiPriority w:val="99"/>
     <w:pPr>
       <w:pBdr/>
@@ -10628,9 +12372,9 @@
       </w:tcPr>
     </w:tblStylePr>
   </w:style>
-  <w:style w:type="table" w:styleId="51">
+  <w:style w:type="table" w:styleId="746">
     <w:name w:val="Grid Table 5 Dark- Accent 4"/>
-    <w:basedOn w:val="665"/>
+    <w:basedOn w:val="893"/>
     <w:uiPriority w:val="99"/>
     <w:pPr>
       <w:pBdr/>
@@ -10856,9 +12600,9 @@
       </w:tcPr>
     </w:tblStylePr>
   </w:style>
-  <w:style w:type="table" w:styleId="52">
+  <w:style w:type="table" w:styleId="747">
     <w:name w:val="Grid Table 5 Dark - Accent 5"/>
-    <w:basedOn w:val="665"/>
+    <w:basedOn w:val="893"/>
     <w:uiPriority w:val="99"/>
     <w:pPr>
       <w:pBdr/>
@@ -11084,9 +12828,9 @@
       </w:tcPr>
     </w:tblStylePr>
   </w:style>
-  <w:style w:type="table" w:styleId="53">
+  <w:style w:type="table" w:styleId="748">
     <w:name w:val="Grid Table 5 Dark - Accent 6"/>
-    <w:basedOn w:val="665"/>
+    <w:basedOn w:val="893"/>
     <w:uiPriority w:val="99"/>
     <w:pPr>
       <w:pBdr/>
@@ -11312,9 +13056,9 @@
       </w:tcPr>
     </w:tblStylePr>
   </w:style>
-  <w:style w:type="table" w:styleId="54">
+  <w:style w:type="table" w:styleId="749">
     <w:name w:val="Grid Table 6 Colorful"/>
-    <w:basedOn w:val="665"/>
+    <w:basedOn w:val="893"/>
     <w:uiPriority w:val="99"/>
     <w:pPr>
       <w:pBdr/>
@@ -11542,9 +13286,9 @@
       </w:tcPr>
     </w:tblStylePr>
   </w:style>
-  <w:style w:type="table" w:styleId="55">
+  <w:style w:type="table" w:styleId="750">
     <w:name w:val="Grid Table 6 Colorful - Accent 1"/>
-    <w:basedOn w:val="665"/>
+    <w:basedOn w:val="893"/>
     <w:uiPriority w:val="99"/>
     <w:pPr>
       <w:pBdr/>
@@ -11772,9 +13516,9 @@
       </w:tcPr>
     </w:tblStylePr>
   </w:style>
-  <w:style w:type="table" w:styleId="56">
+  <w:style w:type="table" w:styleId="751">
     <w:name w:val="Grid Table 6 Colorful - Accent 2"/>
-    <w:basedOn w:val="665"/>
+    <w:basedOn w:val="893"/>
     <w:uiPriority w:val="99"/>
     <w:pPr>
       <w:pBdr/>
@@ -12002,9 +13746,9 @@
       </w:tcPr>
     </w:tblStylePr>
   </w:style>
-  <w:style w:type="table" w:styleId="57">
+  <w:style w:type="table" w:styleId="752">
     <w:name w:val="Grid Table 6 Colorful - Accent 3"/>
-    <w:basedOn w:val="665"/>
+    <w:basedOn w:val="893"/>
     <w:uiPriority w:val="99"/>
     <w:pPr>
       <w:pBdr/>
@@ -12232,9 +13976,9 @@
       </w:tcPr>
     </w:tblStylePr>
   </w:style>
-  <w:style w:type="table" w:styleId="58">
+  <w:style w:type="table" w:styleId="753">
     <w:name w:val="Grid Table 6 Colorful - Accent 4"/>
-    <w:basedOn w:val="665"/>
+    <w:basedOn w:val="893"/>
     <w:uiPriority w:val="99"/>
     <w:pPr>
       <w:pBdr/>
@@ -12462,9 +14206,9 @@
       </w:tcPr>
     </w:tblStylePr>
   </w:style>
-  <w:style w:type="table" w:styleId="59">
+  <w:style w:type="table" w:styleId="754">
     <w:name w:val="Grid Table 6 Colorful - Accent 5"/>
-    <w:basedOn w:val="665"/>
+    <w:basedOn w:val="893"/>
     <w:uiPriority w:val="99"/>
     <w:pPr>
       <w:pBdr/>
@@ -12692,9 +14436,9 @@
       </w:tcPr>
     </w:tblStylePr>
   </w:style>
-  <w:style w:type="table" w:styleId="60">
+  <w:style w:type="table" w:styleId="755">
     <w:name w:val="Grid Table 6 Colorful - Accent 6"/>
-    <w:basedOn w:val="665"/>
+    <w:basedOn w:val="893"/>
     <w:uiPriority w:val="99"/>
     <w:pPr>
       <w:pBdr/>
@@ -12922,9 +14666,9 @@
       </w:tcPr>
     </w:tblStylePr>
   </w:style>
-  <w:style w:type="table" w:styleId="61">
+  <w:style w:type="table" w:styleId="756">
     <w:name w:val="Grid Table 7 Colorful"/>
-    <w:basedOn w:val="665"/>
+    <w:basedOn w:val="893"/>
     <w:uiPriority w:val="99"/>
     <w:pPr>
       <w:pBdr/>
@@ -13026,11 +14770,11 @@
         <w:tblBorders/>
       </w:tblPr>
       <w:tcPr>
-        <w:shd w:color="ffffff"/>
+        <w:shd w:val="clear" w:color="ffffff"/>
         <w:tcBorders>
-          <w:top w:val="none"/>
-          <w:left w:val="none"/>
-          <w:bottom w:val="none"/>
+          <w:top w:val="none" w:color="000000" w:sz="4" w:space="0"/>
+          <w:left w:val="none" w:color="000000" w:sz="4" w:space="0"/>
+          <w:bottom w:val="none" w:color="000000" w:sz="4" w:space="0"/>
           <w:right w:val="single" w:color="000000" w:themeColor="text1" w:themeTint="80" w:sz="4" w:space="0"/>
         </w:tcBorders>
       </w:tcPr>
@@ -13053,10 +14797,10 @@
       <w:tcPr>
         <w:shd w:val="clear" w:color="ffffff" w:themeColor="light1" w:fill="ffffff" w:themeFill="light1"/>
         <w:tcBorders>
-          <w:top w:val="none"/>
-          <w:left w:val="none"/>
+          <w:top w:val="none" w:color="000000" w:sz="4" w:space="0"/>
+          <w:left w:val="none" w:color="000000" w:sz="4" w:space="0"/>
           <w:bottom w:val="single" w:color="000000" w:themeColor="text1" w:themeTint="80" w:sz="4" w:space="0"/>
-          <w:right w:val="none"/>
+          <w:right w:val="none" w:color="000000" w:sz="4" w:space="0"/>
         </w:tcBorders>
       </w:tcPr>
     </w:tblStylePr>
@@ -13076,12 +14820,12 @@
         <w:tblBorders/>
       </w:tblPr>
       <w:tcPr>
-        <w:shd w:color="ffffff"/>
+        <w:shd w:val="clear" w:color="ffffff"/>
         <w:tcBorders>
-          <w:top w:val="none"/>
+          <w:top w:val="none" w:color="000000" w:sz="4" w:space="0"/>
           <w:left w:val="single" w:color="000000" w:themeColor="text1" w:themeTint="80" w:sz="4" w:space="0"/>
-          <w:bottom w:val="none"/>
-          <w:right w:val="none"/>
+          <w:bottom w:val="none" w:color="000000" w:sz="4" w:space="0"/>
+          <w:right w:val="none" w:color="000000" w:sz="4" w:space="0"/>
         </w:tcBorders>
       </w:tcPr>
     </w:tblStylePr>
@@ -13104,9 +14848,9 @@
         <w:shd w:val="clear" w:color="ffffff" w:themeColor="light1" w:fill="ffffff" w:themeFill="light1"/>
         <w:tcBorders>
           <w:top w:val="single" w:color="000000" w:themeColor="text1" w:themeTint="80" w:sz="4" w:space="0"/>
-          <w:left w:val="none"/>
-          <w:bottom w:val="none"/>
-          <w:right w:val="none"/>
+          <w:left w:val="none" w:color="000000" w:sz="4" w:space="0"/>
+          <w:bottom w:val="none" w:color="000000" w:sz="4" w:space="0"/>
+          <w:right w:val="none" w:color="000000" w:sz="4" w:space="0"/>
         </w:tcBorders>
       </w:tcPr>
     </w:tblStylePr>
@@ -13176,9 +14920,9 @@
       </w:tcPr>
     </w:tblStylePr>
   </w:style>
-  <w:style w:type="table" w:styleId="62">
+  <w:style w:type="table" w:styleId="757">
     <w:name w:val="Grid Table 7 Colorful - Accent 1"/>
-    <w:basedOn w:val="665"/>
+    <w:basedOn w:val="893"/>
     <w:uiPriority w:val="99"/>
     <w:pPr>
       <w:pBdr/>
@@ -13280,11 +15024,11 @@
         <w:tblBorders/>
       </w:tblPr>
       <w:tcPr>
-        <w:shd w:color="ffffff"/>
+        <w:shd w:val="clear" w:color="ffffff"/>
         <w:tcBorders>
-          <w:top w:val="none"/>
-          <w:left w:val="none"/>
-          <w:bottom w:val="none"/>
+          <w:top w:val="none" w:color="000000" w:sz="4" w:space="0"/>
+          <w:left w:val="none" w:color="000000" w:sz="4" w:space="0"/>
+          <w:bottom w:val="none" w:color="000000" w:sz="4" w:space="0"/>
           <w:right w:val="single" w:color="000000" w:themeColor="accent1" w:themeTint="80" w:sz="4" w:space="0"/>
         </w:tcBorders>
       </w:tcPr>
@@ -13307,10 +15051,10 @@
       <w:tcPr>
         <w:shd w:val="clear" w:color="ffffff" w:themeColor="light1" w:fill="ffffff" w:themeFill="light1"/>
         <w:tcBorders>
-          <w:top w:val="none"/>
-          <w:left w:val="none"/>
+          <w:top w:val="none" w:color="000000" w:sz="4" w:space="0"/>
+          <w:left w:val="none" w:color="000000" w:sz="4" w:space="0"/>
           <w:bottom w:val="single" w:color="000000" w:themeColor="accent1" w:themeTint="80" w:sz="4" w:space="0"/>
-          <w:right w:val="none"/>
+          <w:right w:val="none" w:color="000000" w:sz="4" w:space="0"/>
         </w:tcBorders>
       </w:tcPr>
     </w:tblStylePr>
@@ -13330,12 +15074,12 @@
         <w:tblBorders/>
       </w:tblPr>
       <w:tcPr>
-        <w:shd w:color="ffffff"/>
+        <w:shd w:val="clear" w:color="ffffff"/>
         <w:tcBorders>
-          <w:top w:val="none"/>
+          <w:top w:val="none" w:color="000000" w:sz="4" w:space="0"/>
           <w:left w:val="single" w:color="000000" w:themeColor="accent1" w:themeTint="80" w:sz="4" w:space="0"/>
-          <w:bottom w:val="none"/>
-          <w:right w:val="none"/>
+          <w:bottom w:val="none" w:color="000000" w:sz="4" w:space="0"/>
+          <w:right w:val="none" w:color="000000" w:sz="4" w:space="0"/>
         </w:tcBorders>
       </w:tcPr>
     </w:tblStylePr>
@@ -13358,9 +15102,9 @@
         <w:shd w:val="clear" w:color="ffffff" w:themeColor="light1" w:fill="ffffff" w:themeFill="light1"/>
         <w:tcBorders>
           <w:top w:val="single" w:color="000000" w:themeColor="accent1" w:themeTint="80" w:sz="4" w:space="0"/>
-          <w:left w:val="none"/>
-          <w:bottom w:val="none"/>
-          <w:right w:val="none"/>
+          <w:left w:val="none" w:color="000000" w:sz="4" w:space="0"/>
+          <w:bottom w:val="none" w:color="000000" w:sz="4" w:space="0"/>
+          <w:right w:val="none" w:color="000000" w:sz="4" w:space="0"/>
         </w:tcBorders>
       </w:tcPr>
     </w:tblStylePr>
@@ -13430,9 +15174,9 @@
       </w:tcPr>
     </w:tblStylePr>
   </w:style>
-  <w:style w:type="table" w:styleId="63">
+  <w:style w:type="table" w:styleId="758">
     <w:name w:val="Grid Table 7 Colorful - Accent 2"/>
-    <w:basedOn w:val="665"/>
+    <w:basedOn w:val="893"/>
     <w:uiPriority w:val="99"/>
     <w:pPr>
       <w:pBdr/>
@@ -13534,11 +15278,11 @@
         <w:tblBorders/>
       </w:tblPr>
       <w:tcPr>
-        <w:shd w:color="ffffff"/>
+        <w:shd w:val="clear" w:color="ffffff"/>
         <w:tcBorders>
-          <w:top w:val="none"/>
-          <w:left w:val="none"/>
-          <w:bottom w:val="none"/>
+          <w:top w:val="none" w:color="000000" w:sz="4" w:space="0"/>
+          <w:left w:val="none" w:color="000000" w:sz="4" w:space="0"/>
+          <w:bottom w:val="none" w:color="000000" w:sz="4" w:space="0"/>
           <w:right w:val="single" w:color="000000" w:themeColor="accent2" w:themeTint="97" w:sz="4" w:space="0"/>
         </w:tcBorders>
       </w:tcPr>
@@ -13561,10 +15305,10 @@
       <w:tcPr>
         <w:shd w:val="clear" w:color="ffffff" w:themeColor="light1" w:fill="ffffff" w:themeFill="light1"/>
         <w:tcBorders>
-          <w:top w:val="none"/>
-          <w:left w:val="none"/>
+          <w:top w:val="none" w:color="000000" w:sz="4" w:space="0"/>
+          <w:left w:val="none" w:color="000000" w:sz="4" w:space="0"/>
           <w:bottom w:val="single" w:color="000000" w:themeColor="accent2" w:themeTint="97" w:sz="4" w:space="0"/>
-          <w:right w:val="none"/>
+          <w:right w:val="none" w:color="000000" w:sz="4" w:space="0"/>
         </w:tcBorders>
       </w:tcPr>
     </w:tblStylePr>
@@ -13584,12 +15328,12 @@
         <w:tblBorders/>
       </w:tblPr>
       <w:tcPr>
-        <w:shd w:color="ffffff"/>
+        <w:shd w:val="clear" w:color="ffffff"/>
         <w:tcBorders>
-          <w:top w:val="none"/>
+          <w:top w:val="none" w:color="000000" w:sz="4" w:space="0"/>
           <w:left w:val="single" w:color="000000" w:themeColor="accent2" w:themeTint="97" w:sz="4" w:space="0"/>
-          <w:bottom w:val="none"/>
-          <w:right w:val="none"/>
+          <w:bottom w:val="none" w:color="000000" w:sz="4" w:space="0"/>
+          <w:right w:val="none" w:color="000000" w:sz="4" w:space="0"/>
         </w:tcBorders>
       </w:tcPr>
     </w:tblStylePr>
@@ -13612,9 +15356,9 @@
         <w:shd w:val="clear" w:color="ffffff" w:themeColor="light1" w:fill="ffffff" w:themeFill="light1"/>
         <w:tcBorders>
           <w:top w:val="single" w:color="000000" w:themeColor="accent2" w:themeTint="97" w:sz="4" w:space="0"/>
-          <w:left w:val="none"/>
-          <w:bottom w:val="none"/>
-          <w:right w:val="none"/>
+          <w:left w:val="none" w:color="000000" w:sz="4" w:space="0"/>
+          <w:bottom w:val="none" w:color="000000" w:sz="4" w:space="0"/>
+          <w:right w:val="none" w:color="000000" w:sz="4" w:space="0"/>
         </w:tcBorders>
       </w:tcPr>
     </w:tblStylePr>
@@ -13684,9 +15428,9 @@
       </w:tcPr>
     </w:tblStylePr>
   </w:style>
-  <w:style w:type="table" w:styleId="64">
+  <w:style w:type="table" w:styleId="759">
     <w:name w:val="Grid Table 7 Colorful - Accent 3"/>
-    <w:basedOn w:val="665"/>
+    <w:basedOn w:val="893"/>
     <w:uiPriority w:val="99"/>
     <w:pPr>
       <w:pBdr/>
@@ -13788,11 +15532,11 @@
         <w:tblBorders/>
       </w:tblPr>
       <w:tcPr>
-        <w:shd w:color="ffffff"/>
+        <w:shd w:val="clear" w:color="ffffff"/>
         <w:tcBorders>
-          <w:top w:val="none"/>
-          <w:left w:val="none"/>
-          <w:bottom w:val="none"/>
+          <w:top w:val="none" w:color="000000" w:sz="4" w:space="0"/>
+          <w:left w:val="none" w:color="000000" w:sz="4" w:space="0"/>
+          <w:bottom w:val="none" w:color="000000" w:sz="4" w:space="0"/>
           <w:right w:val="single" w:color="000000" w:themeColor="accent3" w:themeTint="FE" w:sz="4" w:space="0"/>
         </w:tcBorders>
       </w:tcPr>
@@ -13815,10 +15559,10 @@
       <w:tcPr>
         <w:shd w:val="clear" w:color="ffffff" w:themeColor="light1" w:fill="ffffff" w:themeFill="light1"/>
         <w:tcBorders>
-          <w:top w:val="none"/>
-          <w:left w:val="none"/>
+          <w:top w:val="none" w:color="000000" w:sz="4" w:space="0"/>
+          <w:left w:val="none" w:color="000000" w:sz="4" w:space="0"/>
           <w:bottom w:val="single" w:color="000000" w:themeColor="accent3" w:themeTint="FE" w:sz="4" w:space="0"/>
-          <w:right w:val="none"/>
+          <w:right w:val="none" w:color="000000" w:sz="4" w:space="0"/>
         </w:tcBorders>
       </w:tcPr>
     </w:tblStylePr>
@@ -13838,12 +15582,12 @@
         <w:tblBorders/>
       </w:tblPr>
       <w:tcPr>
-        <w:shd w:color="ffffff"/>
+        <w:shd w:val="clear" w:color="ffffff"/>
         <w:tcBorders>
-          <w:top w:val="none"/>
+          <w:top w:val="none" w:color="000000" w:sz="4" w:space="0"/>
           <w:left w:val="single" w:color="000000" w:themeColor="accent3" w:themeTint="FE" w:sz="4" w:space="0"/>
-          <w:bottom w:val="none"/>
-          <w:right w:val="none"/>
+          <w:bottom w:val="none" w:color="000000" w:sz="4" w:space="0"/>
+          <w:right w:val="none" w:color="000000" w:sz="4" w:space="0"/>
         </w:tcBorders>
       </w:tcPr>
     </w:tblStylePr>
@@ -13866,9 +15610,9 @@
         <w:shd w:val="clear" w:color="ffffff" w:themeColor="light1" w:fill="ffffff" w:themeFill="light1"/>
         <w:tcBorders>
           <w:top w:val="single" w:color="000000" w:themeColor="accent3" w:themeTint="FE" w:sz="4" w:space="0"/>
-          <w:left w:val="none"/>
-          <w:bottom w:val="none"/>
-          <w:right w:val="none"/>
+          <w:left w:val="none" w:color="000000" w:sz="4" w:space="0"/>
+          <w:bottom w:val="none" w:color="000000" w:sz="4" w:space="0"/>
+          <w:right w:val="none" w:color="000000" w:sz="4" w:space="0"/>
         </w:tcBorders>
       </w:tcPr>
     </w:tblStylePr>
@@ -13938,9 +15682,9 @@
       </w:tcPr>
     </w:tblStylePr>
   </w:style>
-  <w:style w:type="table" w:styleId="65">
+  <w:style w:type="table" w:styleId="760">
     <w:name w:val="Grid Table 7 Colorful - Accent 4"/>
-    <w:basedOn w:val="665"/>
+    <w:basedOn w:val="893"/>
     <w:uiPriority w:val="99"/>
     <w:pPr>
       <w:pBdr/>
@@ -14042,11 +15786,11 @@
         <w:tblBorders/>
       </w:tblPr>
       <w:tcPr>
-        <w:shd w:color="ffffff"/>
+        <w:shd w:val="clear" w:color="ffffff"/>
         <w:tcBorders>
-          <w:top w:val="none"/>
-          <w:left w:val="none"/>
-          <w:bottom w:val="none"/>
+          <w:top w:val="none" w:color="000000" w:sz="4" w:space="0"/>
+          <w:left w:val="none" w:color="000000" w:sz="4" w:space="0"/>
+          <w:bottom w:val="none" w:color="000000" w:sz="4" w:space="0"/>
           <w:right w:val="single" w:color="000000" w:themeColor="accent4" w:themeTint="9A" w:sz="4" w:space="0"/>
         </w:tcBorders>
       </w:tcPr>
@@ -14069,10 +15813,10 @@
       <w:tcPr>
         <w:shd w:val="clear" w:color="ffffff" w:themeColor="light1" w:fill="ffffff" w:themeFill="light1"/>
         <w:tcBorders>
-          <w:top w:val="none"/>
-          <w:left w:val="none"/>
+          <w:top w:val="none" w:color="000000" w:sz="4" w:space="0"/>
+          <w:left w:val="none" w:color="000000" w:sz="4" w:space="0"/>
           <w:bottom w:val="single" w:color="000000" w:themeColor="accent4" w:themeTint="9A" w:sz="4" w:space="0"/>
-          <w:right w:val="none"/>
+          <w:right w:val="none" w:color="000000" w:sz="4" w:space="0"/>
         </w:tcBorders>
       </w:tcPr>
     </w:tblStylePr>
@@ -14092,12 +15836,12 @@
         <w:tblBorders/>
       </w:tblPr>
       <w:tcPr>
-        <w:shd w:color="ffffff"/>
+        <w:shd w:val="clear" w:color="ffffff"/>
         <w:tcBorders>
-          <w:top w:val="none"/>
+          <w:top w:val="none" w:color="000000" w:sz="4" w:space="0"/>
           <w:left w:val="single" w:color="000000" w:themeColor="accent4" w:themeTint="9A" w:sz="4" w:space="0"/>
-          <w:bottom w:val="none"/>
-          <w:right w:val="none"/>
+          <w:bottom w:val="none" w:color="000000" w:sz="4" w:space="0"/>
+          <w:right w:val="none" w:color="000000" w:sz="4" w:space="0"/>
         </w:tcBorders>
       </w:tcPr>
     </w:tblStylePr>
@@ -14120,9 +15864,9 @@
         <w:shd w:val="clear" w:color="ffffff" w:themeColor="light1" w:fill="ffffff" w:themeFill="light1"/>
         <w:tcBorders>
           <w:top w:val="single" w:color="000000" w:themeColor="accent4" w:themeTint="9A" w:sz="4" w:space="0"/>
-          <w:left w:val="none"/>
-          <w:bottom w:val="none"/>
-          <w:right w:val="none"/>
+          <w:left w:val="none" w:color="000000" w:sz="4" w:space="0"/>
+          <w:bottom w:val="none" w:color="000000" w:sz="4" w:space="0"/>
+          <w:right w:val="none" w:color="000000" w:sz="4" w:space="0"/>
         </w:tcBorders>
       </w:tcPr>
     </w:tblStylePr>
@@ -14192,9 +15936,9 @@
       </w:tcPr>
     </w:tblStylePr>
   </w:style>
-  <w:style w:type="table" w:styleId="66">
+  <w:style w:type="table" w:styleId="761">
     <w:name w:val="Grid Table 7 Colorful - Accent 5"/>
-    <w:basedOn w:val="665"/>
+    <w:basedOn w:val="893"/>
     <w:uiPriority w:val="99"/>
     <w:pPr>
       <w:pBdr/>
@@ -14296,11 +16040,11 @@
         <w:tblBorders/>
       </w:tblPr>
       <w:tcPr>
-        <w:shd w:color="ffffff"/>
+        <w:shd w:val="clear" w:color="ffffff"/>
         <w:tcBorders>
-          <w:top w:val="none"/>
-          <w:left w:val="none"/>
-          <w:bottom w:val="none"/>
+          <w:top w:val="none" w:color="000000" w:sz="4" w:space="0"/>
+          <w:left w:val="none" w:color="000000" w:sz="4" w:space="0"/>
+          <w:bottom w:val="none" w:color="000000" w:sz="4" w:space="0"/>
           <w:right w:val="single" w:color="000000" w:themeColor="accent5" w:themeTint="90" w:sz="4" w:space="0"/>
         </w:tcBorders>
       </w:tcPr>
@@ -14323,10 +16067,10 @@
       <w:tcPr>
         <w:shd w:val="clear" w:color="ffffff" w:themeColor="light1" w:fill="ffffff" w:themeFill="light1"/>
         <w:tcBorders>
-          <w:top w:val="none"/>
-          <w:left w:val="none"/>
+          <w:top w:val="none" w:color="000000" w:sz="4" w:space="0"/>
+          <w:left w:val="none" w:color="000000" w:sz="4" w:space="0"/>
           <w:bottom w:val="single" w:color="000000" w:themeColor="accent5" w:themeTint="90" w:sz="4" w:space="0"/>
-          <w:right w:val="none"/>
+          <w:right w:val="none" w:color="000000" w:sz="4" w:space="0"/>
         </w:tcBorders>
       </w:tcPr>
     </w:tblStylePr>
@@ -14346,12 +16090,12 @@
         <w:tblBorders/>
       </w:tblPr>
       <w:tcPr>
-        <w:shd w:color="ffffff"/>
+        <w:shd w:val="clear" w:color="ffffff"/>
         <w:tcBorders>
-          <w:top w:val="none"/>
+          <w:top w:val="none" w:color="000000" w:sz="4" w:space="0"/>
           <w:left w:val="single" w:color="000000" w:themeColor="accent5" w:themeTint="90" w:sz="4" w:space="0"/>
-          <w:bottom w:val="none"/>
-          <w:right w:val="none"/>
+          <w:bottom w:val="none" w:color="000000" w:sz="4" w:space="0"/>
+          <w:right w:val="none" w:color="000000" w:sz="4" w:space="0"/>
         </w:tcBorders>
       </w:tcPr>
     </w:tblStylePr>
@@ -14374,9 +16118,9 @@
         <w:shd w:val="clear" w:color="ffffff" w:themeColor="light1" w:fill="ffffff" w:themeFill="light1"/>
         <w:tcBorders>
           <w:top w:val="single" w:color="000000" w:themeColor="accent5" w:themeTint="90" w:sz="4" w:space="0"/>
-          <w:left w:val="none"/>
-          <w:bottom w:val="none"/>
-          <w:right w:val="none"/>
+          <w:left w:val="none" w:color="000000" w:sz="4" w:space="0"/>
+          <w:bottom w:val="none" w:color="000000" w:sz="4" w:space="0"/>
+          <w:right w:val="none" w:color="000000" w:sz="4" w:space="0"/>
         </w:tcBorders>
       </w:tcPr>
     </w:tblStylePr>
@@ -14446,9 +16190,9 @@
       </w:tcPr>
     </w:tblStylePr>
   </w:style>
-  <w:style w:type="table" w:styleId="67">
+  <w:style w:type="table" w:styleId="762">
     <w:name w:val="Grid Table 7 Colorful - Accent 6"/>
-    <w:basedOn w:val="665"/>
+    <w:basedOn w:val="893"/>
     <w:uiPriority w:val="99"/>
     <w:pPr>
       <w:pBdr/>
@@ -14550,11 +16294,11 @@
         <w:tblBorders/>
       </w:tblPr>
       <w:tcPr>
-        <w:shd w:color="ffffff"/>
+        <w:shd w:val="clear" w:color="ffffff"/>
         <w:tcBorders>
-          <w:top w:val="none"/>
-          <w:left w:val="none"/>
-          <w:bottom w:val="none"/>
+          <w:top w:val="none" w:color="000000" w:sz="4" w:space="0"/>
+          <w:left w:val="none" w:color="000000" w:sz="4" w:space="0"/>
+          <w:bottom w:val="none" w:color="000000" w:sz="4" w:space="0"/>
           <w:right w:val="single" w:color="000000" w:themeColor="accent6" w:themeTint="90" w:sz="4" w:space="0"/>
         </w:tcBorders>
       </w:tcPr>
@@ -14577,10 +16321,10 @@
       <w:tcPr>
         <w:shd w:val="clear" w:color="ffffff" w:themeColor="light1" w:fill="ffffff" w:themeFill="light1"/>
         <w:tcBorders>
-          <w:top w:val="none"/>
-          <w:left w:val="none"/>
+          <w:top w:val="none" w:color="000000" w:sz="4" w:space="0"/>
+          <w:left w:val="none" w:color="000000" w:sz="4" w:space="0"/>
           <w:bottom w:val="single" w:color="000000" w:themeColor="accent6" w:themeTint="90" w:sz="4" w:space="0"/>
-          <w:right w:val="none"/>
+          <w:right w:val="none" w:color="000000" w:sz="4" w:space="0"/>
         </w:tcBorders>
       </w:tcPr>
     </w:tblStylePr>
@@ -14600,12 +16344,12 @@
         <w:tblBorders/>
       </w:tblPr>
       <w:tcPr>
-        <w:shd w:color="ffffff"/>
+        <w:shd w:val="clear" w:color="ffffff"/>
         <w:tcBorders>
-          <w:top w:val="none"/>
+          <w:top w:val="none" w:color="000000" w:sz="4" w:space="0"/>
           <w:left w:val="single" w:color="000000" w:themeColor="accent6" w:themeTint="90" w:sz="4" w:space="0"/>
-          <w:bottom w:val="none"/>
-          <w:right w:val="none"/>
+          <w:bottom w:val="none" w:color="000000" w:sz="4" w:space="0"/>
+          <w:right w:val="none" w:color="000000" w:sz="4" w:space="0"/>
         </w:tcBorders>
       </w:tcPr>
     </w:tblStylePr>
@@ -14628,9 +16372,9 @@
         <w:shd w:val="clear" w:color="ffffff" w:themeColor="light1" w:fill="ffffff" w:themeFill="light1"/>
         <w:tcBorders>
           <w:top w:val="single" w:color="000000" w:themeColor="accent6" w:themeTint="90" w:sz="4" w:space="0"/>
-          <w:left w:val="none"/>
-          <w:bottom w:val="none"/>
-          <w:right w:val="none"/>
+          <w:left w:val="none" w:color="000000" w:sz="4" w:space="0"/>
+          <w:bottom w:val="none" w:color="000000" w:sz="4" w:space="0"/>
+          <w:right w:val="none" w:color="000000" w:sz="4" w:space="0"/>
         </w:tcBorders>
       </w:tcPr>
     </w:tblStylePr>
@@ -14700,9 +16444,9 @@
       </w:tcPr>
     </w:tblStylePr>
   </w:style>
-  <w:style w:type="table" w:styleId="68">
+  <w:style w:type="table" w:styleId="763">
     <w:name w:val="List Table 1 Light"/>
-    <w:basedOn w:val="665"/>
+    <w:basedOn w:val="893"/>
     <w:uiPriority w:val="99"/>
     <w:pPr>
       <w:pBdr/>
@@ -14916,9 +16660,9 @@
       </w:tcPr>
     </w:tblStylePr>
   </w:style>
-  <w:style w:type="table" w:styleId="69">
+  <w:style w:type="table" w:styleId="764">
     <w:name w:val="List Table 1 Light - Accent 1"/>
-    <w:basedOn w:val="665"/>
+    <w:basedOn w:val="893"/>
     <w:uiPriority w:val="99"/>
     <w:pPr>
       <w:pBdr/>
@@ -15132,9 +16876,9 @@
       </w:tcPr>
     </w:tblStylePr>
   </w:style>
-  <w:style w:type="table" w:styleId="70">
+  <w:style w:type="table" w:styleId="765">
     <w:name w:val="List Table 1 Light - Accent 2"/>
-    <w:basedOn w:val="665"/>
+    <w:basedOn w:val="893"/>
     <w:uiPriority w:val="99"/>
     <w:pPr>
       <w:pBdr/>
@@ -15348,9 +17092,9 @@
       </w:tcPr>
     </w:tblStylePr>
   </w:style>
-  <w:style w:type="table" w:styleId="71">
+  <w:style w:type="table" w:styleId="766">
     <w:name w:val="List Table 1 Light - Accent 3"/>
-    <w:basedOn w:val="665"/>
+    <w:basedOn w:val="893"/>
     <w:uiPriority w:val="99"/>
     <w:pPr>
       <w:pBdr/>
@@ -15564,9 +17308,9 @@
       </w:tcPr>
     </w:tblStylePr>
   </w:style>
-  <w:style w:type="table" w:styleId="72">
+  <w:style w:type="table" w:styleId="767">
     <w:name w:val="List Table 1 Light - Accent 4"/>
-    <w:basedOn w:val="665"/>
+    <w:basedOn w:val="893"/>
     <w:uiPriority w:val="99"/>
     <w:pPr>
       <w:pBdr/>
@@ -15780,9 +17524,9 @@
       </w:tcPr>
     </w:tblStylePr>
   </w:style>
-  <w:style w:type="table" w:styleId="73">
+  <w:style w:type="table" w:styleId="768">
     <w:name w:val="List Table 1 Light - Accent 5"/>
-    <w:basedOn w:val="665"/>
+    <w:basedOn w:val="893"/>
     <w:uiPriority w:val="99"/>
     <w:pPr>
       <w:pBdr/>
@@ -15996,9 +17740,9 @@
       </w:tcPr>
     </w:tblStylePr>
   </w:style>
-  <w:style w:type="table" w:styleId="74">
+  <w:style w:type="table" w:styleId="769">
     <w:name w:val="List Table 1 Light - Accent 6"/>
-    <w:basedOn w:val="665"/>
+    <w:basedOn w:val="893"/>
     <w:uiPriority w:val="99"/>
     <w:pPr>
       <w:pBdr/>
@@ -16212,9 +17956,9 @@
       </w:tcPr>
     </w:tblStylePr>
   </w:style>
-  <w:style w:type="table" w:styleId="75">
+  <w:style w:type="table" w:styleId="770">
     <w:name w:val="List Table 2"/>
-    <w:basedOn w:val="665"/>
+    <w:basedOn w:val="893"/>
     <w:uiPriority w:val="99"/>
     <w:pPr>
       <w:pBdr/>
@@ -16450,9 +18194,9 @@
       </w:tcPr>
     </w:tblStylePr>
   </w:style>
-  <w:style w:type="table" w:styleId="76">
+  <w:style w:type="table" w:styleId="771">
     <w:name w:val="List Table 2 - Accent 1"/>
-    <w:basedOn w:val="665"/>
+    <w:basedOn w:val="893"/>
     <w:uiPriority w:val="99"/>
     <w:pPr>
       <w:pBdr/>
@@ -16688,9 +18432,9 @@
       </w:tcPr>
     </w:tblStylePr>
   </w:style>
-  <w:style w:type="table" w:styleId="77">
+  <w:style w:type="table" w:styleId="772">
     <w:name w:val="List Table 2 - Accent 2"/>
-    <w:basedOn w:val="665"/>
+    <w:basedOn w:val="893"/>
     <w:uiPriority w:val="99"/>
     <w:pPr>
       <w:pBdr/>
@@ -16926,9 +18670,9 @@
       </w:tcPr>
     </w:tblStylePr>
   </w:style>
-  <w:style w:type="table" w:styleId="78">
+  <w:style w:type="table" w:styleId="773">
     <w:name w:val="List Table 2 - Accent 3"/>
-    <w:basedOn w:val="665"/>
+    <w:basedOn w:val="893"/>
     <w:uiPriority w:val="99"/>
     <w:pPr>
       <w:pBdr/>
@@ -17164,9 +18908,9 @@
       </w:tcPr>
     </w:tblStylePr>
   </w:style>
-  <w:style w:type="table" w:styleId="79">
+  <w:style w:type="table" w:styleId="774">
     <w:name w:val="List Table 2 - Accent 4"/>
-    <w:basedOn w:val="665"/>
+    <w:basedOn w:val="893"/>
     <w:uiPriority w:val="99"/>
     <w:pPr>
       <w:pBdr/>
@@ -17402,9 +19146,9 @@
       </w:tcPr>
     </w:tblStylePr>
   </w:style>
-  <w:style w:type="table" w:styleId="80">
+  <w:style w:type="table" w:styleId="775">
     <w:name w:val="List Table 2 - Accent 5"/>
-    <w:basedOn w:val="665"/>
+    <w:basedOn w:val="893"/>
     <w:uiPriority w:val="99"/>
     <w:pPr>
       <w:pBdr/>
@@ -17640,9 +19384,9 @@
       </w:tcPr>
     </w:tblStylePr>
   </w:style>
-  <w:style w:type="table" w:styleId="81">
+  <w:style w:type="table" w:styleId="776">
     <w:name w:val="List Table 2 - Accent 6"/>
-    <w:basedOn w:val="665"/>
+    <w:basedOn w:val="893"/>
     <w:uiPriority w:val="99"/>
     <w:pPr>
       <w:pBdr/>
@@ -17878,9 +19622,9 @@
       </w:tcPr>
     </w:tblStylePr>
   </w:style>
-  <w:style w:type="table" w:styleId="82">
+  <w:style w:type="table" w:styleId="777">
     <w:name w:val="List Table 3"/>
-    <w:basedOn w:val="665"/>
+    <w:basedOn w:val="893"/>
     <w:uiPriority w:val="99"/>
     <w:pPr>
       <w:pBdr/>
@@ -18106,9 +19850,9 @@
       </w:tcPr>
     </w:tblStylePr>
   </w:style>
-  <w:style w:type="table" w:styleId="83">
+  <w:style w:type="table" w:styleId="778">
     <w:name w:val="List Table 3 - Accent 1"/>
-    <w:basedOn w:val="665"/>
+    <w:basedOn w:val="893"/>
     <w:uiPriority w:val="99"/>
     <w:pPr>
       <w:pBdr/>
@@ -18334,9 +20078,9 @@
       </w:tcPr>
     </w:tblStylePr>
   </w:style>
-  <w:style w:type="table" w:styleId="84">
+  <w:style w:type="table" w:styleId="779">
     <w:name w:val="List Table 3 - Accent 2"/>
-    <w:basedOn w:val="665"/>
+    <w:basedOn w:val="893"/>
     <w:uiPriority w:val="99"/>
     <w:pPr>
       <w:pBdr/>
@@ -18562,9 +20306,9 @@
       </w:tcPr>
     </w:tblStylePr>
   </w:style>
-  <w:style w:type="table" w:styleId="85">
+  <w:style w:type="table" w:styleId="780">
     <w:name w:val="List Table 3 - Accent 3"/>
-    <w:basedOn w:val="665"/>
+    <w:basedOn w:val="893"/>
     <w:uiPriority w:val="99"/>
     <w:pPr>
       <w:pBdr/>
@@ -18790,9 +20534,9 @@
       </w:tcPr>
     </w:tblStylePr>
   </w:style>
-  <w:style w:type="table" w:styleId="86">
+  <w:style w:type="table" w:styleId="781">
     <w:name w:val="List Table 3 - Accent 4"/>
-    <w:basedOn w:val="665"/>
+    <w:basedOn w:val="893"/>
     <w:uiPriority w:val="99"/>
     <w:pPr>
       <w:pBdr/>
@@ -19018,9 +20762,9 @@
       </w:tcPr>
     </w:tblStylePr>
   </w:style>
-  <w:style w:type="table" w:styleId="87">
+  <w:style w:type="table" w:styleId="782">
     <w:name w:val="List Table 3 - Accent 5"/>
-    <w:basedOn w:val="665"/>
+    <w:basedOn w:val="893"/>
     <w:uiPriority w:val="99"/>
     <w:pPr>
       <w:pBdr/>
@@ -19246,9 +20990,9 @@
       </w:tcPr>
     </w:tblStylePr>
   </w:style>
-  <w:style w:type="table" w:styleId="88">
+  <w:style w:type="table" w:styleId="783">
     <w:name w:val="List Table 3 - Accent 6"/>
-    <w:basedOn w:val="665"/>
+    <w:basedOn w:val="893"/>
     <w:uiPriority w:val="99"/>
     <w:pPr>
       <w:pBdr/>
@@ -19474,9 +21218,9 @@
       </w:tcPr>
     </w:tblStylePr>
   </w:style>
-  <w:style w:type="table" w:styleId="89">
+  <w:style w:type="table" w:styleId="784">
     <w:name w:val="List Table 4"/>
-    <w:basedOn w:val="665"/>
+    <w:basedOn w:val="893"/>
     <w:uiPriority w:val="99"/>
     <w:pPr>
       <w:pBdr/>
@@ -19699,9 +21443,9 @@
       </w:tcPr>
     </w:tblStylePr>
   </w:style>
-  <w:style w:type="table" w:styleId="90">
+  <w:style w:type="table" w:styleId="785">
     <w:name w:val="List Table 4 - Accent 1"/>
-    <w:basedOn w:val="665"/>
+    <w:basedOn w:val="893"/>
     <w:uiPriority w:val="99"/>
     <w:pPr>
       <w:pBdr/>
@@ -19924,9 +21668,9 @@
       </w:tcPr>
     </w:tblStylePr>
   </w:style>
-  <w:style w:type="table" w:styleId="91">
+  <w:style w:type="table" w:styleId="786">
     <w:name w:val="List Table 4 - Accent 2"/>
-    <w:basedOn w:val="665"/>
+    <w:basedOn w:val="893"/>
     <w:uiPriority w:val="99"/>
     <w:pPr>
       <w:pBdr/>
@@ -20149,9 +21893,9 @@
       </w:tcPr>
     </w:tblStylePr>
   </w:style>
-  <w:style w:type="table" w:styleId="92">
+  <w:style w:type="table" w:styleId="787">
     <w:name w:val="List Table 4 - Accent 3"/>
-    <w:basedOn w:val="665"/>
+    <w:basedOn w:val="893"/>
     <w:uiPriority w:val="99"/>
     <w:pPr>
       <w:pBdr/>
@@ -20374,9 +22118,9 @@
       </w:tcPr>
     </w:tblStylePr>
   </w:style>
-  <w:style w:type="table" w:styleId="93">
+  <w:style w:type="table" w:styleId="788">
     <w:name w:val="List Table 4 - Accent 4"/>
-    <w:basedOn w:val="665"/>
+    <w:basedOn w:val="893"/>
     <w:uiPriority w:val="99"/>
     <w:pPr>
       <w:pBdr/>
@@ -20599,9 +22343,9 @@
       </w:tcPr>
     </w:tblStylePr>
   </w:style>
-  <w:style w:type="table" w:styleId="94">
+  <w:style w:type="table" w:styleId="789">
     <w:name w:val="List Table 4 - Accent 5"/>
-    <w:basedOn w:val="665"/>
+    <w:basedOn w:val="893"/>
     <w:uiPriority w:val="99"/>
     <w:pPr>
       <w:pBdr/>
@@ -20824,9 +22568,9 @@
       </w:tcPr>
     </w:tblStylePr>
   </w:style>
-  <w:style w:type="table" w:styleId="95">
+  <w:style w:type="table" w:styleId="790">
     <w:name w:val="List Table 4 - Accent 6"/>
-    <w:basedOn w:val="665"/>
+    <w:basedOn w:val="893"/>
     <w:uiPriority w:val="99"/>
     <w:pPr>
       <w:pBdr/>
@@ -21049,9 +22793,9 @@
       </w:tcPr>
     </w:tblStylePr>
   </w:style>
-  <w:style w:type="table" w:styleId="96">
+  <w:style w:type="table" w:styleId="791">
     <w:name w:val="List Table 5 Dark"/>
-    <w:basedOn w:val="665"/>
+    <w:basedOn w:val="893"/>
     <w:uiPriority w:val="99"/>
     <w:pPr>
       <w:pBdr/>
@@ -21291,9 +23035,9 @@
       </w:tcPr>
     </w:tblStylePr>
   </w:style>
-  <w:style w:type="table" w:styleId="97">
+  <w:style w:type="table" w:styleId="792">
     <w:name w:val="List Table 5 Dark - Accent 1"/>
-    <w:basedOn w:val="665"/>
+    <w:basedOn w:val="893"/>
     <w:uiPriority w:val="99"/>
     <w:pPr>
       <w:pBdr/>
@@ -21533,9 +23277,9 @@
       </w:tcPr>
     </w:tblStylePr>
   </w:style>
-  <w:style w:type="table" w:styleId="98">
+  <w:style w:type="table" w:styleId="793">
     <w:name w:val="List Table 5 Dark - Accent 2"/>
-    <w:basedOn w:val="665"/>
+    <w:basedOn w:val="893"/>
     <w:uiPriority w:val="99"/>
     <w:pPr>
       <w:pBdr/>
@@ -21775,9 +23519,9 @@
       </w:tcPr>
     </w:tblStylePr>
   </w:style>
-  <w:style w:type="table" w:styleId="99">
+  <w:style w:type="table" w:styleId="794">
     <w:name w:val="List Table 5 Dark - Accent 3"/>
-    <w:basedOn w:val="665"/>
+    <w:basedOn w:val="893"/>
     <w:uiPriority w:val="99"/>
     <w:pPr>
       <w:pBdr/>
@@ -22017,9 +23761,9 @@
       </w:tcPr>
     </w:tblStylePr>
   </w:style>
-  <w:style w:type="table" w:styleId="100">
+  <w:style w:type="table" w:styleId="795">
     <w:name w:val="List Table 5 Dark - Accent 4"/>
-    <w:basedOn w:val="665"/>
+    <w:basedOn w:val="893"/>
     <w:uiPriority w:val="99"/>
     <w:pPr>
       <w:pBdr/>
@@ -22259,9 +24003,9 @@
       </w:tcPr>
     </w:tblStylePr>
   </w:style>
-  <w:style w:type="table" w:styleId="101">
+  <w:style w:type="table" w:styleId="796">
     <w:name w:val="List Table 5 Dark - Accent 5"/>
-    <w:basedOn w:val="665"/>
+    <w:basedOn w:val="893"/>
     <w:uiPriority w:val="99"/>
     <w:pPr>
       <w:pBdr/>
@@ -22501,9 +24245,9 @@
       </w:tcPr>
     </w:tblStylePr>
   </w:style>
-  <w:style w:type="table" w:styleId="102">
+  <w:style w:type="table" w:styleId="797">
     <w:name w:val="List Table 5 Dark - Accent 6"/>
-    <w:basedOn w:val="665"/>
+    <w:basedOn w:val="893"/>
     <w:uiPriority w:val="99"/>
     <w:pPr>
       <w:pBdr/>
@@ -22743,9 +24487,9 @@
       </w:tcPr>
     </w:tblStylePr>
   </w:style>
-  <w:style w:type="table" w:styleId="103">
+  <w:style w:type="table" w:styleId="798">
     <w:name w:val="List Table 6 Colorful"/>
-    <w:basedOn w:val="665"/>
+    <w:basedOn w:val="893"/>
     <w:uiPriority w:val="99"/>
     <w:pPr>
       <w:pBdr/>
@@ -22966,9 +24710,9 @@
       </w:tcPr>
     </w:tblStylePr>
   </w:style>
-  <w:style w:type="table" w:styleId="104">
+  <w:style w:type="table" w:styleId="799">
     <w:name w:val="List Table 6 Colorful - Accent 1"/>
-    <w:basedOn w:val="665"/>
+    <w:basedOn w:val="893"/>
     <w:uiPriority w:val="99"/>
     <w:pPr>
       <w:pBdr/>
@@ -23189,9 +24933,9 @@
       </w:tcPr>
     </w:tblStylePr>
   </w:style>
-  <w:style w:type="table" w:styleId="105">
+  <w:style w:type="table" w:styleId="800">
     <w:name w:val="List Table 6 Colorful - Accent 2"/>
-    <w:basedOn w:val="665"/>
+    <w:basedOn w:val="893"/>
     <w:uiPriority w:val="99"/>
     <w:pPr>
       <w:pBdr/>
@@ -23412,9 +25156,9 @@
       </w:tcPr>
     </w:tblStylePr>
   </w:style>
-  <w:style w:type="table" w:styleId="106">
+  <w:style w:type="table" w:styleId="801">
     <w:name w:val="List Table 6 Colorful - Accent 3"/>
-    <w:basedOn w:val="665"/>
+    <w:basedOn w:val="893"/>
     <w:uiPriority w:val="99"/>
     <w:pPr>
       <w:pBdr/>
@@ -23635,9 +25379,9 @@
       </w:tcPr>
     </w:tblStylePr>
   </w:style>
-  <w:style w:type="table" w:styleId="107">
+  <w:style w:type="table" w:styleId="802">
     <w:name w:val="List Table 6 Colorful - Accent 4"/>
-    <w:basedOn w:val="665"/>
+    <w:basedOn w:val="893"/>
     <w:uiPriority w:val="99"/>
     <w:pPr>
       <w:pBdr/>
@@ -23858,9 +25602,9 @@
       </w:tcPr>
     </w:tblStylePr>
   </w:style>
-  <w:style w:type="table" w:styleId="108">
+  <w:style w:type="table" w:styleId="803">
     <w:name w:val="List Table 6 Colorful - Accent 5"/>
-    <w:basedOn w:val="665"/>
+    <w:basedOn w:val="893"/>
     <w:uiPriority w:val="99"/>
     <w:pPr>
       <w:pBdr/>
@@ -24081,9 +25825,9 @@
       </w:tcPr>
     </w:tblStylePr>
   </w:style>
-  <w:style w:type="table" w:styleId="109">
+  <w:style w:type="table" w:styleId="804">
     <w:name w:val="List Table 6 Colorful - Accent 6"/>
-    <w:basedOn w:val="665"/>
+    <w:basedOn w:val="893"/>
     <w:uiPriority w:val="99"/>
     <w:pPr>
       <w:pBdr/>
@@ -24304,9 +26048,9 @@
       </w:tcPr>
     </w:tblStylePr>
   </w:style>
-  <w:style w:type="table" w:styleId="110">
+  <w:style w:type="table" w:styleId="805">
     <w:name w:val="List Table 7 Colorful"/>
-    <w:basedOn w:val="665"/>
+    <w:basedOn w:val="893"/>
     <w:uiPriority w:val="99"/>
     <w:pPr>
       <w:pBdr/>
@@ -24405,11 +26149,11 @@
         <w:tblBorders/>
       </w:tblPr>
       <w:tcPr>
-        <w:shd w:color="ffffff"/>
+        <w:shd w:val="clear" w:color="ffffff"/>
         <w:tcBorders>
-          <w:top w:val="none"/>
-          <w:left w:val="none"/>
-          <w:bottom w:val="none"/>
+          <w:top w:val="none" w:color="000000" w:sz="4" w:space="0"/>
+          <w:left w:val="none" w:color="000000" w:sz="4" w:space="0"/>
+          <w:bottom w:val="none" w:color="000000" w:sz="4" w:space="0"/>
           <w:right w:val="single" w:color="000000" w:themeColor="text1" w:themeTint="80" w:sz="4" w:space="0"/>
         </w:tcBorders>
       </w:tcPr>
@@ -24432,10 +26176,10 @@
       <w:tcPr>
         <w:shd w:val="clear" w:color="ffffff" w:themeColor="light1" w:fill="ffffff" w:themeFill="light1"/>
         <w:tcBorders>
-          <w:top w:val="none"/>
-          <w:left w:val="none"/>
+          <w:top w:val="none" w:color="000000" w:sz="4" w:space="0"/>
+          <w:left w:val="none" w:color="000000" w:sz="4" w:space="0"/>
           <w:bottom w:val="single" w:color="000000" w:themeColor="text1" w:themeTint="80" w:sz="4" w:space="0"/>
-          <w:right w:val="none"/>
+          <w:right w:val="none" w:color="000000" w:sz="4" w:space="0"/>
         </w:tcBorders>
       </w:tcPr>
     </w:tblStylePr>
@@ -24455,12 +26199,12 @@
         <w:tblBorders/>
       </w:tblPr>
       <w:tcPr>
-        <w:shd w:color="ffffff"/>
+        <w:shd w:val="clear" w:color="ffffff"/>
         <w:tcBorders>
-          <w:top w:val="none"/>
+          <w:top w:val="none" w:color="000000" w:sz="4" w:space="0"/>
           <w:left w:val="single" w:color="000000" w:themeColor="text1" w:themeTint="80" w:sz="4" w:space="0"/>
-          <w:bottom w:val="none"/>
-          <w:right w:val="none"/>
+          <w:bottom w:val="none" w:color="000000" w:sz="4" w:space="0"/>
+          <w:right w:val="none" w:color="000000" w:sz="4" w:space="0"/>
         </w:tcBorders>
       </w:tcPr>
     </w:tblStylePr>
@@ -24483,9 +26227,9 @@
         <w:shd w:val="clear" w:color="ffffff" w:themeColor="light1" w:fill="ffffff" w:themeFill="light1"/>
         <w:tcBorders>
           <w:top w:val="single" w:color="000000" w:themeColor="text1" w:themeTint="80" w:sz="4" w:space="0"/>
-          <w:left w:val="none"/>
-          <w:bottom w:val="none"/>
-          <w:right w:val="none"/>
+          <w:left w:val="none" w:color="000000" w:sz="4" w:space="0"/>
+          <w:bottom w:val="none" w:color="000000" w:sz="4" w:space="0"/>
+          <w:right w:val="none" w:color="000000" w:sz="4" w:space="0"/>
         </w:tcBorders>
       </w:tcPr>
     </w:tblStylePr>
@@ -24560,9 +26304,9 @@
       </w:tcPr>
     </w:tblStylePr>
   </w:style>
-  <w:style w:type="table" w:styleId="111">
+  <w:style w:type="table" w:styleId="806">
     <w:name w:val="List Table 7 Colorful - Accent 1"/>
-    <w:basedOn w:val="665"/>
+    <w:basedOn w:val="893"/>
     <w:uiPriority w:val="99"/>
     <w:pPr>
       <w:pBdr/>
@@ -24661,11 +26405,11 @@
         <w:tblBorders/>
       </w:tblPr>
       <w:tcPr>
-        <w:shd w:color="ffffff"/>
+        <w:shd w:val="clear" w:color="ffffff"/>
         <w:tcBorders>
-          <w:top w:val="none"/>
-          <w:left w:val="none"/>
-          <w:bottom w:val="none"/>
+          <w:top w:val="none" w:color="000000" w:sz="4" w:space="0"/>
+          <w:left w:val="none" w:color="000000" w:sz="4" w:space="0"/>
+          <w:bottom w:val="none" w:color="000000" w:sz="4" w:space="0"/>
           <w:right w:val="single" w:color="000000" w:themeColor="accent1" w:sz="4" w:space="0"/>
         </w:tcBorders>
       </w:tcPr>
@@ -24688,10 +26432,10 @@
       <w:tcPr>
         <w:shd w:val="clear" w:color="ffffff" w:themeColor="light1" w:fill="ffffff" w:themeFill="light1"/>
         <w:tcBorders>
-          <w:top w:val="none"/>
-          <w:left w:val="none"/>
+          <w:top w:val="none" w:color="000000" w:sz="4" w:space="0"/>
+          <w:left w:val="none" w:color="000000" w:sz="4" w:space="0"/>
           <w:bottom w:val="single" w:color="000000" w:themeColor="accent1" w:sz="4" w:space="0"/>
-          <w:right w:val="none"/>
+          <w:right w:val="none" w:color="000000" w:sz="4" w:space="0"/>
         </w:tcBorders>
       </w:tcPr>
     </w:tblStylePr>
@@ -24711,12 +26455,12 @@
         <w:tblBorders/>
       </w:tblPr>
       <w:tcPr>
-        <w:shd w:color="ffffff"/>
+        <w:shd w:val="clear" w:color="ffffff"/>
         <w:tcBorders>
-          <w:top w:val="none"/>
+          <w:top w:val="none" w:color="000000" w:sz="4" w:space="0"/>
           <w:left w:val="single" w:color="000000" w:themeColor="accent1" w:sz="4" w:space="0"/>
-          <w:bottom w:val="none"/>
-          <w:right w:val="none"/>
+          <w:bottom w:val="none" w:color="000000" w:sz="4" w:space="0"/>
+          <w:right w:val="none" w:color="000000" w:sz="4" w:space="0"/>
         </w:tcBorders>
       </w:tcPr>
     </w:tblStylePr>
@@ -24739,9 +26483,9 @@
         <w:shd w:val="clear" w:color="ffffff" w:themeColor="light1" w:fill="ffffff" w:themeFill="light1"/>
         <w:tcBorders>
           <w:top w:val="single" w:color="000000" w:themeColor="accent1" w:sz="4" w:space="0"/>
-          <w:left w:val="none"/>
-          <w:bottom w:val="none"/>
-          <w:right w:val="none"/>
+          <w:left w:val="none" w:color="000000" w:sz="4" w:space="0"/>
+          <w:bottom w:val="none" w:color="000000" w:sz="4" w:space="0"/>
+          <w:right w:val="none" w:color="000000" w:sz="4" w:space="0"/>
         </w:tcBorders>
       </w:tcPr>
     </w:tblStylePr>
@@ -24816,9 +26560,9 @@
       </w:tcPr>
     </w:tblStylePr>
   </w:style>
-  <w:style w:type="table" w:styleId="112">
+  <w:style w:type="table" w:styleId="807">
     <w:name w:val="List Table 7 Colorful - Accent 2"/>
-    <w:basedOn w:val="665"/>
+    <w:basedOn w:val="893"/>
     <w:uiPriority w:val="99"/>
     <w:pPr>
       <w:pBdr/>
@@ -24917,11 +26661,11 @@
         <w:tblBorders/>
       </w:tblPr>
       <w:tcPr>
-        <w:shd w:color="ffffff"/>
+        <w:shd w:val="clear" w:color="ffffff"/>
         <w:tcBorders>
-          <w:top w:val="none"/>
-          <w:left w:val="none"/>
-          <w:bottom w:val="none"/>
+          <w:top w:val="none" w:color="000000" w:sz="4" w:space="0"/>
+          <w:left w:val="none" w:color="000000" w:sz="4" w:space="0"/>
+          <w:bottom w:val="none" w:color="000000" w:sz="4" w:space="0"/>
           <w:right w:val="single" w:color="000000" w:themeColor="accent2" w:themeTint="97" w:sz="4" w:space="0"/>
         </w:tcBorders>
       </w:tcPr>
@@ -24944,10 +26688,10 @@
       <w:tcPr>
         <w:shd w:val="clear" w:color="ffffff" w:themeColor="light1" w:fill="ffffff" w:themeFill="light1"/>
         <w:tcBorders>
-          <w:top w:val="none"/>
-          <w:left w:val="none"/>
+          <w:top w:val="none" w:color="000000" w:sz="4" w:space="0"/>
+          <w:left w:val="none" w:color="000000" w:sz="4" w:space="0"/>
           <w:bottom w:val="single" w:color="000000" w:themeColor="accent2" w:themeTint="97" w:sz="4" w:space="0"/>
-          <w:right w:val="none"/>
+          <w:right w:val="none" w:color="000000" w:sz="4" w:space="0"/>
         </w:tcBorders>
       </w:tcPr>
     </w:tblStylePr>
@@ -24967,12 +26711,12 @@
         <w:tblBorders/>
       </w:tblPr>
       <w:tcPr>
-        <w:shd w:color="ffffff"/>
+        <w:shd w:val="clear" w:color="ffffff"/>
         <w:tcBorders>
-          <w:top w:val="none"/>
+          <w:top w:val="none" w:color="000000" w:sz="4" w:space="0"/>
           <w:left w:val="single" w:color="000000" w:themeColor="accent2" w:themeTint="97" w:sz="4" w:space="0"/>
-          <w:bottom w:val="none"/>
-          <w:right w:val="none"/>
+          <w:bottom w:val="none" w:color="000000" w:sz="4" w:space="0"/>
+          <w:right w:val="none" w:color="000000" w:sz="4" w:space="0"/>
         </w:tcBorders>
       </w:tcPr>
     </w:tblStylePr>
@@ -24995,9 +26739,9 @@
         <w:shd w:val="clear" w:color="ffffff" w:themeColor="light1" w:fill="ffffff" w:themeFill="light1"/>
         <w:tcBorders>
           <w:top w:val="single" w:color="000000" w:themeColor="accent2" w:themeTint="97" w:sz="4" w:space="0"/>
-          <w:left w:val="none"/>
-          <w:bottom w:val="none"/>
-          <w:right w:val="none"/>
+          <w:left w:val="none" w:color="000000" w:sz="4" w:space="0"/>
+          <w:bottom w:val="none" w:color="000000" w:sz="4" w:space="0"/>
+          <w:right w:val="none" w:color="000000" w:sz="4" w:space="0"/>
         </w:tcBorders>
       </w:tcPr>
     </w:tblStylePr>
@@ -25072,9 +26816,9 @@
       </w:tcPr>
     </w:tblStylePr>
   </w:style>
-  <w:style w:type="table" w:styleId="113">
+  <w:style w:type="table" w:styleId="808">
     <w:name w:val="List Table 7 Colorful - Accent 3"/>
-    <w:basedOn w:val="665"/>
+    <w:basedOn w:val="893"/>
     <w:uiPriority w:val="99"/>
     <w:pPr>
       <w:pBdr/>
@@ -25173,11 +26917,11 @@
         <w:tblBorders/>
       </w:tblPr>
       <w:tcPr>
-        <w:shd w:color="ffffff"/>
+        <w:shd w:val="clear" w:color="ffffff"/>
         <w:tcBorders>
-          <w:top w:val="none"/>
-          <w:left w:val="none"/>
-          <w:bottom w:val="none"/>
+          <w:top w:val="none" w:color="000000" w:sz="4" w:space="0"/>
+          <w:left w:val="none" w:color="000000" w:sz="4" w:space="0"/>
+          <w:bottom w:val="none" w:color="000000" w:sz="4" w:space="0"/>
           <w:right w:val="single" w:color="000000" w:themeColor="accent3" w:themeTint="98" w:sz="4" w:space="0"/>
         </w:tcBorders>
       </w:tcPr>
@@ -25200,10 +26944,10 @@
       <w:tcPr>
         <w:shd w:val="clear" w:color="ffffff" w:themeColor="light1" w:fill="ffffff" w:themeFill="light1"/>
         <w:tcBorders>
-          <w:top w:val="none"/>
-          <w:left w:val="none"/>
+          <w:top w:val="none" w:color="000000" w:sz="4" w:space="0"/>
+          <w:left w:val="none" w:color="000000" w:sz="4" w:space="0"/>
           <w:bottom w:val="single" w:color="000000" w:themeColor="accent3" w:themeTint="98" w:sz="4" w:space="0"/>
-          <w:right w:val="none"/>
+          <w:right w:val="none" w:color="000000" w:sz="4" w:space="0"/>
         </w:tcBorders>
       </w:tcPr>
     </w:tblStylePr>
@@ -25223,12 +26967,12 @@
         <w:tblBorders/>
       </w:tblPr>
       <w:tcPr>
-        <w:shd w:color="ffffff"/>
+        <w:shd w:val="clear" w:color="ffffff"/>
         <w:tcBorders>
-          <w:top w:val="none"/>
+          <w:top w:val="none" w:color="000000" w:sz="4" w:space="0"/>
           <w:left w:val="single" w:color="000000" w:themeColor="accent3" w:themeTint="98" w:sz="4" w:space="0"/>
-          <w:bottom w:val="none"/>
-          <w:right w:val="none"/>
+          <w:bottom w:val="none" w:color="000000" w:sz="4" w:space="0"/>
+          <w:right w:val="none" w:color="000000" w:sz="4" w:space="0"/>
         </w:tcBorders>
       </w:tcPr>
     </w:tblStylePr>
@@ -25251,9 +26995,9 @@
         <w:shd w:val="clear" w:color="ffffff" w:themeColor="light1" w:fill="ffffff" w:themeFill="light1"/>
         <w:tcBorders>
           <w:top w:val="single" w:color="000000" w:themeColor="accent3" w:themeTint="98" w:sz="4" w:space="0"/>
-          <w:left w:val="none"/>
-          <w:bottom w:val="none"/>
-          <w:right w:val="none"/>
+          <w:left w:val="none" w:color="000000" w:sz="4" w:space="0"/>
+          <w:bottom w:val="none" w:color="000000" w:sz="4" w:space="0"/>
+          <w:right w:val="none" w:color="000000" w:sz="4" w:space="0"/>
         </w:tcBorders>
       </w:tcPr>
     </w:tblStylePr>
@@ -25328,9 +27072,9 @@
       </w:tcPr>
     </w:tblStylePr>
   </w:style>
-  <w:style w:type="table" w:styleId="114">
+  <w:style w:type="table" w:styleId="809">
     <w:name w:val="List Table 7 Colorful - Accent 4"/>
-    <w:basedOn w:val="665"/>
+    <w:basedOn w:val="893"/>
     <w:uiPriority w:val="99"/>
     <w:pPr>
       <w:pBdr/>
@@ -25429,11 +27173,11 @@
         <w:tblBorders/>
       </w:tblPr>
       <w:tcPr>
-        <w:shd w:color="ffffff"/>
+        <w:shd w:val="clear" w:color="ffffff"/>
         <w:tcBorders>
-          <w:top w:val="none"/>
-          <w:left w:val="none"/>
-          <w:bottom w:val="none"/>
+          <w:top w:val="none" w:color="000000" w:sz="4" w:space="0"/>
+          <w:left w:val="none" w:color="000000" w:sz="4" w:space="0"/>
+          <w:bottom w:val="none" w:color="000000" w:sz="4" w:space="0"/>
           <w:right w:val="single" w:color="000000" w:themeColor="accent4" w:themeTint="9A" w:sz="4" w:space="0"/>
         </w:tcBorders>
       </w:tcPr>
@@ -25456,10 +27200,10 @@
       <w:tcPr>
         <w:shd w:val="clear" w:color="ffffff" w:themeColor="light1" w:fill="ffffff" w:themeFill="light1"/>
         <w:tcBorders>
-          <w:top w:val="none"/>
-          <w:left w:val="none"/>
+          <w:top w:val="none" w:color="000000" w:sz="4" w:space="0"/>
+          <w:left w:val="none" w:color="000000" w:sz="4" w:space="0"/>
           <w:bottom w:val="single" w:color="000000" w:themeColor="accent4" w:themeTint="9A" w:sz="4" w:space="0"/>
-          <w:right w:val="none"/>
+          <w:right w:val="none" w:color="000000" w:sz="4" w:space="0"/>
         </w:tcBorders>
       </w:tcPr>
     </w:tblStylePr>
@@ -25479,12 +27223,12 @@
         <w:tblBorders/>
       </w:tblPr>
       <w:tcPr>
-        <w:shd w:color="ffffff"/>
+        <w:shd w:val="clear" w:color="ffffff"/>
         <w:tcBorders>
-          <w:top w:val="none"/>
+          <w:top w:val="none" w:color="000000" w:sz="4" w:space="0"/>
           <w:left w:val="single" w:color="000000" w:themeColor="accent4" w:themeTint="9A" w:sz="4" w:space="0"/>
-          <w:bottom w:val="none"/>
-          <w:right w:val="none"/>
+          <w:bottom w:val="none" w:color="000000" w:sz="4" w:space="0"/>
+          <w:right w:val="none" w:color="000000" w:sz="4" w:space="0"/>
         </w:tcBorders>
       </w:tcPr>
     </w:tblStylePr>
@@ -25507,9 +27251,9 @@
         <w:shd w:val="clear" w:color="ffffff" w:themeColor="light1" w:fill="ffffff" w:themeFill="light1"/>
         <w:tcBorders>
           <w:top w:val="single" w:color="000000" w:themeColor="accent4" w:themeTint="9A" w:sz="4" w:space="0"/>
-          <w:left w:val="none"/>
-          <w:bottom w:val="none"/>
-          <w:right w:val="none"/>
+          <w:left w:val="none" w:color="000000" w:sz="4" w:space="0"/>
+          <w:bottom w:val="none" w:color="000000" w:sz="4" w:space="0"/>
+          <w:right w:val="none" w:color="000000" w:sz="4" w:space="0"/>
         </w:tcBorders>
       </w:tcPr>
     </w:tblStylePr>
@@ -25584,9 +27328,9 @@
       </w:tcPr>
     </w:tblStylePr>
   </w:style>
-  <w:style w:type="table" w:styleId="115">
+  <w:style w:type="table" w:styleId="810">
     <w:name w:val="List Table 7 Colorful - Accent 5"/>
-    <w:basedOn w:val="665"/>
+    <w:basedOn w:val="893"/>
     <w:uiPriority w:val="99"/>
     <w:pPr>
       <w:pBdr/>
@@ -25685,11 +27429,11 @@
         <w:tblBorders/>
       </w:tblPr>
       <w:tcPr>
-        <w:shd w:color="ffffff"/>
+        <w:shd w:val="clear" w:color="ffffff"/>
         <w:tcBorders>
-          <w:top w:val="none"/>
-          <w:left w:val="none"/>
-          <w:bottom w:val="none"/>
+          <w:top w:val="none" w:color="000000" w:sz="4" w:space="0"/>
+          <w:left w:val="none" w:color="000000" w:sz="4" w:space="0"/>
+          <w:bottom w:val="none" w:color="000000" w:sz="4" w:space="0"/>
           <w:right w:val="single" w:color="000000" w:themeColor="accent5" w:themeTint="9A" w:sz="4" w:space="0"/>
         </w:tcBorders>
       </w:tcPr>
@@ -25712,10 +27456,10 @@
       <w:tcPr>
         <w:shd w:val="clear" w:color="ffffff" w:themeColor="light1" w:fill="ffffff" w:themeFill="light1"/>
         <w:tcBorders>
-          <w:top w:val="none"/>
-          <w:left w:val="none"/>
+          <w:top w:val="none" w:color="000000" w:sz="4" w:space="0"/>
+          <w:left w:val="none" w:color="000000" w:sz="4" w:space="0"/>
           <w:bottom w:val="single" w:color="000000" w:themeColor="accent5" w:themeTint="9A" w:sz="4" w:space="0"/>
-          <w:right w:val="none"/>
+          <w:right w:val="none" w:color="000000" w:sz="4" w:space="0"/>
         </w:tcBorders>
       </w:tcPr>
     </w:tblStylePr>
@@ -25735,12 +27479,12 @@
         <w:tblBorders/>
       </w:tblPr>
       <w:tcPr>
-        <w:shd w:color="ffffff"/>
+        <w:shd w:val="clear" w:color="ffffff"/>
         <w:tcBorders>
-          <w:top w:val="none"/>
+          <w:top w:val="none" w:color="000000" w:sz="4" w:space="0"/>
           <w:left w:val="single" w:color="000000" w:themeColor="accent5" w:themeTint="9A" w:sz="4" w:space="0"/>
-          <w:bottom w:val="none"/>
-          <w:right w:val="none"/>
+          <w:bottom w:val="none" w:color="000000" w:sz="4" w:space="0"/>
+          <w:right w:val="none" w:color="000000" w:sz="4" w:space="0"/>
         </w:tcBorders>
       </w:tcPr>
     </w:tblStylePr>
@@ -25763,9 +27507,9 @@
         <w:shd w:val="clear" w:color="ffffff" w:themeColor="light1" w:fill="ffffff" w:themeFill="light1"/>
         <w:tcBorders>
           <w:top w:val="single" w:color="000000" w:themeColor="accent5" w:themeTint="9A" w:sz="4" w:space="0"/>
-          <w:left w:val="none"/>
-          <w:bottom w:val="none"/>
-          <w:right w:val="none"/>
+          <w:left w:val="none" w:color="000000" w:sz="4" w:space="0"/>
+          <w:bottom w:val="none" w:color="000000" w:sz="4" w:space="0"/>
+          <w:right w:val="none" w:color="000000" w:sz="4" w:space="0"/>
         </w:tcBorders>
       </w:tcPr>
     </w:tblStylePr>
@@ -25840,9 +27584,9 @@
       </w:tcPr>
     </w:tblStylePr>
   </w:style>
-  <w:style w:type="table" w:styleId="116">
+  <w:style w:type="table" w:styleId="811">
     <w:name w:val="List Table 7 Colorful - Accent 6"/>
-    <w:basedOn w:val="665"/>
+    <w:basedOn w:val="893"/>
     <w:uiPriority w:val="99"/>
     <w:pPr>
       <w:pBdr/>
@@ -25941,11 +27685,11 @@
         <w:tblBorders/>
       </w:tblPr>
       <w:tcPr>
-        <w:shd w:color="ffffff"/>
+        <w:shd w:val="clear" w:color="ffffff"/>
         <w:tcBorders>
-          <w:top w:val="none"/>
-          <w:left w:val="none"/>
-          <w:bottom w:val="none"/>
+          <w:top w:val="none" w:color="000000" w:sz="4" w:space="0"/>
+          <w:left w:val="none" w:color="000000" w:sz="4" w:space="0"/>
+          <w:bottom w:val="none" w:color="000000" w:sz="4" w:space="0"/>
           <w:right w:val="single" w:color="000000" w:themeColor="accent6" w:themeTint="98" w:sz="4" w:space="0"/>
         </w:tcBorders>
       </w:tcPr>
@@ -25968,10 +27712,10 @@
       <w:tcPr>
         <w:shd w:val="clear" w:color="ffffff" w:themeColor="light1" w:fill="ffffff" w:themeFill="light1"/>
         <w:tcBorders>
-          <w:top w:val="none"/>
-          <w:left w:val="none"/>
+          <w:top w:val="none" w:color="000000" w:sz="4" w:space="0"/>
+          <w:left w:val="none" w:color="000000" w:sz="4" w:space="0"/>
           <w:bottom w:val="single" w:color="000000" w:themeColor="accent6" w:themeTint="98" w:sz="4" w:space="0"/>
-          <w:right w:val="none"/>
+          <w:right w:val="none" w:color="000000" w:sz="4" w:space="0"/>
         </w:tcBorders>
       </w:tcPr>
     </w:tblStylePr>
@@ -25991,12 +27735,12 @@
         <w:tblBorders/>
       </w:tblPr>
       <w:tcPr>
-        <w:shd w:color="ffffff"/>
+        <w:shd w:val="clear" w:color="ffffff"/>
         <w:tcBorders>
-          <w:top w:val="none"/>
+          <w:top w:val="none" w:color="000000" w:sz="4" w:space="0"/>
           <w:left w:val="single" w:color="000000" w:themeColor="accent6" w:themeTint="98" w:sz="4" w:space="0"/>
-          <w:bottom w:val="none"/>
-          <w:right w:val="none"/>
+          <w:bottom w:val="none" w:color="000000" w:sz="4" w:space="0"/>
+          <w:right w:val="none" w:color="000000" w:sz="4" w:space="0"/>
         </w:tcBorders>
       </w:tcPr>
     </w:tblStylePr>
@@ -26019,9 +27763,9 @@
         <w:shd w:val="clear" w:color="ffffff" w:themeColor="light1" w:fill="ffffff" w:themeFill="light1"/>
         <w:tcBorders>
           <w:top w:val="single" w:color="000000" w:themeColor="accent6" w:themeTint="98" w:sz="4" w:space="0"/>
-          <w:left w:val="none"/>
-          <w:bottom w:val="none"/>
-          <w:right w:val="none"/>
+          <w:left w:val="none" w:color="000000" w:sz="4" w:space="0"/>
+          <w:bottom w:val="none" w:color="000000" w:sz="4" w:space="0"/>
+          <w:right w:val="none" w:color="000000" w:sz="4" w:space="0"/>
         </w:tcBorders>
       </w:tcPr>
     </w:tblStylePr>
@@ -26096,9 +27840,9 @@
       </w:tcPr>
     </w:tblStylePr>
   </w:style>
-  <w:style w:type="table" w:styleId="117">
+  <w:style w:type="table" w:styleId="812">
     <w:name w:val="Lined - Accent"/>
-    <w:basedOn w:val="665"/>
+    <w:basedOn w:val="893"/>
     <w:uiPriority w:val="99"/>
     <w:pPr>
       <w:pBdr/>
@@ -26333,9 +28077,9 @@
       </w:tcPr>
     </w:tblStylePr>
   </w:style>
-  <w:style w:type="table" w:styleId="118">
+  <w:style w:type="table" w:styleId="813">
     <w:name w:val="Lined - Accent 1"/>
-    <w:basedOn w:val="665"/>
+    <w:basedOn w:val="893"/>
     <w:uiPriority w:val="99"/>
     <w:pPr>
       <w:pBdr/>
@@ -26570,9 +28314,9 @@
       </w:tcPr>
     </w:tblStylePr>
   </w:style>
-  <w:style w:type="table" w:styleId="119">
+  <w:style w:type="table" w:styleId="814">
     <w:name w:val="Lined - Accent 2"/>
-    <w:basedOn w:val="665"/>
+    <w:basedOn w:val="893"/>
     <w:uiPriority w:val="99"/>
     <w:pPr>
       <w:pBdr/>
@@ -26807,9 +28551,9 @@
       </w:tcPr>
     </w:tblStylePr>
   </w:style>
-  <w:style w:type="table" w:styleId="120">
+  <w:style w:type="table" w:styleId="815">
     <w:name w:val="Lined - Accent 3"/>
-    <w:basedOn w:val="665"/>
+    <w:basedOn w:val="893"/>
     <w:uiPriority w:val="99"/>
     <w:pPr>
       <w:pBdr/>
@@ -27044,9 +28788,9 @@
       </w:tcPr>
     </w:tblStylePr>
   </w:style>
-  <w:style w:type="table" w:styleId="121">
+  <w:style w:type="table" w:styleId="816">
     <w:name w:val="Lined - Accent 4"/>
-    <w:basedOn w:val="665"/>
+    <w:basedOn w:val="893"/>
     <w:uiPriority w:val="99"/>
     <w:pPr>
       <w:pBdr/>
@@ -27281,9 +29025,9 @@
       </w:tcPr>
     </w:tblStylePr>
   </w:style>
-  <w:style w:type="table" w:styleId="122">
+  <w:style w:type="table" w:styleId="817">
     <w:name w:val="Lined - Accent 5"/>
-    <w:basedOn w:val="665"/>
+    <w:basedOn w:val="893"/>
     <w:uiPriority w:val="99"/>
     <w:pPr>
       <w:pBdr/>
@@ -27518,9 +29262,9 @@
       </w:tcPr>
     </w:tblStylePr>
   </w:style>
-  <w:style w:type="table" w:styleId="123">
+  <w:style w:type="table" w:styleId="818">
     <w:name w:val="Lined - Accent 6"/>
-    <w:basedOn w:val="665"/>
+    <w:basedOn w:val="893"/>
     <w:uiPriority w:val="99"/>
     <w:pPr>
       <w:pBdr/>
@@ -27755,9 +29499,9 @@
       </w:tcPr>
     </w:tblStylePr>
   </w:style>
-  <w:style w:type="table" w:styleId="124">
+  <w:style w:type="table" w:styleId="819">
     <w:name w:val="Bordered &amp; Lined - Accent"/>
-    <w:basedOn w:val="665"/>
+    <w:basedOn w:val="893"/>
     <w:uiPriority w:val="99"/>
     <w:pPr>
       <w:pBdr/>
@@ -27999,9 +29743,9 @@
       </w:tcPr>
     </w:tblStylePr>
   </w:style>
-  <w:style w:type="table" w:styleId="125">
+  <w:style w:type="table" w:styleId="820">
     <w:name w:val="Bordered &amp; Lined - Accent 1"/>
-    <w:basedOn w:val="665"/>
+    <w:basedOn w:val="893"/>
     <w:uiPriority w:val="99"/>
     <w:pPr>
       <w:pBdr/>
@@ -28243,9 +29987,9 @@
       </w:tcPr>
     </w:tblStylePr>
   </w:style>
-  <w:style w:type="table" w:styleId="126">
+  <w:style w:type="table" w:styleId="821">
     <w:name w:val="Bordered &amp; Lined - Accent 2"/>
-    <w:basedOn w:val="665"/>
+    <w:basedOn w:val="893"/>
     <w:uiPriority w:val="99"/>
     <w:pPr>
       <w:pBdr/>
@@ -28487,9 +30231,9 @@
       </w:tcPr>
     </w:tblStylePr>
   </w:style>
-  <w:style w:type="table" w:styleId="127">
+  <w:style w:type="table" w:styleId="822">
     <w:name w:val="Bordered &amp; Lined - Accent 3"/>
-    <w:basedOn w:val="665"/>
+    <w:basedOn w:val="893"/>
     <w:uiPriority w:val="99"/>
     <w:pPr>
       <w:pBdr/>
@@ -28731,9 +30475,9 @@
       </w:tcPr>
     </w:tblStylePr>
   </w:style>
-  <w:style w:type="table" w:styleId="128">
+  <w:style w:type="table" w:styleId="823">
     <w:name w:val="Bordered &amp; Lined - Accent 4"/>
-    <w:basedOn w:val="665"/>
+    <w:basedOn w:val="893"/>
     <w:uiPriority w:val="99"/>
     <w:pPr>
       <w:pBdr/>
@@ -28975,9 +30719,9 @@
       </w:tcPr>
     </w:tblStylePr>
   </w:style>
-  <w:style w:type="table" w:styleId="129">
+  <w:style w:type="table" w:styleId="824">
     <w:name w:val="Bordered &amp; Lined - Accent 5"/>
-    <w:basedOn w:val="665"/>
+    <w:basedOn w:val="893"/>
     <w:uiPriority w:val="99"/>
     <w:pPr>
       <w:pBdr/>
@@ -29219,9 +30963,9 @@
       </w:tcPr>
     </w:tblStylePr>
   </w:style>
-  <w:style w:type="table" w:styleId="130">
+  <w:style w:type="table" w:styleId="825">
     <w:name w:val="Bordered &amp; Lined - Accent 6"/>
-    <w:basedOn w:val="665"/>
+    <w:basedOn w:val="893"/>
     <w:uiPriority w:val="99"/>
     <w:pPr>
       <w:pBdr/>
@@ -29463,9 +31207,9 @@
       </w:tcPr>
     </w:tblStylePr>
   </w:style>
-  <w:style w:type="table" w:styleId="131">
+  <w:style w:type="table" w:styleId="826">
     <w:name w:val="Bordered"/>
-    <w:basedOn w:val="665"/>
+    <w:basedOn w:val="893"/>
     <w:uiPriority w:val="99"/>
     <w:pPr>
       <w:pBdr/>
@@ -29694,9 +31438,9 @@
       </w:tcPr>
     </w:tblStylePr>
   </w:style>
-  <w:style w:type="table" w:styleId="132">
+  <w:style w:type="table" w:styleId="827">
     <w:name w:val="Bordered - Accent 1"/>
-    <w:basedOn w:val="665"/>
+    <w:basedOn w:val="893"/>
     <w:uiPriority w:val="99"/>
     <w:pPr>
       <w:pBdr/>
@@ -29925,9 +31669,9 @@
       </w:tcPr>
     </w:tblStylePr>
   </w:style>
-  <w:style w:type="table" w:styleId="133">
+  <w:style w:type="table" w:styleId="828">
     <w:name w:val="Bordered - Accent 2"/>
-    <w:basedOn w:val="665"/>
+    <w:basedOn w:val="893"/>
     <w:uiPriority w:val="99"/>
     <w:pPr>
       <w:pBdr/>
@@ -30156,9 +31900,9 @@
       </w:tcPr>
     </w:tblStylePr>
   </w:style>
-  <w:style w:type="table" w:styleId="134">
+  <w:style w:type="table" w:styleId="829">
     <w:name w:val="Bordered - Accent 3"/>
-    <w:basedOn w:val="665"/>
+    <w:basedOn w:val="893"/>
     <w:uiPriority w:val="99"/>
     <w:pPr>
       <w:pBdr/>
@@ -30387,9 +32131,9 @@
       </w:tcPr>
     </w:tblStylePr>
   </w:style>
-  <w:style w:type="table" w:styleId="135">
+  <w:style w:type="table" w:styleId="830">
     <w:name w:val="Bordered - Accent 4"/>
-    <w:basedOn w:val="665"/>
+    <w:basedOn w:val="893"/>
     <w:uiPriority w:val="99"/>
     <w:pPr>
       <w:pBdr/>
@@ -30618,9 +32362,9 @@
       </w:tcPr>
     </w:tblStylePr>
   </w:style>
-  <w:style w:type="table" w:styleId="136">
+  <w:style w:type="table" w:styleId="831">
     <w:name w:val="Bordered - Accent 5"/>
-    <w:basedOn w:val="665"/>
+    <w:basedOn w:val="893"/>
     <w:uiPriority w:val="99"/>
     <w:pPr>
       <w:pBdr/>
@@ -30849,9 +32593,9 @@
       </w:tcPr>
     </w:tblStylePr>
   </w:style>
-  <w:style w:type="table" w:styleId="137">
+  <w:style w:type="table" w:styleId="832">
     <w:name w:val="Bordered - Accent 6"/>
-    <w:basedOn w:val="665"/>
+    <w:basedOn w:val="893"/>
     <w:uiPriority w:val="99"/>
     <w:pPr>
       <w:pBdr/>
@@ -31080,11 +32824,11 @@
       </w:tcPr>
     </w:tblStylePr>
   </w:style>
-  <w:style w:type="paragraph" w:styleId="139">
+  <w:style w:type="paragraph" w:styleId="833">
     <w:name w:val="Heading 1"/>
-    <w:basedOn w:val="664"/>
-    <w:next w:val="664"/>
-    <w:link w:val="150"/>
+    <w:basedOn w:val="892"/>
+    <w:next w:val="892"/>
+    <w:link w:val="843"/>
     <w:uiPriority w:val="9"/>
     <w:qFormat/>
     <w:pPr>
@@ -31102,11 +32846,11 @@
       <w:szCs w:val="40"/>
     </w:rPr>
   </w:style>
-  <w:style w:type="paragraph" w:styleId="140">
+  <w:style w:type="paragraph" w:styleId="834">
     <w:name w:val="Heading 2"/>
-    <w:basedOn w:val="664"/>
-    <w:next w:val="664"/>
-    <w:link w:val="151"/>
+    <w:basedOn w:val="892"/>
+    <w:next w:val="892"/>
+    <w:link w:val="844"/>
     <w:uiPriority w:val="9"/>
     <w:unhideWhenUsed/>
     <w:qFormat/>
@@ -31125,11 +32869,11 @@
       <w:szCs w:val="32"/>
     </w:rPr>
   </w:style>
-  <w:style w:type="paragraph" w:styleId="141">
+  <w:style w:type="paragraph" w:styleId="835">
     <w:name w:val="Heading 3"/>
-    <w:basedOn w:val="664"/>
-    <w:next w:val="664"/>
-    <w:link w:val="152"/>
+    <w:basedOn w:val="892"/>
+    <w:next w:val="892"/>
+    <w:link w:val="845"/>
     <w:uiPriority w:val="9"/>
     <w:unhideWhenUsed/>
     <w:qFormat/>
@@ -31148,11 +32892,11 @@
       <w:szCs w:val="28"/>
     </w:rPr>
   </w:style>
-  <w:style w:type="paragraph" w:styleId="142">
+  <w:style w:type="paragraph" w:styleId="836">
     <w:name w:val="Heading 4"/>
-    <w:basedOn w:val="664"/>
-    <w:next w:val="664"/>
-    <w:link w:val="153"/>
+    <w:basedOn w:val="892"/>
+    <w:next w:val="892"/>
+    <w:link w:val="846"/>
     <w:uiPriority w:val="9"/>
     <w:unhideWhenUsed/>
     <w:qFormat/>
@@ -31171,11 +32915,11 @@
       <w:color w:val="0f4761" w:themeColor="accent1" w:themeShade="BF"/>
     </w:rPr>
   </w:style>
-  <w:style w:type="paragraph" w:styleId="143">
+  <w:style w:type="paragraph" w:styleId="837">
     <w:name w:val="Heading 5"/>
-    <w:basedOn w:val="664"/>
-    <w:next w:val="664"/>
-    <w:link w:val="154"/>
+    <w:basedOn w:val="892"/>
+    <w:next w:val="892"/>
+    <w:link w:val="847"/>
     <w:uiPriority w:val="9"/>
     <w:unhideWhenUsed/>
     <w:qFormat/>
@@ -31192,11 +32936,11 @@
       <w:color w:val="0f4761" w:themeColor="accent1" w:themeShade="BF"/>
     </w:rPr>
   </w:style>
-  <w:style w:type="paragraph" w:styleId="144">
+  <w:style w:type="paragraph" w:styleId="838">
     <w:name w:val="Heading 6"/>
-    <w:basedOn w:val="664"/>
-    <w:next w:val="664"/>
-    <w:link w:val="155"/>
+    <w:basedOn w:val="892"/>
+    <w:next w:val="892"/>
+    <w:link w:val="848"/>
     <w:uiPriority w:val="9"/>
     <w:unhideWhenUsed/>
     <w:qFormat/>
@@ -31215,11 +32959,11 @@
       <w:color w:val="595959" w:themeColor="text1" w:themeTint="A6"/>
     </w:rPr>
   </w:style>
-  <w:style w:type="paragraph" w:styleId="145">
+  <w:style w:type="paragraph" w:styleId="839">
     <w:name w:val="Heading 7"/>
-    <w:basedOn w:val="664"/>
-    <w:next w:val="664"/>
-    <w:link w:val="156"/>
+    <w:basedOn w:val="892"/>
+    <w:next w:val="892"/>
+    <w:link w:val="849"/>
     <w:uiPriority w:val="9"/>
     <w:unhideWhenUsed/>
     <w:qFormat/>
@@ -31236,11 +32980,11 @@
       <w:color w:val="595959" w:themeColor="text1" w:themeTint="A6"/>
     </w:rPr>
   </w:style>
-  <w:style w:type="paragraph" w:styleId="146">
+  <w:style w:type="paragraph" w:styleId="840">
     <w:name w:val="Heading 8"/>
-    <w:basedOn w:val="664"/>
-    <w:next w:val="664"/>
-    <w:link w:val="157"/>
+    <w:basedOn w:val="892"/>
+    <w:next w:val="892"/>
+    <w:link w:val="850"/>
     <w:uiPriority w:val="9"/>
     <w:unhideWhenUsed/>
     <w:qFormat/>
@@ -31259,11 +33003,11 @@
       <w:color w:val="272727" w:themeColor="text1" w:themeTint="D8"/>
     </w:rPr>
   </w:style>
-  <w:style w:type="paragraph" w:styleId="147">
+  <w:style w:type="paragraph" w:styleId="841">
     <w:name w:val="Heading 9"/>
-    <w:basedOn w:val="664"/>
-    <w:next w:val="664"/>
-    <w:link w:val="158"/>
+    <w:basedOn w:val="892"/>
+    <w:next w:val="892"/>
+    <w:link w:val="851"/>
     <w:uiPriority w:val="9"/>
     <w:unhideWhenUsed/>
     <w:qFormat/>
@@ -31282,7 +33026,7 @@
       <w:color w:val="272727" w:themeColor="text1" w:themeTint="D8"/>
     </w:rPr>
   </w:style>
-  <w:style w:type="character" w:styleId="148" w:default="1">
+  <w:style w:type="character" w:styleId="842" w:default="1">
     <w:name w:val="Default Paragraph Font"/>
     <w:uiPriority w:val="1"/>
     <w:semiHidden/>
@@ -31293,10 +33037,10 @@
       <w:ind/>
     </w:pPr>
   </w:style>
-  <w:style w:type="character" w:styleId="150">
+  <w:style w:type="character" w:styleId="843">
     <w:name w:val="Heading 1 Char"/>
-    <w:basedOn w:val="148"/>
-    <w:link w:val="139"/>
+    <w:basedOn w:val="842"/>
+    <w:link w:val="833"/>
     <w:uiPriority w:val="9"/>
     <w:pPr>
       <w:pBdr/>
@@ -31310,10 +33054,10 @@
       <w:szCs w:val="40"/>
     </w:rPr>
   </w:style>
-  <w:style w:type="character" w:styleId="151">
+  <w:style w:type="character" w:styleId="844">
     <w:name w:val="Heading 2 Char"/>
-    <w:basedOn w:val="148"/>
-    <w:link w:val="140"/>
+    <w:basedOn w:val="842"/>
+    <w:link w:val="834"/>
     <w:uiPriority w:val="9"/>
     <w:pPr>
       <w:pBdr/>
@@ -31327,10 +33071,10 @@
       <w:szCs w:val="32"/>
     </w:rPr>
   </w:style>
-  <w:style w:type="character" w:styleId="152">
+  <w:style w:type="character" w:styleId="845">
     <w:name w:val="Heading 3 Char"/>
-    <w:basedOn w:val="148"/>
-    <w:link w:val="141"/>
+    <w:basedOn w:val="842"/>
+    <w:link w:val="835"/>
     <w:uiPriority w:val="9"/>
     <w:pPr>
       <w:pBdr/>
@@ -31344,10 +33088,10 @@
       <w:szCs w:val="28"/>
     </w:rPr>
   </w:style>
-  <w:style w:type="character" w:styleId="153">
+  <w:style w:type="character" w:styleId="846">
     <w:name w:val="Heading 4 Char"/>
-    <w:basedOn w:val="148"/>
-    <w:link w:val="142"/>
+    <w:basedOn w:val="842"/>
+    <w:link w:val="836"/>
     <w:uiPriority w:val="9"/>
     <w:pPr>
       <w:pBdr/>
@@ -31361,10 +33105,10 @@
       <w:color w:val="0f4761" w:themeColor="accent1" w:themeShade="BF"/>
     </w:rPr>
   </w:style>
-  <w:style w:type="character" w:styleId="154">
+  <w:style w:type="character" w:styleId="847">
     <w:name w:val="Heading 5 Char"/>
-    <w:basedOn w:val="148"/>
-    <w:link w:val="143"/>
+    <w:basedOn w:val="842"/>
+    <w:link w:val="837"/>
     <w:uiPriority w:val="9"/>
     <w:pPr>
       <w:pBdr/>
@@ -31376,10 +33120,10 @@
       <w:color w:val="0f4761" w:themeColor="accent1" w:themeShade="BF"/>
     </w:rPr>
   </w:style>
-  <w:style w:type="character" w:styleId="155">
+  <w:style w:type="character" w:styleId="848">
     <w:name w:val="Heading 6 Char"/>
-    <w:basedOn w:val="148"/>
-    <w:link w:val="144"/>
+    <w:basedOn w:val="842"/>
+    <w:link w:val="838"/>
     <w:uiPriority w:val="9"/>
     <w:pPr>
       <w:pBdr/>
@@ -31393,10 +33137,10 @@
       <w:color w:val="595959" w:themeColor="text1" w:themeTint="A6"/>
     </w:rPr>
   </w:style>
-  <w:style w:type="character" w:styleId="156">
+  <w:style w:type="character" w:styleId="849">
     <w:name w:val="Heading 7 Char"/>
-    <w:basedOn w:val="148"/>
-    <w:link w:val="145"/>
+    <w:basedOn w:val="842"/>
+    <w:link w:val="839"/>
     <w:uiPriority w:val="9"/>
     <w:pPr>
       <w:pBdr/>
@@ -31408,10 +33152,10 @@
       <w:color w:val="595959" w:themeColor="text1" w:themeTint="A6"/>
     </w:rPr>
   </w:style>
-  <w:style w:type="character" w:styleId="157">
+  <w:style w:type="character" w:styleId="850">
     <w:name w:val="Heading 8 Char"/>
-    <w:basedOn w:val="148"/>
-    <w:link w:val="146"/>
+    <w:basedOn w:val="842"/>
+    <w:link w:val="840"/>
     <w:uiPriority w:val="9"/>
     <w:pPr>
       <w:pBdr/>
@@ -31425,10 +33169,10 @@
       <w:color w:val="272727" w:themeColor="text1" w:themeTint="D8"/>
     </w:rPr>
   </w:style>
-  <w:style w:type="character" w:styleId="158">
+  <w:style w:type="character" w:styleId="851">
     <w:name w:val="Heading 9 Char"/>
-    <w:basedOn w:val="148"/>
-    <w:link w:val="147"/>
+    <w:basedOn w:val="842"/>
+    <w:link w:val="841"/>
     <w:uiPriority w:val="9"/>
     <w:pPr>
       <w:pBdr/>
@@ -31442,11 +33186,11 @@
       <w:color w:val="272727" w:themeColor="text1" w:themeTint="D8"/>
     </w:rPr>
   </w:style>
-  <w:style w:type="paragraph" w:styleId="159">
+  <w:style w:type="paragraph" w:styleId="852">
     <w:name w:val="Title"/>
-    <w:basedOn w:val="664"/>
-    <w:next w:val="664"/>
-    <w:link w:val="160"/>
+    <w:basedOn w:val="892"/>
+    <w:next w:val="892"/>
+    <w:link w:val="853"/>
     <w:uiPriority w:val="10"/>
     <w:qFormat/>
     <w:pPr>
@@ -31462,10 +33206,10 @@
       <w:szCs w:val="56"/>
     </w:rPr>
   </w:style>
-  <w:style w:type="character" w:styleId="160">
+  <w:style w:type="character" w:styleId="853">
     <w:name w:val="Title Char"/>
-    <w:basedOn w:val="148"/>
-    <w:link w:val="159"/>
+    <w:basedOn w:val="842"/>
+    <w:link w:val="852"/>
     <w:uiPriority w:val="10"/>
     <w:pPr>
       <w:pBdr/>
@@ -31479,11 +33223,11 @@
       <w:szCs w:val="56"/>
     </w:rPr>
   </w:style>
-  <w:style w:type="paragraph" w:styleId="161">
+  <w:style w:type="paragraph" w:styleId="854">
     <w:name w:val="Subtitle"/>
-    <w:basedOn w:val="664"/>
-    <w:next w:val="664"/>
-    <w:link w:val="162"/>
+    <w:basedOn w:val="892"/>
+    <w:next w:val="892"/>
+    <w:link w:val="855"/>
     <w:uiPriority w:val="11"/>
     <w:qFormat/>
     <w:pPr>
@@ -31501,10 +33245,10 @@
       <w:szCs w:val="28"/>
     </w:rPr>
   </w:style>
-  <w:style w:type="character" w:styleId="162">
+  <w:style w:type="character" w:styleId="855">
     <w:name w:val="Subtitle Char"/>
-    <w:basedOn w:val="148"/>
-    <w:link w:val="161"/>
+    <w:basedOn w:val="842"/>
+    <w:link w:val="854"/>
     <w:uiPriority w:val="11"/>
     <w:pPr>
       <w:pBdr/>
@@ -31518,11 +33262,11 @@
       <w:szCs w:val="28"/>
     </w:rPr>
   </w:style>
-  <w:style w:type="paragraph" w:styleId="163">
+  <w:style w:type="paragraph" w:styleId="856">
     <w:name w:val="Quote"/>
-    <w:basedOn w:val="664"/>
-    <w:next w:val="664"/>
-    <w:link w:val="164"/>
+    <w:basedOn w:val="892"/>
+    <w:next w:val="892"/>
+    <w:link w:val="857"/>
     <w:uiPriority w:val="29"/>
     <w:qFormat/>
     <w:pPr>
@@ -31537,10 +33281,10 @@
       <w:color w:val="404040" w:themeColor="text1" w:themeTint="BF"/>
     </w:rPr>
   </w:style>
-  <w:style w:type="character" w:styleId="164">
+  <w:style w:type="character" w:styleId="857">
     <w:name w:val="Quote Char"/>
-    <w:basedOn w:val="148"/>
-    <w:link w:val="163"/>
+    <w:basedOn w:val="842"/>
+    <w:link w:val="856"/>
     <w:uiPriority w:val="29"/>
     <w:pPr>
       <w:pBdr/>
@@ -31553,9 +33297,9 @@
       <w:color w:val="404040" w:themeColor="text1" w:themeTint="BF"/>
     </w:rPr>
   </w:style>
-  <w:style w:type="character" w:styleId="166">
+  <w:style w:type="character" w:styleId="858">
     <w:name w:val="Intense Emphasis"/>
-    <w:basedOn w:val="148"/>
+    <w:basedOn w:val="842"/>
     <w:uiPriority w:val="21"/>
     <w:qFormat/>
     <w:pPr>
@@ -31569,11 +33313,11 @@
       <w:color w:val="0f4761" w:themeColor="accent1" w:themeShade="BF"/>
     </w:rPr>
   </w:style>
-  <w:style w:type="paragraph" w:styleId="167">
+  <w:style w:type="paragraph" w:styleId="859">
     <w:name w:val="Intense Quote"/>
-    <w:basedOn w:val="664"/>
-    <w:next w:val="664"/>
-    <w:link w:val="168"/>
+    <w:basedOn w:val="892"/>
+    <w:next w:val="892"/>
+    <w:link w:val="860"/>
     <w:uiPriority w:val="30"/>
     <w:qFormat/>
     <w:pPr>
@@ -31591,10 +33335,10 @@
       <w:color w:val="0f4761" w:themeColor="accent1" w:themeShade="BF"/>
     </w:rPr>
   </w:style>
-  <w:style w:type="character" w:styleId="168">
+  <w:style w:type="character" w:styleId="860">
     <w:name w:val="Intense Quote Char"/>
-    <w:basedOn w:val="148"/>
-    <w:link w:val="167"/>
+    <w:basedOn w:val="842"/>
+    <w:link w:val="859"/>
     <w:uiPriority w:val="30"/>
     <w:pPr>
       <w:pBdr/>
@@ -31607,9 +33351,9 @@
       <w:color w:val="0f4761" w:themeColor="accent1" w:themeShade="BF"/>
     </w:rPr>
   </w:style>
-  <w:style w:type="character" w:styleId="169">
+  <w:style w:type="character" w:styleId="861">
     <w:name w:val="Intense Reference"/>
-    <w:basedOn w:val="148"/>
+    <w:basedOn w:val="842"/>
     <w:uiPriority w:val="32"/>
     <w:qFormat/>
     <w:pPr>
@@ -31625,9 +33369,9 @@
       <w:spacing w:val="5"/>
     </w:rPr>
   </w:style>
-  <w:style w:type="character" w:styleId="171">
+  <w:style w:type="character" w:styleId="862">
     <w:name w:val="Subtle Emphasis"/>
-    <w:basedOn w:val="148"/>
+    <w:basedOn w:val="842"/>
     <w:uiPriority w:val="19"/>
     <w:qFormat/>
     <w:pPr>
@@ -31641,9 +33385,9 @@
       <w:color w:val="404040" w:themeColor="text1" w:themeTint="BF"/>
     </w:rPr>
   </w:style>
-  <w:style w:type="character" w:styleId="172">
+  <w:style w:type="character" w:styleId="863">
     <w:name w:val="Emphasis"/>
-    <w:basedOn w:val="148"/>
+    <w:basedOn w:val="842"/>
     <w:uiPriority w:val="20"/>
     <w:qFormat/>
     <w:pPr>
@@ -31656,9 +33400,9 @@
       <w:iCs/>
     </w:rPr>
   </w:style>
-  <w:style w:type="character" w:styleId="173">
+  <w:style w:type="character" w:styleId="864">
     <w:name w:val="Strong"/>
-    <w:basedOn w:val="148"/>
+    <w:basedOn w:val="842"/>
     <w:uiPriority w:val="22"/>
     <w:qFormat/>
     <w:pPr>
@@ -31671,9 +33415,9 @@
       <w:bCs/>
     </w:rPr>
   </w:style>
-  <w:style w:type="character" w:styleId="174">
+  <w:style w:type="character" w:styleId="865">
     <w:name w:val="Subtle Reference"/>
-    <w:basedOn w:val="148"/>
+    <w:basedOn w:val="842"/>
     <w:uiPriority w:val="31"/>
     <w:qFormat/>
     <w:pPr>
@@ -31686,9 +33430,9 @@
       <w:color w:val="5a5a5a" w:themeColor="text1" w:themeTint="A5"/>
     </w:rPr>
   </w:style>
-  <w:style w:type="character" w:styleId="175">
+  <w:style w:type="character" w:styleId="866">
     <w:name w:val="Book Title"/>
-    <w:basedOn w:val="148"/>
+    <w:basedOn w:val="842"/>
     <w:uiPriority w:val="33"/>
     <w:qFormat/>
     <w:pPr>
@@ -31704,10 +33448,10 @@
       <w:spacing w:val="5"/>
     </w:rPr>
   </w:style>
-  <w:style w:type="paragraph" w:styleId="176">
+  <w:style w:type="paragraph" w:styleId="867">
     <w:name w:val="Header"/>
-    <w:basedOn w:val="664"/>
-    <w:link w:val="177"/>
+    <w:basedOn w:val="892"/>
+    <w:link w:val="868"/>
     <w:uiPriority w:val="99"/>
     <w:unhideWhenUsed/>
     <w:pPr>
@@ -31720,10 +33464,10 @@
       <w:ind/>
     </w:pPr>
   </w:style>
-  <w:style w:type="character" w:styleId="177">
+  <w:style w:type="character" w:styleId="868">
     <w:name w:val="Header Char"/>
-    <w:basedOn w:val="148"/>
-    <w:link w:val="176"/>
+    <w:basedOn w:val="842"/>
+    <w:link w:val="867"/>
     <w:uiPriority w:val="99"/>
     <w:pPr>
       <w:pBdr/>
@@ -31731,10 +33475,10 @@
       <w:ind/>
     </w:pPr>
   </w:style>
-  <w:style w:type="paragraph" w:styleId="178">
+  <w:style w:type="paragraph" w:styleId="869">
     <w:name w:val="Footer"/>
-    <w:basedOn w:val="664"/>
-    <w:link w:val="179"/>
+    <w:basedOn w:val="892"/>
+    <w:link w:val="870"/>
     <w:uiPriority w:val="99"/>
     <w:unhideWhenUsed/>
     <w:pPr>
@@ -31747,10 +33491,10 @@
       <w:ind/>
     </w:pPr>
   </w:style>
-  <w:style w:type="character" w:styleId="179">
+  <w:style w:type="character" w:styleId="870">
     <w:name w:val="Footer Char"/>
-    <w:basedOn w:val="148"/>
-    <w:link w:val="178"/>
+    <w:basedOn w:val="842"/>
+    <w:link w:val="869"/>
     <w:uiPriority w:val="99"/>
     <w:pPr>
       <w:pBdr/>
@@ -31758,10 +33502,10 @@
       <w:ind/>
     </w:pPr>
   </w:style>
-  <w:style w:type="paragraph" w:styleId="180">
+  <w:style w:type="paragraph" w:styleId="871">
     <w:name w:val="Caption"/>
-    <w:basedOn w:val="664"/>
-    <w:next w:val="664"/>
+    <w:basedOn w:val="892"/>
+    <w:next w:val="892"/>
     <w:uiPriority w:val="35"/>
     <w:unhideWhenUsed/>
     <w:qFormat/>
@@ -31778,10 +33522,10 @@
       <w:szCs w:val="18"/>
     </w:rPr>
   </w:style>
-  <w:style w:type="paragraph" w:styleId="181">
+  <w:style w:type="paragraph" w:styleId="872">
     <w:name w:val="footnote text"/>
-    <w:basedOn w:val="664"/>
-    <w:link w:val="182"/>
+    <w:basedOn w:val="892"/>
+    <w:link w:val="873"/>
     <w:uiPriority w:val="99"/>
     <w:semiHidden/>
     <w:unhideWhenUsed/>
@@ -31795,10 +33539,10 @@
       <w:szCs w:val="20"/>
     </w:rPr>
   </w:style>
-  <w:style w:type="character" w:styleId="182">
+  <w:style w:type="character" w:styleId="873">
     <w:name w:val="Footnote Text Char"/>
-    <w:basedOn w:val="148"/>
-    <w:link w:val="181"/>
+    <w:basedOn w:val="842"/>
+    <w:link w:val="872"/>
     <w:uiPriority w:val="99"/>
     <w:semiHidden/>
     <w:pPr>
@@ -31811,9 +33555,9 @@
       <w:szCs w:val="20"/>
     </w:rPr>
   </w:style>
-  <w:style w:type="character" w:styleId="183">
+  <w:style w:type="character" w:styleId="874">
     <w:name w:val="footnote reference"/>
-    <w:basedOn w:val="148"/>
+    <w:basedOn w:val="842"/>
     <w:uiPriority w:val="99"/>
     <w:semiHidden/>
     <w:unhideWhenUsed/>
@@ -31826,10 +33570,10 @@
       <w:vertAlign w:val="superscript"/>
     </w:rPr>
   </w:style>
-  <w:style w:type="paragraph" w:styleId="184">
+  <w:style w:type="paragraph" w:styleId="875">
     <w:name w:val="endnote text"/>
-    <w:basedOn w:val="664"/>
-    <w:link w:val="185"/>
+    <w:basedOn w:val="892"/>
+    <w:link w:val="876"/>
     <w:uiPriority w:val="99"/>
     <w:semiHidden/>
     <w:unhideWhenUsed/>
@@ -31843,10 +33587,10 @@
       <w:szCs w:val="20"/>
     </w:rPr>
   </w:style>
-  <w:style w:type="character" w:styleId="185">
+  <w:style w:type="character" w:styleId="876">
     <w:name w:val="Endnote Text Char"/>
-    <w:basedOn w:val="148"/>
-    <w:link w:val="184"/>
+    <w:basedOn w:val="842"/>
+    <w:link w:val="875"/>
     <w:uiPriority w:val="99"/>
     <w:semiHidden/>
     <w:pPr>
@@ -31859,9 +33603,9 @@
       <w:szCs w:val="20"/>
     </w:rPr>
   </w:style>
-  <w:style w:type="character" w:styleId="186">
+  <w:style w:type="character" w:styleId="877">
     <w:name w:val="endnote reference"/>
-    <w:basedOn w:val="148"/>
+    <w:basedOn w:val="842"/>
     <w:uiPriority w:val="99"/>
     <w:semiHidden/>
     <w:unhideWhenUsed/>
@@ -31874,9 +33618,9 @@
       <w:vertAlign w:val="superscript"/>
     </w:rPr>
   </w:style>
-  <w:style w:type="character" w:styleId="187">
+  <w:style w:type="character" w:styleId="878">
     <w:name w:val="Hyperlink"/>
-    <w:basedOn w:val="148"/>
+    <w:basedOn w:val="842"/>
     <w:uiPriority w:val="99"/>
     <w:unhideWhenUsed/>
     <w:pPr>
@@ -31889,9 +33633,9 @@
       <w:u w:val="single"/>
     </w:rPr>
   </w:style>
-  <w:style w:type="character" w:styleId="188">
+  <w:style w:type="character" w:styleId="879">
     <w:name w:val="FollowedHyperlink"/>
-    <w:basedOn w:val="148"/>
+    <w:basedOn w:val="842"/>
     <w:uiPriority w:val="99"/>
     <w:semiHidden/>
     <w:unhideWhenUsed/>
@@ -31905,10 +33649,10 @@
       <w:u w:val="single"/>
     </w:rPr>
   </w:style>
-  <w:style w:type="paragraph" w:styleId="189">
+  <w:style w:type="paragraph" w:styleId="880">
     <w:name w:val="toc 1"/>
-    <w:basedOn w:val="664"/>
-    <w:next w:val="664"/>
+    <w:basedOn w:val="892"/>
+    <w:next w:val="892"/>
     <w:uiPriority w:val="39"/>
     <w:unhideWhenUsed/>
     <w:pPr>
@@ -31917,10 +33661,10 @@
       <w:ind/>
     </w:pPr>
   </w:style>
-  <w:style w:type="paragraph" w:styleId="190">
+  <w:style w:type="paragraph" w:styleId="881">
     <w:name w:val="toc 2"/>
-    <w:basedOn w:val="664"/>
-    <w:next w:val="664"/>
+    <w:basedOn w:val="892"/>
+    <w:next w:val="892"/>
     <w:uiPriority w:val="39"/>
     <w:unhideWhenUsed/>
     <w:pPr>
@@ -31929,10 +33673,10 @@
       <w:ind w:left="220"/>
     </w:pPr>
   </w:style>
-  <w:style w:type="paragraph" w:styleId="191">
+  <w:style w:type="paragraph" w:styleId="882">
     <w:name w:val="toc 3"/>
-    <w:basedOn w:val="664"/>
-    <w:next w:val="664"/>
+    <w:basedOn w:val="892"/>
+    <w:next w:val="892"/>
     <w:uiPriority w:val="39"/>
     <w:unhideWhenUsed/>
     <w:pPr>
@@ -31941,10 +33685,10 @@
       <w:ind w:left="440"/>
     </w:pPr>
   </w:style>
-  <w:style w:type="paragraph" w:styleId="192">
+  <w:style w:type="paragraph" w:styleId="883">
     <w:name w:val="toc 4"/>
-    <w:basedOn w:val="664"/>
-    <w:next w:val="664"/>
+    <w:basedOn w:val="892"/>
+    <w:next w:val="892"/>
     <w:uiPriority w:val="39"/>
     <w:unhideWhenUsed/>
     <w:pPr>
@@ -31953,10 +33697,10 @@
       <w:ind w:left="660"/>
     </w:pPr>
   </w:style>
-  <w:style w:type="paragraph" w:styleId="193">
+  <w:style w:type="paragraph" w:styleId="884">
     <w:name w:val="toc 5"/>
-    <w:basedOn w:val="664"/>
-    <w:next w:val="664"/>
+    <w:basedOn w:val="892"/>
+    <w:next w:val="892"/>
     <w:uiPriority w:val="39"/>
     <w:unhideWhenUsed/>
     <w:pPr>
@@ -31965,10 +33709,10 @@
       <w:ind w:left="880"/>
     </w:pPr>
   </w:style>
-  <w:style w:type="paragraph" w:styleId="194">
+  <w:style w:type="paragraph" w:styleId="885">
     <w:name w:val="toc 6"/>
-    <w:basedOn w:val="664"/>
-    <w:next w:val="664"/>
+    <w:basedOn w:val="892"/>
+    <w:next w:val="892"/>
     <w:uiPriority w:val="39"/>
     <w:unhideWhenUsed/>
     <w:pPr>
@@ -31977,10 +33721,10 @@
       <w:ind w:left="1100"/>
     </w:pPr>
   </w:style>
-  <w:style w:type="paragraph" w:styleId="195">
+  <w:style w:type="paragraph" w:styleId="886">
     <w:name w:val="toc 7"/>
-    <w:basedOn w:val="664"/>
-    <w:next w:val="664"/>
+    <w:basedOn w:val="892"/>
+    <w:next w:val="892"/>
     <w:uiPriority w:val="39"/>
     <w:unhideWhenUsed/>
     <w:pPr>
@@ -31989,10 +33733,10 @@
       <w:ind w:left="1320"/>
     </w:pPr>
   </w:style>
-  <w:style w:type="paragraph" w:styleId="196">
+  <w:style w:type="paragraph" w:styleId="887">
     <w:name w:val="toc 8"/>
-    <w:basedOn w:val="664"/>
-    <w:next w:val="664"/>
+    <w:basedOn w:val="892"/>
+    <w:next w:val="892"/>
     <w:uiPriority w:val="39"/>
     <w:unhideWhenUsed/>
     <w:pPr>
@@ -32001,10 +33745,10 @@
       <w:ind w:left="1540"/>
     </w:pPr>
   </w:style>
-  <w:style w:type="paragraph" w:styleId="197">
+  <w:style w:type="paragraph" w:styleId="888">
     <w:name w:val="toc 9"/>
-    <w:basedOn w:val="664"/>
-    <w:next w:val="664"/>
+    <w:basedOn w:val="892"/>
+    <w:next w:val="892"/>
     <w:uiPriority w:val="39"/>
     <w:unhideWhenUsed/>
     <w:pPr>
@@ -32013,9 +33757,9 @@
       <w:ind w:left="1760"/>
     </w:pPr>
   </w:style>
-  <w:style w:type="character" w:styleId="198">
+  <w:style w:type="character" w:styleId="889">
     <w:name w:val="Placeholder Text"/>
-    <w:basedOn w:val="148"/>
+    <w:basedOn w:val="842"/>
     <w:uiPriority w:val="99"/>
     <w:semiHidden/>
     <w:pPr>
@@ -32027,7 +33771,7 @@
       <w:color w:val="666666"/>
     </w:rPr>
   </w:style>
-  <w:style w:type="paragraph" w:styleId="208">
+  <w:style w:type="paragraph" w:styleId="890">
     <w:name w:val="TOC Heading"/>
     <w:uiPriority w:val="39"/>
     <w:unhideWhenUsed/>
@@ -32037,10 +33781,10 @@
       <w:ind/>
     </w:pPr>
   </w:style>
-  <w:style w:type="paragraph" w:styleId="209">
+  <w:style w:type="paragraph" w:styleId="891">
     <w:name w:val="table of figures"/>
-    <w:basedOn w:val="664"/>
-    <w:next w:val="664"/>
+    <w:basedOn w:val="892"/>
+    <w:next w:val="892"/>
     <w:uiPriority w:val="99"/>
     <w:unhideWhenUsed/>
     <w:pPr>
@@ -32049,7 +33793,7 @@
       <w:ind/>
     </w:pPr>
   </w:style>
-  <w:style w:type="paragraph" w:styleId="664" w:default="1">
+  <w:style w:type="paragraph" w:styleId="892" w:default="1">
     <w:name w:val="Normal"/>
     <w:qFormat/>
     <w:pPr>
@@ -32058,7 +33802,7 @@
       <w:ind/>
     </w:pPr>
   </w:style>
-  <w:style w:type="table" w:styleId="665" w:default="1">
+  <w:style w:type="table" w:styleId="893" w:default="1">
     <w:name w:val="Normal Table"/>
     <w:uiPriority w:val="99"/>
     <w:semiHidden/>
@@ -32251,7 +33995,7 @@
       </w:tcPr>
     </w:tblStylePr>
   </w:style>
-  <w:style w:type="numbering" w:styleId="666" w:default="1">
+  <w:style w:type="numbering" w:styleId="894" w:default="1">
     <w:name w:val="No List"/>
     <w:uiPriority w:val="99"/>
     <w:semiHidden/>
@@ -32262,9 +34006,9 @@
       <w:ind/>
     </w:pPr>
   </w:style>
-  <w:style w:type="paragraph" w:styleId="667">
+  <w:style w:type="paragraph" w:styleId="895">
     <w:name w:val="No Spacing"/>
-    <w:basedOn w:val="664"/>
+    <w:basedOn w:val="892"/>
     <w:uiPriority w:val="1"/>
     <w:qFormat/>
     <w:pPr>
@@ -32273,9 +34017,9 @@
       <w:ind/>
     </w:pPr>
   </w:style>
-  <w:style w:type="paragraph" w:styleId="668">
+  <w:style w:type="paragraph" w:styleId="896">
     <w:name w:val="List Paragraph"/>
-    <w:basedOn w:val="664"/>
+    <w:basedOn w:val="892"/>
     <w:uiPriority w:val="34"/>
     <w:qFormat/>
     <w:pPr>
